--- a/Docs/Modulo1.docx
+++ b/Docs/Modulo1.docx
@@ -14,8 +14,54 @@
           <w:b/>
           <w:bCs/>
         </w:rPr>
-        <w:tab/>
-      </w:r>
+        <w:t>Sistema de Gestión Veterinaria</w:t>
+      </w:r>
+    </w:p>
+    <w:p>
+      <w:pPr>
+        <w:rPr>
+          <w:b/>
+          <w:bCs/>
+        </w:rPr>
+      </w:pPr>
+      <w:r>
+        <w:rPr>
+          <w:b/>
+          <w:bCs/>
+        </w:rPr>
+        <w:t>Módulo 1 – Clientes / Mascotas</w:t>
+      </w:r>
+    </w:p>
+    <w:p>
+      <w:pPr>
+        <w:rPr>
+          <w:b/>
+          <w:bCs/>
+        </w:rPr>
+      </w:pPr>
+      <w:r>
+        <w:rPr>
+          <w:b/>
+          <w:bCs/>
+        </w:rPr>
+        <w:t>Integrante: Galo Izquierdo V.</w:t>
+      </w:r>
+    </w:p>
+    <w:p>
+      <w:pPr>
+        <w:rPr>
+          <w:b/>
+          <w:bCs/>
+        </w:rPr>
+      </w:pPr>
+    </w:p>
+    <w:p>
+      <w:pPr>
+        <w:rPr>
+          <w:b/>
+          <w:bCs/>
+        </w:rPr>
+      </w:pPr>
     </w:p>
     <w:p>
       <w:pPr>
@@ -329,7 +375,82 @@
           <w:b/>
           <w:bCs/>
         </w:rPr>
-        <w:t xml:space="preserve"> [3] Throw Exception  [4] Decisión: ¿c.getNombres() == null o inválido?</w:t>
+        <w:t xml:space="preserve"> [3] </w:t>
+      </w:r>
+      <w:proofErr w:type="spellStart"/>
+      <w:r>
+        <w:rPr>
+          <w:b/>
+          <w:bCs/>
+        </w:rPr>
+        <w:t>Throw</w:t>
+      </w:r>
+      <w:proofErr w:type="spellEnd"/>
+      <w:r>
+        <w:rPr>
+          <w:b/>
+          <w:bCs/>
+        </w:rPr>
+        <w:t xml:space="preserve"> </w:t>
+      </w:r>
+      <w:proofErr w:type="spellStart"/>
+      <w:proofErr w:type="gramStart"/>
+      <w:r>
+        <w:rPr>
+          <w:b/>
+          <w:bCs/>
+        </w:rPr>
+        <w:t>Exception</w:t>
+      </w:r>
+      <w:proofErr w:type="spellEnd"/>
+      <w:r>
+        <w:rPr>
+          <w:b/>
+          <w:bCs/>
+        </w:rPr>
+        <w:t xml:space="preserve">  [</w:t>
+      </w:r>
+      <w:proofErr w:type="gramEnd"/>
+      <w:r>
+        <w:rPr>
+          <w:b/>
+          <w:bCs/>
+        </w:rPr>
+        <w:t>4] Decisión: ¿</w:t>
+      </w:r>
+      <w:proofErr w:type="spellStart"/>
+      <w:proofErr w:type="gramStart"/>
+      <w:r>
+        <w:rPr>
+          <w:b/>
+          <w:bCs/>
+        </w:rPr>
+        <w:t>c.getNombres</w:t>
+      </w:r>
+      <w:proofErr w:type="spellEnd"/>
+      <w:proofErr w:type="gramEnd"/>
+      <w:r>
+        <w:rPr>
+          <w:b/>
+          <w:bCs/>
+        </w:rPr>
+        <w:t xml:space="preserve">() == </w:t>
+      </w:r>
+      <w:proofErr w:type="spellStart"/>
+      <w:r>
+        <w:rPr>
+          <w:b/>
+          <w:bCs/>
+        </w:rPr>
+        <w:t>null</w:t>
+      </w:r>
+      <w:proofErr w:type="spellEnd"/>
+      <w:r>
+        <w:rPr>
+          <w:b/>
+          <w:bCs/>
+        </w:rPr>
+        <w:t xml:space="preserve"> o inválido?</w:t>
       </w:r>
     </w:p>
     <w:p>
@@ -383,8 +504,17 @@
           <w:b/>
           <w:bCs/>
         </w:rPr>
-        <w:t xml:space="preserve">                           v       v</w:t>
-      </w:r>
+        <w:t xml:space="preserve">                           v       </w:t>
+      </w:r>
+      <w:proofErr w:type="spellStart"/>
+      <w:r>
+        <w:rPr>
+          <w:b/>
+          <w:bCs/>
+        </w:rPr>
+        <w:t>v</w:t>
+      </w:r>
+      <w:proofErr w:type="spellEnd"/>
     </w:p>
     <w:p>
       <w:pPr>
@@ -401,7 +531,82 @@
           <w:b/>
           <w:bCs/>
         </w:rPr>
-        <w:t xml:space="preserve">                 [5] Throw Exception  [6] Decisión: ¿c.getTelefono() == null o inválido?</w:t>
+        <w:t xml:space="preserve">                 [5] </w:t>
+      </w:r>
+      <w:proofErr w:type="spellStart"/>
+      <w:r>
+        <w:rPr>
+          <w:b/>
+          <w:bCs/>
+        </w:rPr>
+        <w:t>Throw</w:t>
+      </w:r>
+      <w:proofErr w:type="spellEnd"/>
+      <w:r>
+        <w:rPr>
+          <w:b/>
+          <w:bCs/>
+        </w:rPr>
+        <w:t xml:space="preserve"> </w:t>
+      </w:r>
+      <w:proofErr w:type="spellStart"/>
+      <w:proofErr w:type="gramStart"/>
+      <w:r>
+        <w:rPr>
+          <w:b/>
+          <w:bCs/>
+        </w:rPr>
+        <w:t>Exception</w:t>
+      </w:r>
+      <w:proofErr w:type="spellEnd"/>
+      <w:r>
+        <w:rPr>
+          <w:b/>
+          <w:bCs/>
+        </w:rPr>
+        <w:t xml:space="preserve">  [</w:t>
+      </w:r>
+      <w:proofErr w:type="gramEnd"/>
+      <w:r>
+        <w:rPr>
+          <w:b/>
+          <w:bCs/>
+        </w:rPr>
+        <w:t>6] Decisión: ¿</w:t>
+      </w:r>
+      <w:proofErr w:type="spellStart"/>
+      <w:proofErr w:type="gramStart"/>
+      <w:r>
+        <w:rPr>
+          <w:b/>
+          <w:bCs/>
+        </w:rPr>
+        <w:t>c.getTelefono</w:t>
+      </w:r>
+      <w:proofErr w:type="spellEnd"/>
+      <w:proofErr w:type="gramEnd"/>
+      <w:r>
+        <w:rPr>
+          <w:b/>
+          <w:bCs/>
+        </w:rPr>
+        <w:t xml:space="preserve">() == </w:t>
+      </w:r>
+      <w:proofErr w:type="spellStart"/>
+      <w:r>
+        <w:rPr>
+          <w:b/>
+          <w:bCs/>
+        </w:rPr>
+        <w:t>null</w:t>
+      </w:r>
+      <w:proofErr w:type="spellEnd"/>
+      <w:r>
+        <w:rPr>
+          <w:b/>
+          <w:bCs/>
+        </w:rPr>
+        <w:t xml:space="preserve"> o inválido?</w:t>
       </w:r>
     </w:p>
     <w:p>
@@ -455,8 +660,17 @@
           <w:b/>
           <w:bCs/>
         </w:rPr>
-        <w:t xml:space="preserve">                                           v       v</w:t>
-      </w:r>
+        <w:t xml:space="preserve">                                           v       </w:t>
+      </w:r>
+      <w:proofErr w:type="spellStart"/>
+      <w:r>
+        <w:rPr>
+          <w:b/>
+          <w:bCs/>
+        </w:rPr>
+        <w:t>v</w:t>
+      </w:r>
+      <w:proofErr w:type="spellEnd"/>
     </w:p>
     <w:p>
       <w:pPr>
@@ -473,7 +687,48 @@
           <w:b/>
           <w:bCs/>
         </w:rPr>
-        <w:t xml:space="preserve">                                 [7] Throw Exception  [8] Fin del método (Validación Exitosa)</w:t>
+        <w:t xml:space="preserve">                                 [7] </w:t>
+      </w:r>
+      <w:proofErr w:type="spellStart"/>
+      <w:r>
+        <w:rPr>
+          <w:b/>
+          <w:bCs/>
+        </w:rPr>
+        <w:t>Throw</w:t>
+      </w:r>
+      <w:proofErr w:type="spellEnd"/>
+      <w:r>
+        <w:rPr>
+          <w:b/>
+          <w:bCs/>
+        </w:rPr>
+        <w:t xml:space="preserve"> </w:t>
+      </w:r>
+      <w:proofErr w:type="spellStart"/>
+      <w:proofErr w:type="gramStart"/>
+      <w:r>
+        <w:rPr>
+          <w:b/>
+          <w:bCs/>
+        </w:rPr>
+        <w:t>Exception</w:t>
+      </w:r>
+      <w:proofErr w:type="spellEnd"/>
+      <w:r>
+        <w:rPr>
+          <w:b/>
+          <w:bCs/>
+        </w:rPr>
+        <w:t xml:space="preserve">  [</w:t>
+      </w:r>
+      <w:proofErr w:type="gramEnd"/>
+      <w:r>
+        <w:rPr>
+          <w:b/>
+          <w:bCs/>
+        </w:rPr>
+        <w:t>8] Fin del método (Validación Exitosa)</w:t>
       </w:r>
     </w:p>
     <w:p>
@@ -503,17 +758,17 @@
         <w:tabs>
           <w:tab w:val="left" w:pos="528"/>
         </w:tabs>
-        <w:rPr>
-          <w:b/>
-          <w:bCs/>
-        </w:rPr>
-      </w:pPr>
-      <w:r>
-        <w:rPr>
-          <w:b/>
-          <w:bCs/>
-        </w:rPr>
-        <w:t>Nodo 1: Inicio del método y evaluación del primer if (Cédula).</w:t>
+      </w:pPr>
+      <w:r>
+        <w:t xml:space="preserve">Nodo 1: Inicio del método y evaluación del primer </w:t>
+      </w:r>
+      <w:proofErr w:type="spellStart"/>
+      <w:r>
+        <w:t>if</w:t>
+      </w:r>
+      <w:proofErr w:type="spellEnd"/>
+      <w:r>
+        <w:t xml:space="preserve"> (Cédula).</w:t>
       </w:r>
     </w:p>
     <w:p>
@@ -525,17 +780,25 @@
         <w:tabs>
           <w:tab w:val="left" w:pos="528"/>
         </w:tabs>
-        <w:rPr>
-          <w:b/>
-          <w:bCs/>
-        </w:rPr>
-      </w:pPr>
-      <w:r>
-        <w:rPr>
-          <w:b/>
-          <w:bCs/>
-        </w:rPr>
-        <w:t>Nodo 2: Lanzamiento de excepción por Cédula inválida (throw new Exception).</w:t>
+      </w:pPr>
+      <w:r>
+        <w:t>Nodo 2: Lanzamiento de excepción por Cédula inválida (</w:t>
+      </w:r>
+      <w:proofErr w:type="spellStart"/>
+      <w:r>
+        <w:t>throw</w:t>
+      </w:r>
+      <w:proofErr w:type="spellEnd"/>
+      <w:r>
+        <w:t xml:space="preserve"> new </w:t>
+      </w:r>
+      <w:proofErr w:type="spellStart"/>
+      <w:r>
+        <w:t>Exception</w:t>
+      </w:r>
+      <w:proofErr w:type="spellEnd"/>
+      <w:r>
+        <w:t>).</w:t>
       </w:r>
     </w:p>
     <w:p>
@@ -547,17 +810,17 @@
         <w:tabs>
           <w:tab w:val="left" w:pos="528"/>
         </w:tabs>
-        <w:rPr>
-          <w:b/>
-          <w:bCs/>
-        </w:rPr>
-      </w:pPr>
-      <w:r>
-        <w:rPr>
-          <w:b/>
-          <w:bCs/>
-        </w:rPr>
-        <w:t>Nodo 3: Evaluación del segundo if (Nombres).</w:t>
+      </w:pPr>
+      <w:r>
+        <w:t xml:space="preserve">Nodo 3: Evaluación del segundo </w:t>
+      </w:r>
+      <w:proofErr w:type="spellStart"/>
+      <w:r>
+        <w:t>if</w:t>
+      </w:r>
+      <w:proofErr w:type="spellEnd"/>
+      <w:r>
+        <w:t xml:space="preserve"> (Nombres).</w:t>
       </w:r>
     </w:p>
     <w:p>
@@ -569,17 +832,25 @@
         <w:tabs>
           <w:tab w:val="left" w:pos="528"/>
         </w:tabs>
-        <w:rPr>
-          <w:b/>
-          <w:bCs/>
-        </w:rPr>
-      </w:pPr>
-      <w:r>
-        <w:rPr>
-          <w:b/>
-          <w:bCs/>
-        </w:rPr>
-        <w:t>Nodo 4: Lanzamiento de excepción por Nombre inválido (throw new Exception).</w:t>
+      </w:pPr>
+      <w:r>
+        <w:t>Nodo 4: Lanzamiento de excepción por Nombre inválido (</w:t>
+      </w:r>
+      <w:proofErr w:type="spellStart"/>
+      <w:r>
+        <w:t>throw</w:t>
+      </w:r>
+      <w:proofErr w:type="spellEnd"/>
+      <w:r>
+        <w:t xml:space="preserve"> new </w:t>
+      </w:r>
+      <w:proofErr w:type="spellStart"/>
+      <w:r>
+        <w:t>Exception</w:t>
+      </w:r>
+      <w:proofErr w:type="spellEnd"/>
+      <w:r>
+        <w:t>).</w:t>
       </w:r>
     </w:p>
     <w:p>
@@ -591,17 +862,17 @@
         <w:tabs>
           <w:tab w:val="left" w:pos="528"/>
         </w:tabs>
-        <w:rPr>
-          <w:b/>
-          <w:bCs/>
-        </w:rPr>
-      </w:pPr>
-      <w:r>
-        <w:rPr>
-          <w:b/>
-          <w:bCs/>
-        </w:rPr>
-        <w:t>Nodo 5: Evaluación del tercer if (Teléfono).</w:t>
+      </w:pPr>
+      <w:r>
+        <w:t xml:space="preserve">Nodo 5: Evaluación del tercer </w:t>
+      </w:r>
+      <w:proofErr w:type="spellStart"/>
+      <w:r>
+        <w:t>if</w:t>
+      </w:r>
+      <w:proofErr w:type="spellEnd"/>
+      <w:r>
+        <w:t xml:space="preserve"> (Teléfono).</w:t>
       </w:r>
     </w:p>
     <w:p>
@@ -613,17 +884,25 @@
         <w:tabs>
           <w:tab w:val="left" w:pos="528"/>
         </w:tabs>
-        <w:rPr>
-          <w:b/>
-          <w:bCs/>
-        </w:rPr>
-      </w:pPr>
-      <w:r>
-        <w:rPr>
-          <w:b/>
-          <w:bCs/>
-        </w:rPr>
-        <w:t>Nodo 6: Lanzamiento de excepción por Teléfono inválido (throw new Exception).</w:t>
+      </w:pPr>
+      <w:r>
+        <w:t>Nodo 6: Lanzamiento de excepción por Teléfono inválido (</w:t>
+      </w:r>
+      <w:proofErr w:type="spellStart"/>
+      <w:r>
+        <w:t>throw</w:t>
+      </w:r>
+      <w:proofErr w:type="spellEnd"/>
+      <w:r>
+        <w:t xml:space="preserve"> new </w:t>
+      </w:r>
+      <w:proofErr w:type="spellStart"/>
+      <w:r>
+        <w:t>Exception</w:t>
+      </w:r>
+      <w:proofErr w:type="spellEnd"/>
+      <w:r>
+        <w:t>).</w:t>
       </w:r>
     </w:p>
     <w:p>
@@ -635,16 +914,8 @@
         <w:tabs>
           <w:tab w:val="left" w:pos="528"/>
         </w:tabs>
-        <w:rPr>
-          <w:b/>
-          <w:bCs/>
-        </w:rPr>
-      </w:pPr>
-      <w:r>
-        <w:rPr>
-          <w:b/>
-          <w:bCs/>
-        </w:rPr>
+      </w:pPr>
+      <w:r>
         <w:t>Nodo 7: Nodo de fin/salida exitosa del método.</w:t>
       </w:r>
     </w:p>
@@ -678,21 +949,20 @@
           <w:b/>
           <w:bCs/>
         </w:rPr>
-        <w:t>Cálculo de la Complejidad Ciclomática</w:t>
-      </w:r>
-    </w:p>
-    <w:p>
-      <w:pPr>
-        <w:rPr>
-          <w:b/>
-          <w:bCs/>
-        </w:rPr>
-      </w:pPr>
-      <w:r>
-        <w:rPr>
-          <w:b/>
-          <w:bCs/>
-        </w:rPr>
+        <w:t xml:space="preserve">Cálculo de la Complejidad </w:t>
+      </w:r>
+      <w:proofErr w:type="spellStart"/>
+      <w:r>
+        <w:rPr>
+          <w:b/>
+          <w:bCs/>
+        </w:rPr>
+        <w:t>Ciclomática</w:t>
+      </w:r>
+      <w:proofErr w:type="spellEnd"/>
+    </w:p>
+    <w:p>
+      <w:r>
         <w:t>Demostración Matemática del Cálculo (M)</w:t>
       </w:r>
     </w:p>
@@ -721,16 +991,8 @@
           <w:ilvl w:val="1"/>
           <w:numId w:val="5"/>
         </w:numPr>
-        <w:rPr>
-          <w:b/>
-          <w:bCs/>
-        </w:rPr>
-      </w:pPr>
-      <w:r>
-        <w:rPr>
-          <w:b/>
-          <w:bCs/>
-        </w:rPr>
+      </w:pPr>
+      <w:r>
         <w:t>Número de Aristas (E): 9 flechas conectoras.</w:t>
       </w:r>
     </w:p>
@@ -740,16 +1002,8 @@
           <w:ilvl w:val="1"/>
           <w:numId w:val="5"/>
         </w:numPr>
-        <w:rPr>
-          <w:b/>
-          <w:bCs/>
-        </w:rPr>
-      </w:pPr>
-      <w:r>
-        <w:rPr>
-          <w:b/>
-          <w:bCs/>
-        </w:rPr>
+      </w:pPr>
+      <w:r>
         <w:t>Número de Nodos (N): 7 círculos de estado.</w:t>
       </w:r>
     </w:p>
@@ -759,16 +1013,8 @@
           <w:ilvl w:val="1"/>
           <w:numId w:val="5"/>
         </w:numPr>
-        <w:rPr>
-          <w:b/>
-          <w:bCs/>
-        </w:rPr>
-      </w:pPr>
-      <w:r>
-        <w:rPr>
-          <w:b/>
-          <w:bCs/>
-        </w:rPr>
+      </w:pPr>
+      <w:r>
         <w:t>Componentes conexos (P): 1.</w:t>
       </w:r>
     </w:p>
@@ -778,16 +1024,8 @@
           <w:ilvl w:val="1"/>
           <w:numId w:val="5"/>
         </w:numPr>
-        <w:rPr>
-          <w:b/>
-          <w:bCs/>
-        </w:rPr>
-      </w:pPr>
-      <w:r>
-        <w:rPr>
-          <w:b/>
-          <w:bCs/>
-        </w:rPr>
+      </w:pPr>
+      <w:r>
         <w:t>M = 9 - 7 + 2(1) = 4</w:t>
       </w:r>
     </w:p>
@@ -816,50 +1054,33 @@
           <w:b/>
           <w:bCs/>
         </w:rPr>
-        <w:t xml:space="preserve">Por </w:t>
-      </w:r>
-      <w:r>
-        <w:rPr>
-          <w:b/>
-          <w:bCs/>
-        </w:rPr>
-        <w:t>Regiones</w:t>
-      </w:r>
-      <w:r>
-        <w:rPr>
-          <w:b/>
-          <w:bCs/>
-        </w:rPr>
+        <w:t>Por Regiones:</w:t>
+      </w:r>
+    </w:p>
+    <w:p>
+      <w:r>
+        <w:lastRenderedPageBreak/>
+        <w:t xml:space="preserve">El grafo encierra 3 espacios cerrados en sus caminos alternativos más 1 región que representa el espacio infinito exterior. </w:t>
+      </w:r>
+    </w:p>
+    <w:p>
+      <w:r>
+        <w:t>M = P + 1</w:t>
+      </w:r>
+    </w:p>
+    <w:p>
+      <w:r>
+        <w:t xml:space="preserve">Donde P es el número de </w:t>
+      </w:r>
+      <w:r>
+        <w:t>regiones</w:t>
+      </w:r>
+      <w:r>
         <w:t>:</w:t>
       </w:r>
     </w:p>
     <w:p>
       <w:r>
-        <w:lastRenderedPageBreak/>
-        <w:t>El grafo encierra 3 espacios cerrados en sus caminos alternativos más 1 región que representa el espacio infinito exterior.</w:t>
-      </w:r>
-      <w:r>
-        <w:t xml:space="preserve"> </w:t>
-      </w:r>
-    </w:p>
-    <w:p>
-      <w:r>
-        <w:t>M = P + 1</w:t>
-      </w:r>
-    </w:p>
-    <w:p>
-      <w:r>
-        <w:t xml:space="preserve">Donde P es el número de </w:t>
-      </w:r>
-      <w:r>
-        <w:t>regiones</w:t>
-      </w:r>
-      <w:r>
-        <w:t>:</w:t>
-      </w:r>
-    </w:p>
-    <w:p>
-      <w:r>
         <w:t>M = 3 + 1 = 4</w:t>
       </w:r>
     </w:p>
@@ -872,7 +1093,15 @@
         <w:t>Conclusión:</w:t>
       </w:r>
       <w:r>
-        <w:t xml:space="preserve"> El método tiene una complejidad ciclomática de </w:t>
+        <w:t xml:space="preserve"> El método tiene una complejidad </w:t>
+      </w:r>
+      <w:proofErr w:type="spellStart"/>
+      <w:r>
+        <w:t>ciclomática</w:t>
+      </w:r>
+      <w:proofErr w:type="spellEnd"/>
+      <w:r>
+        <w:t xml:space="preserve"> de </w:t>
       </w:r>
       <w:r>
         <w:rPr>
@@ -882,7 +1111,15 @@
         <w:t>4</w:t>
       </w:r>
       <w:r>
-        <w:t xml:space="preserve">. Esto significa que es un método de bajo riesgo, lineal, altamente testeable, y requiere exactamente </w:t>
+        <w:t xml:space="preserve">. Esto significa que es un método de bajo riesgo, lineal, altamente </w:t>
+      </w:r>
+      <w:proofErr w:type="spellStart"/>
+      <w:r>
+        <w:t>testeable</w:t>
+      </w:r>
+      <w:proofErr w:type="spellEnd"/>
+      <w:r>
+        <w:t xml:space="preserve">, y requiere exactamente </w:t>
       </w:r>
       <w:r>
         <w:rPr>
@@ -907,7 +1144,55 @@
           <w:b/>
           <w:bCs/>
         </w:rPr>
-        <w:t>MÉTODO 2: guardar(ModeloCliente c, List&lt;ModeloMascota&gt; mascotas)</w:t>
+        <w:t xml:space="preserve">MÉTODO 2: </w:t>
+      </w:r>
+      <w:proofErr w:type="gramStart"/>
+      <w:r>
+        <w:rPr>
+          <w:b/>
+          <w:bCs/>
+        </w:rPr>
+        <w:t>guardar(</w:t>
+      </w:r>
+      <w:proofErr w:type="gramEnd"/>
+      <w:r>
+        <w:rPr>
+          <w:b/>
+          <w:bCs/>
+        </w:rPr>
+        <w:t xml:space="preserve">ModeloCliente c, </w:t>
+      </w:r>
+      <w:proofErr w:type="spellStart"/>
+      <w:r>
+        <w:rPr>
+          <w:b/>
+          <w:bCs/>
+        </w:rPr>
+        <w:t>List</w:t>
+      </w:r>
+      <w:proofErr w:type="spellEnd"/>
+      <w:r>
+        <w:rPr>
+          <w:b/>
+          <w:bCs/>
+        </w:rPr>
+        <w:t>&lt;</w:t>
+      </w:r>
+      <w:proofErr w:type="spellStart"/>
+      <w:r>
+        <w:rPr>
+          <w:b/>
+          <w:bCs/>
+        </w:rPr>
+        <w:t>ModeloMascota</w:t>
+      </w:r>
+      <w:proofErr w:type="spellEnd"/>
+      <w:r>
+        <w:rPr>
+          <w:b/>
+          <w:bCs/>
+        </w:rPr>
+        <w:t>&gt; mascotas)</w:t>
       </w:r>
     </w:p>
     <w:p>
@@ -1084,7 +1369,15 @@
     </w:p>
     <w:p>
       <w:r>
-        <w:t xml:space="preserve">         [2] Decisión: ¿mascotas es null o vacía?</w:t>
+        <w:t xml:space="preserve">         [2] Decisión: ¿mascotas es </w:t>
+      </w:r>
+      <w:proofErr w:type="spellStart"/>
+      <w:r>
+        <w:t>null</w:t>
+      </w:r>
+      <w:proofErr w:type="spellEnd"/>
+      <w:r>
+        <w:t xml:space="preserve"> o vacía?</w:t>
       </w:r>
     </w:p>
     <w:p>
@@ -1099,13 +1392,47 @@
     </w:p>
     <w:p>
       <w:r>
-        <w:t xml:space="preserve">              v       v</w:t>
-      </w:r>
+        <w:t xml:space="preserve">              v       </w:t>
+      </w:r>
+      <w:proofErr w:type="spellStart"/>
+      <w:r>
+        <w:t>v</w:t>
+      </w:r>
+      <w:proofErr w:type="spellEnd"/>
     </w:p>
     <w:p>
       <w:r>
         <w:lastRenderedPageBreak/>
-        <w:t xml:space="preserve">    [3] Throw Exception  [4] Bucle/For: ¿Hay más mascotas por validar?</w:t>
+        <w:t xml:space="preserve">    [3] </w:t>
+      </w:r>
+      <w:proofErr w:type="spellStart"/>
+      <w:r>
+        <w:t>Throw</w:t>
+      </w:r>
+      <w:proofErr w:type="spellEnd"/>
+      <w:r>
+        <w:t xml:space="preserve"> </w:t>
+      </w:r>
+      <w:proofErr w:type="spellStart"/>
+      <w:proofErr w:type="gramStart"/>
+      <w:r>
+        <w:t>Exception</w:t>
+      </w:r>
+      <w:proofErr w:type="spellEnd"/>
+      <w:r>
+        <w:t xml:space="preserve">  [</w:t>
+      </w:r>
+      <w:proofErr w:type="gramEnd"/>
+      <w:r>
+        <w:t>4] Bucle/</w:t>
+      </w:r>
+      <w:proofErr w:type="spellStart"/>
+      <w:r>
+        <w:t>For</w:t>
+      </w:r>
+      <w:proofErr w:type="spellEnd"/>
+      <w:r>
+        <w:t>: ¿Hay más mascotas por validar?</w:t>
       </w:r>
     </w:p>
     <w:p>
@@ -1120,12 +1447,41 @@
     </w:p>
     <w:p>
       <w:r>
-        <w:t xml:space="preserve">                              v       v</w:t>
-      </w:r>
-    </w:p>
-    <w:p>
-      <w:r>
-        <w:t xml:space="preserve">                    [5] validarMascota(m)  [6] Conexión DB / setAutoCommit(false)</w:t>
+        <w:t xml:space="preserve">                              v       </w:t>
+      </w:r>
+      <w:proofErr w:type="spellStart"/>
+      <w:r>
+        <w:t>v</w:t>
+      </w:r>
+      <w:proofErr w:type="spellEnd"/>
+    </w:p>
+    <w:p>
+      <w:r>
+        <w:t xml:space="preserve">                    [5] </w:t>
+      </w:r>
+      <w:proofErr w:type="spellStart"/>
+      <w:r>
+        <w:t>validarMascota</w:t>
+      </w:r>
+      <w:proofErr w:type="spellEnd"/>
+      <w:r>
+        <w:t>(m</w:t>
+      </w:r>
+      <w:proofErr w:type="gramStart"/>
+      <w:r>
+        <w:t>)  [</w:t>
+      </w:r>
+      <w:proofErr w:type="gramEnd"/>
+      <w:r>
+        <w:t xml:space="preserve">6] Conexión DB / </w:t>
+      </w:r>
+      <w:proofErr w:type="spellStart"/>
+      <w:r>
+        <w:t>setAutoCommit</w:t>
+      </w:r>
+      <w:proofErr w:type="spellEnd"/>
+      <w:r>
+        <w:t>(false)</w:t>
       </w:r>
     </w:p>
     <w:p>
@@ -1140,7 +1496,25 @@
     </w:p>
     <w:p>
       <w:r>
-        <w:t xml:space="preserve">                                           [7] Decisión: ¿c.getId() == null o 0?</w:t>
+        <w:t xml:space="preserve">                                           [7] Decisión: ¿</w:t>
+      </w:r>
+      <w:proofErr w:type="spellStart"/>
+      <w:proofErr w:type="gramStart"/>
+      <w:r>
+        <w:t>c.getId</w:t>
+      </w:r>
+      <w:proofErr w:type="spellEnd"/>
+      <w:proofErr w:type="gramEnd"/>
+      <w:r>
+        <w:t xml:space="preserve">() == </w:t>
+      </w:r>
+      <w:proofErr w:type="spellStart"/>
+      <w:r>
+        <w:t>null</w:t>
+      </w:r>
+      <w:proofErr w:type="spellEnd"/>
+      <w:r>
+        <w:t xml:space="preserve"> o 0?</w:t>
       </w:r>
     </w:p>
     <w:p>
@@ -1155,13 +1529,36 @@
     </w:p>
     <w:p>
       <w:r>
-        <w:t xml:space="preserve">                                               v       v</w:t>
-      </w:r>
-    </w:p>
-    <w:p>
-      <w:r>
-        <w:t xml:space="preserve">                                     [8] insertarCliente  [9] actualizarCliente</w:t>
-      </w:r>
+        <w:t xml:space="preserve">                                               v       </w:t>
+      </w:r>
+      <w:proofErr w:type="spellStart"/>
+      <w:r>
+        <w:t>v</w:t>
+      </w:r>
+      <w:proofErr w:type="spellEnd"/>
+    </w:p>
+    <w:p>
+      <w:r>
+        <w:t xml:space="preserve">                                     [8] </w:t>
+      </w:r>
+      <w:proofErr w:type="spellStart"/>
+      <w:proofErr w:type="gramStart"/>
+      <w:r>
+        <w:t>insertarCliente</w:t>
+      </w:r>
+      <w:proofErr w:type="spellEnd"/>
+      <w:r>
+        <w:t xml:space="preserve">  [</w:t>
+      </w:r>
+      <w:proofErr w:type="gramEnd"/>
+      <w:r>
+        <w:t xml:space="preserve">9] </w:t>
+      </w:r>
+      <w:proofErr w:type="spellStart"/>
+      <w:r>
+        <w:t>actualizarCliente</w:t>
+      </w:r>
+      <w:proofErr w:type="spellEnd"/>
     </w:p>
     <w:p>
       <w:r>
@@ -1170,12 +1567,35 @@
     </w:p>
     <w:p>
       <w:r>
-        <w:t xml:space="preserve">                                                v     v</w:t>
-      </w:r>
-    </w:p>
-    <w:p>
-      <w:r>
-        <w:t xml:space="preserve">                                           [10] guardarMascotas y con.commit()</w:t>
+        <w:t xml:space="preserve">                                                v     </w:t>
+      </w:r>
+      <w:proofErr w:type="spellStart"/>
+      <w:r>
+        <w:t>v</w:t>
+      </w:r>
+      <w:proofErr w:type="spellEnd"/>
+    </w:p>
+    <w:p>
+      <w:r>
+        <w:t xml:space="preserve">                                           [10] </w:t>
+      </w:r>
+      <w:proofErr w:type="spellStart"/>
+      <w:r>
+        <w:t>guardarMascotas</w:t>
+      </w:r>
+      <w:proofErr w:type="spellEnd"/>
+      <w:r>
+        <w:t xml:space="preserve"> y </w:t>
+      </w:r>
+      <w:proofErr w:type="spellStart"/>
+      <w:proofErr w:type="gramStart"/>
+      <w:r>
+        <w:t>con.commit</w:t>
+      </w:r>
+      <w:proofErr w:type="spellEnd"/>
+      <w:proofErr w:type="gramEnd"/>
+      <w:r>
+        <w:t>()</w:t>
       </w:r>
     </w:p>
     <w:p>
@@ -1190,7 +1610,17 @@
     </w:p>
     <w:p>
       <w:r>
-        <w:t xml:space="preserve">                                           [11] Fin / con.close()</w:t>
+        <w:t xml:space="preserve">                                           [11] Fin / </w:t>
+      </w:r>
+      <w:proofErr w:type="spellStart"/>
+      <w:proofErr w:type="gramStart"/>
+      <w:r>
+        <w:t>con.close</w:t>
+      </w:r>
+      <w:proofErr w:type="spellEnd"/>
+      <w:proofErr w:type="gramEnd"/>
+      <w:r>
+        <w:t>()</w:t>
       </w:r>
     </w:p>
     <w:p/>
@@ -1217,14 +1647,23 @@
         </w:numPr>
       </w:pPr>
       <w:r>
-        <w:rPr>
-          <w:b/>
-          <w:bCs/>
-        </w:rPr>
-        <w:t>Nodo 1:</w:t>
-      </w:r>
-      <w:r>
-        <w:t xml:space="preserve"> Llamada a validarCliente(c) y evaluación de la condición de lista de mascotas (if mascotas == null).</w:t>
+        <w:t>Nodo 1: Llamada a validarCliente(c) y evaluación de la condición de lista de mascotas (</w:t>
+      </w:r>
+      <w:proofErr w:type="spellStart"/>
+      <w:r>
+        <w:t>if</w:t>
+      </w:r>
+      <w:proofErr w:type="spellEnd"/>
+      <w:r>
+        <w:t xml:space="preserve"> mascotas == </w:t>
+      </w:r>
+      <w:proofErr w:type="spellStart"/>
+      <w:r>
+        <w:t>null</w:t>
+      </w:r>
+      <w:proofErr w:type="spellEnd"/>
+      <w:r>
+        <w:t>).</w:t>
       </w:r>
     </w:p>
     <w:p>
@@ -1235,14 +1674,7 @@
         </w:numPr>
       </w:pPr>
       <w:r>
-        <w:rPr>
-          <w:b/>
-          <w:bCs/>
-        </w:rPr>
-        <w:t>Nodo 2:</w:t>
-      </w:r>
-      <w:r>
-        <w:t xml:space="preserve"> Lanzamiento de excepción si la lista está vacía.</w:t>
+        <w:t>Nodo 2: Lanzamiento de excepción si la lista está vacía.</w:t>
       </w:r>
     </w:p>
     <w:p>
@@ -1253,14 +1685,15 @@
         </w:numPr>
       </w:pPr>
       <w:r>
-        <w:rPr>
-          <w:b/>
-          <w:bCs/>
-        </w:rPr>
-        <w:t>Nodo 3:</w:t>
-      </w:r>
-      <w:r>
-        <w:t xml:space="preserve"> Cabecera e inicio del bucle for (Evaluación si quedan mascotas por procesar).</w:t>
+        <w:t xml:space="preserve">Nodo 3: Cabecera e inicio del bucle </w:t>
+      </w:r>
+      <w:proofErr w:type="spellStart"/>
+      <w:r>
+        <w:t>for</w:t>
+      </w:r>
+      <w:proofErr w:type="spellEnd"/>
+      <w:r>
+        <w:t xml:space="preserve"> (Evaluación si quedan mascotas por procesar).</w:t>
       </w:r>
     </w:p>
     <w:p>
@@ -1271,14 +1704,15 @@
         </w:numPr>
       </w:pPr>
       <w:r>
-        <w:rPr>
-          <w:b/>
-          <w:bCs/>
-        </w:rPr>
-        <w:t>Nodo 4:</w:t>
-      </w:r>
-      <w:r>
-        <w:t xml:space="preserve"> Cuerpo del ciclo: validarMascota(m).</w:t>
+        <w:t xml:space="preserve">Nodo 4: Cuerpo del ciclo: </w:t>
+      </w:r>
+      <w:proofErr w:type="spellStart"/>
+      <w:r>
+        <w:t>validarMascota</w:t>
+      </w:r>
+      <w:proofErr w:type="spellEnd"/>
+      <w:r>
+        <w:t>(m).</w:t>
       </w:r>
     </w:p>
     <w:p>
@@ -1289,14 +1723,25 @@
         </w:numPr>
       </w:pPr>
       <w:r>
-        <w:rPr>
-          <w:b/>
-          <w:bCs/>
-        </w:rPr>
-        <w:t>Nodo 5:</w:t>
-      </w:r>
-      <w:r>
-        <w:t xml:space="preserve"> Preparación de conexión y evaluación de la identidad del cliente (if c.getId() == 0).</w:t>
+        <w:t>Nodo 5: Preparación de conexión y evaluación de la identidad del cliente (</w:t>
+      </w:r>
+      <w:proofErr w:type="spellStart"/>
+      <w:r>
+        <w:t>if</w:t>
+      </w:r>
+      <w:proofErr w:type="spellEnd"/>
+      <w:r>
+        <w:t xml:space="preserve"> </w:t>
+      </w:r>
+      <w:proofErr w:type="spellStart"/>
+      <w:proofErr w:type="gramStart"/>
+      <w:r>
+        <w:t>c.getId</w:t>
+      </w:r>
+      <w:proofErr w:type="spellEnd"/>
+      <w:proofErr w:type="gramEnd"/>
+      <w:r>
+        <w:t>() == 0).</w:t>
       </w:r>
     </w:p>
     <w:p>
@@ -1307,14 +1752,15 @@
         </w:numPr>
       </w:pPr>
       <w:r>
-        <w:rPr>
-          <w:b/>
-          <w:bCs/>
-        </w:rPr>
-        <w:t>Nodo 6:</w:t>
-      </w:r>
-      <w:r>
-        <w:t xml:space="preserve"> Operación de Inserción (insertarCliente).</w:t>
+        <w:t>Nodo 6: Operación de Inserción (</w:t>
+      </w:r>
+      <w:proofErr w:type="spellStart"/>
+      <w:r>
+        <w:t>insertarCliente</w:t>
+      </w:r>
+      <w:proofErr w:type="spellEnd"/>
+      <w:r>
+        <w:t>).</w:t>
       </w:r>
     </w:p>
     <w:p>
@@ -1325,14 +1771,15 @@
         </w:numPr>
       </w:pPr>
       <w:r>
-        <w:rPr>
-          <w:b/>
-          <w:bCs/>
-        </w:rPr>
-        <w:t>Nodo 7:</w:t>
-      </w:r>
-      <w:r>
-        <w:t xml:space="preserve"> Operación de Actualización (actualizarCliente).</w:t>
+        <w:t>Nodo 7: Operación de Actualización (</w:t>
+      </w:r>
+      <w:proofErr w:type="spellStart"/>
+      <w:r>
+        <w:t>actualizarCliente</w:t>
+      </w:r>
+      <w:proofErr w:type="spellEnd"/>
+      <w:r>
+        <w:t>).</w:t>
       </w:r>
     </w:p>
     <w:p>
@@ -1343,14 +1790,28 @@
         </w:numPr>
       </w:pPr>
       <w:r>
-        <w:rPr>
-          <w:b/>
-          <w:bCs/>
-        </w:rPr>
-        <w:t>Nodo 8:</w:t>
-      </w:r>
-      <w:r>
-        <w:t xml:space="preserve"> Persistencia de mascotas, commit(), cierres de bloques en finally y fin del método.</w:t>
+        <w:t xml:space="preserve">Nodo 8: Persistencia de mascotas, </w:t>
+      </w:r>
+      <w:proofErr w:type="spellStart"/>
+      <w:proofErr w:type="gramStart"/>
+      <w:r>
+        <w:t>commit</w:t>
+      </w:r>
+      <w:proofErr w:type="spellEnd"/>
+      <w:r>
+        <w:t>(</w:t>
+      </w:r>
+      <w:proofErr w:type="gramEnd"/>
+      <w:r>
+        <w:t xml:space="preserve">), cierres de bloques en </w:t>
+      </w:r>
+      <w:proofErr w:type="spellStart"/>
+      <w:r>
+        <w:t>finally</w:t>
+      </w:r>
+      <w:proofErr w:type="spellEnd"/>
+      <w:r>
+        <w:t xml:space="preserve"> y fin del método.</w:t>
       </w:r>
     </w:p>
     <w:p/>
@@ -1366,21 +1827,26 @@
           <w:b/>
           <w:bCs/>
         </w:rPr>
-        <w:t>B. Cálculo de la Complejidad Ciclomática</w:t>
-      </w:r>
-    </w:p>
-    <w:p>
-      <w:pPr>
-        <w:rPr>
-          <w:b/>
-          <w:bCs/>
-        </w:rPr>
-      </w:pPr>
-      <w:r>
-        <w:rPr>
-          <w:b/>
-          <w:bCs/>
-        </w:rPr>
+        <w:t xml:space="preserve">B. Cálculo de la Complejidad </w:t>
+      </w:r>
+      <w:proofErr w:type="spellStart"/>
+      <w:r>
+        <w:rPr>
+          <w:b/>
+          <w:bCs/>
+        </w:rPr>
+        <w:t>Ciclomática</w:t>
+      </w:r>
+      <w:proofErr w:type="spellEnd"/>
+    </w:p>
+    <w:p>
+      <w:pPr>
+        <w:rPr>
+          <w:b/>
+          <w:bCs/>
+        </w:rPr>
+      </w:pPr>
+      <w:r>
         <w:t>Demostración Matemática del Cálculo (M)</w:t>
       </w:r>
     </w:p>
@@ -1391,14 +1857,7 @@
           <w:bCs/>
         </w:rPr>
       </w:pPr>
-    </w:p>
-    <w:p>
-      <w:pPr>
-        <w:rPr>
-          <w:b/>
-          <w:bCs/>
-        </w:rPr>
-      </w:pPr>
+      <w:proofErr w:type="gramStart"/>
       <w:r>
         <w:rPr>
           <w:rFonts w:ascii="Times New Roman" w:eastAsia="Times New Roman" w:hAnsi="Symbol" w:cs="Times New Roman"/>
@@ -1426,7 +1885,15 @@
           <w:b/>
           <w:bCs/>
         </w:rPr>
-        <w:t>Por Aristas y Nodos: M = E - N + 2P</w:t>
+        <w:t>Por</w:t>
+      </w:r>
+      <w:proofErr w:type="gramEnd"/>
+      <w:r>
+        <w:rPr>
+          <w:b/>
+          <w:bCs/>
+        </w:rPr>
+        <w:t xml:space="preserve"> Aristas y Nodos: M = E - N + 2P</w:t>
       </w:r>
     </w:p>
     <w:p>
@@ -1435,31 +1902,9 @@
           <w:ilvl w:val="1"/>
           <w:numId w:val="5"/>
         </w:numPr>
-        <w:rPr>
-          <w:b/>
-          <w:bCs/>
-        </w:rPr>
-      </w:pPr>
-      <w:r>
-        <w:rPr>
-          <w:b/>
-          <w:bCs/>
-        </w:rPr>
-        <w:t xml:space="preserve">Número de Aristas (E): </w:t>
-      </w:r>
-      <w:r>
-        <w:rPr>
-          <w:b/>
-          <w:bCs/>
-        </w:rPr>
-        <w:t>10</w:t>
-      </w:r>
-      <w:r>
-        <w:rPr>
-          <w:b/>
-          <w:bCs/>
-        </w:rPr>
-        <w:t xml:space="preserve"> flechas conectoras.</w:t>
+      </w:pPr>
+      <w:r>
+        <w:t>Número de Aristas (E): 10 flechas conectoras.</w:t>
       </w:r>
     </w:p>
     <w:p>
@@ -1468,31 +1913,9 @@
           <w:ilvl w:val="1"/>
           <w:numId w:val="5"/>
         </w:numPr>
-        <w:rPr>
-          <w:b/>
-          <w:bCs/>
-        </w:rPr>
-      </w:pPr>
-      <w:r>
-        <w:rPr>
-          <w:b/>
-          <w:bCs/>
-        </w:rPr>
-        <w:t xml:space="preserve">Número de Nodos (N): </w:t>
-      </w:r>
-      <w:r>
-        <w:rPr>
-          <w:b/>
-          <w:bCs/>
-        </w:rPr>
-        <w:t>8</w:t>
-      </w:r>
-      <w:r>
-        <w:rPr>
-          <w:b/>
-          <w:bCs/>
-        </w:rPr>
-        <w:t xml:space="preserve"> círculos de estado.</w:t>
+      </w:pPr>
+      <w:r>
+        <w:t>Número de Nodos (N): 8 círculos de estado.</w:t>
       </w:r>
     </w:p>
     <w:p>
@@ -1501,16 +1924,8 @@
           <w:ilvl w:val="1"/>
           <w:numId w:val="5"/>
         </w:numPr>
-        <w:rPr>
-          <w:b/>
-          <w:bCs/>
-        </w:rPr>
-      </w:pPr>
-      <w:r>
-        <w:rPr>
-          <w:b/>
-          <w:bCs/>
-        </w:rPr>
+      </w:pPr>
+      <w:r>
         <w:t>Componentes conexos (P): 1.</w:t>
       </w:r>
     </w:p>
@@ -1520,45 +1935,9 @@
           <w:ilvl w:val="1"/>
           <w:numId w:val="5"/>
         </w:numPr>
-        <w:rPr>
-          <w:b/>
-          <w:bCs/>
-        </w:rPr>
-      </w:pPr>
-      <w:r>
-        <w:rPr>
-          <w:b/>
-          <w:bCs/>
-        </w:rPr>
-        <w:t xml:space="preserve">M = </w:t>
-      </w:r>
-      <w:r>
-        <w:rPr>
-          <w:b/>
-          <w:bCs/>
-        </w:rPr>
-        <w:t>10</w:t>
-      </w:r>
-      <w:r>
-        <w:rPr>
-          <w:b/>
-          <w:bCs/>
-        </w:rPr>
-        <w:t xml:space="preserve"> - </w:t>
-      </w:r>
-      <w:r>
-        <w:rPr>
-          <w:b/>
-          <w:bCs/>
-        </w:rPr>
-        <w:t>8</w:t>
-      </w:r>
-      <w:r>
-        <w:rPr>
-          <w:b/>
-          <w:bCs/>
-        </w:rPr>
-        <w:t xml:space="preserve"> + 2(1) = 4</w:t>
+      </w:pPr>
+      <w:r>
+        <w:t>M = 10 - 8 + 2(1) = 4</w:t>
       </w:r>
     </w:p>
     <w:p>
@@ -1654,7 +2033,31 @@
         <w:t>Método Seleccionado:</w:t>
       </w:r>
       <w:r>
-        <w:t xml:space="preserve"> guardar(ModeloCliente c, List&lt;ModeloMascota&gt; mascotas)</w:t>
+        <w:t xml:space="preserve"> </w:t>
+      </w:r>
+      <w:proofErr w:type="gramStart"/>
+      <w:r>
+        <w:t>guardar(</w:t>
+      </w:r>
+      <w:proofErr w:type="gramEnd"/>
+      <w:r>
+        <w:t xml:space="preserve">ModeloCliente c, </w:t>
+      </w:r>
+      <w:proofErr w:type="spellStart"/>
+      <w:r>
+        <w:t>List</w:t>
+      </w:r>
+      <w:proofErr w:type="spellEnd"/>
+      <w:r>
+        <w:t>&lt;</w:t>
+      </w:r>
+      <w:proofErr w:type="spellStart"/>
+      <w:r>
+        <w:t>ModeloMascota</w:t>
+      </w:r>
+      <w:proofErr w:type="spellEnd"/>
+      <w:r>
+        <w:t>&gt; mascotas)</w:t>
       </w:r>
     </w:p>
     <w:p>
@@ -1719,7 +2122,57 @@
           <w:b/>
           <w:bCs/>
         </w:rPr>
-        <w:t>CASO 1: Si if (mascotas == null || mascotas.isEmpty()) es TRUE</w:t>
+        <w:t xml:space="preserve">CASO 1: Si </w:t>
+      </w:r>
+      <w:proofErr w:type="spellStart"/>
+      <w:r>
+        <w:rPr>
+          <w:b/>
+          <w:bCs/>
+        </w:rPr>
+        <w:t>if</w:t>
+      </w:r>
+      <w:proofErr w:type="spellEnd"/>
+      <w:r>
+        <w:rPr>
+          <w:b/>
+          <w:bCs/>
+        </w:rPr>
+        <w:t xml:space="preserve"> (mascotas == </w:t>
+      </w:r>
+      <w:proofErr w:type="spellStart"/>
+      <w:r>
+        <w:rPr>
+          <w:b/>
+          <w:bCs/>
+        </w:rPr>
+        <w:t>null</w:t>
+      </w:r>
+      <w:proofErr w:type="spellEnd"/>
+      <w:r>
+        <w:rPr>
+          <w:b/>
+          <w:bCs/>
+        </w:rPr>
+        <w:t xml:space="preserve"> || </w:t>
+      </w:r>
+      <w:proofErr w:type="spellStart"/>
+      <w:proofErr w:type="gramStart"/>
+      <w:r>
+        <w:rPr>
+          <w:b/>
+          <w:bCs/>
+        </w:rPr>
+        <w:t>mascotas.isEmpty</w:t>
+      </w:r>
+      <w:proofErr w:type="spellEnd"/>
+      <w:proofErr w:type="gramEnd"/>
+      <w:r>
+        <w:rPr>
+          <w:b/>
+          <w:bCs/>
+        </w:rPr>
+        <w:t>()) es TRUE</w:t>
       </w:r>
     </w:p>
     <w:p>
@@ -1741,12 +2194,21 @@
           <w:numId w:val="12"/>
         </w:numPr>
       </w:pPr>
-      <w:r>
-        <w:rPr>
-          <w:b/>
-          <w:bCs/>
-        </w:rPr>
-        <w:t>DU(mascotas) =</w:t>
+      <w:proofErr w:type="gramStart"/>
+      <w:r>
+        <w:rPr>
+          <w:b/>
+          <w:bCs/>
+        </w:rPr>
+        <w:t>DU(</w:t>
+      </w:r>
+      <w:proofErr w:type="gramEnd"/>
+      <w:r>
+        <w:rPr>
+          <w:b/>
+          <w:bCs/>
+        </w:rPr>
+        <w:t>mascotas) =</w:t>
       </w:r>
       <w:r>
         <w:t xml:space="preserve"> ~du~</w:t>
@@ -1785,7 +2247,15 @@
         <w:t>Línea 3:</w:t>
       </w:r>
       <w:r>
-        <w:t xml:space="preserve"> u (Se usa la variable en el predicado lógico del if).</w:t>
+        <w:t xml:space="preserve"> u (Se usa la variable en el predicado lógico del </w:t>
+      </w:r>
+      <w:proofErr w:type="spellStart"/>
+      <w:r>
+        <w:t>if</w:t>
+      </w:r>
+      <w:proofErr w:type="spellEnd"/>
+      <w:r>
+        <w:t>).</w:t>
       </w:r>
     </w:p>
     <w:p>
@@ -1795,13 +2265,21 @@
           <w:numId w:val="12"/>
         </w:numPr>
       </w:pPr>
-      <w:r>
-        <w:rPr>
-          <w:b/>
-          <w:bCs/>
-        </w:rPr>
-        <w:lastRenderedPageBreak/>
-        <w:t>DU(con) =</w:t>
+      <w:proofErr w:type="gramStart"/>
+      <w:r>
+        <w:rPr>
+          <w:b/>
+          <w:bCs/>
+        </w:rPr>
+        <w:t>DU(</w:t>
+      </w:r>
+      <w:proofErr w:type="gramEnd"/>
+      <w:r>
+        <w:rPr>
+          <w:b/>
+          <w:bCs/>
+        </w:rPr>
+        <w:t>con) =</w:t>
       </w:r>
       <w:r>
         <w:t xml:space="preserve"> No aplica / No se ejecuta (El programa termina antes de llegar a la línea 9).</w:t>
@@ -1819,6 +2297,7 @@
           <w:b/>
           <w:bCs/>
         </w:rPr>
+        <w:lastRenderedPageBreak/>
         <w:t>Anomalías:</w:t>
       </w:r>
       <w:r>
@@ -1842,39 +2321,79 @@
         <w:t>Existe anomalía.</w:t>
       </w:r>
       <w:r>
-        <w:t xml:space="preserve"> Tal como se especifica en la </w:t>
-      </w:r>
-      <w:r>
-        <w:rPr>
-          <w:i/>
-          <w:iCs/>
-        </w:rPr>
-        <w:t>Hoja 1</w:t>
-      </w:r>
-      <w:r>
-        <w:t xml:space="preserve"> de tus ejercicios, se detecta una anomalía de ciclo de vida debido a que la variable se define y el flujo del programa se rompe/termina inmediatamente tras un único uso condicional sin ser explotada computacionalmente.</w:t>
-      </w:r>
-    </w:p>
-    <w:p>
-      <w:r>
-        <w:pict w14:anchorId="76809687">
-          <v:rect id="_x0000_i1068" style="width:0;height:1.5pt" o:hralign="center" o:hrstd="t" o:hr="t" fillcolor="#a0a0a0" stroked="f"/>
-        </w:pict>
-      </w:r>
-    </w:p>
-    <w:p>
-      <w:pPr>
-        <w:rPr>
-          <w:b/>
-          <w:bCs/>
-        </w:rPr>
-      </w:pPr>
-      <w:r>
-        <w:rPr>
-          <w:b/>
-          <w:bCs/>
-        </w:rPr>
-        <w:t>CASO 2: Si if (mascotas...) es FALSE, if (c.getId() == 0) es TRUE y la transacción es EXITOSA</w:t>
+        <w:t xml:space="preserve"> </w:t>
+      </w:r>
+      <w:r>
+        <w:t>S</w:t>
+      </w:r>
+      <w:r>
+        <w:t>e detecta una anomalía de ciclo de vida debido a que la variable se define y el flujo del programa se rompe/termina inmediatamente tras un único uso condicional sin ser explotada computacionalmente.</w:t>
+      </w:r>
+    </w:p>
+    <w:p/>
+    <w:p>
+      <w:pPr>
+        <w:rPr>
+          <w:b/>
+          <w:bCs/>
+        </w:rPr>
+      </w:pPr>
+      <w:r>
+        <w:rPr>
+          <w:b/>
+          <w:bCs/>
+        </w:rPr>
+        <w:t xml:space="preserve">CASO 2: Si </w:t>
+      </w:r>
+      <w:proofErr w:type="spellStart"/>
+      <w:r>
+        <w:rPr>
+          <w:b/>
+          <w:bCs/>
+        </w:rPr>
+        <w:t>if</w:t>
+      </w:r>
+      <w:proofErr w:type="spellEnd"/>
+      <w:r>
+        <w:rPr>
+          <w:b/>
+          <w:bCs/>
+        </w:rPr>
+        <w:t xml:space="preserve"> (mascotas...) es FALSE, </w:t>
+      </w:r>
+      <w:proofErr w:type="spellStart"/>
+      <w:r>
+        <w:rPr>
+          <w:b/>
+          <w:bCs/>
+        </w:rPr>
+        <w:t>if</w:t>
+      </w:r>
+      <w:proofErr w:type="spellEnd"/>
+      <w:r>
+        <w:rPr>
+          <w:b/>
+          <w:bCs/>
+        </w:rPr>
+        <w:t xml:space="preserve"> (</w:t>
+      </w:r>
+      <w:proofErr w:type="spellStart"/>
+      <w:proofErr w:type="gramStart"/>
+      <w:r>
+        <w:rPr>
+          <w:b/>
+          <w:bCs/>
+        </w:rPr>
+        <w:t>c.getId</w:t>
+      </w:r>
+      <w:proofErr w:type="spellEnd"/>
+      <w:proofErr w:type="gramEnd"/>
+      <w:r>
+        <w:rPr>
+          <w:b/>
+          <w:bCs/>
+        </w:rPr>
+        <w:t>() == 0) es TRUE y la transacción es EXITOSA</w:t>
       </w:r>
     </w:p>
     <w:p>
@@ -1896,22 +2415,32 @@
           <w:numId w:val="13"/>
         </w:numPr>
       </w:pPr>
-      <w:r>
-        <w:rPr>
-          <w:b/>
-          <w:bCs/>
-        </w:rPr>
-        <w:t>DU(mascotas) =</w:t>
-      </w:r>
-      <w:r>
-        <w:t xml:space="preserve"> ~duuu~ </w:t>
-      </w:r>
-      <w:r>
-        <w:rPr>
-          <w:i/>
-          <w:iCs/>
-        </w:rPr>
-        <w:t>(o ~duu...u~ dependiendo de las iteraciones de la lista)</w:t>
+      <w:proofErr w:type="gramStart"/>
+      <w:r>
+        <w:rPr>
+          <w:b/>
+          <w:bCs/>
+        </w:rPr>
+        <w:t>DU(</w:t>
+      </w:r>
+      <w:proofErr w:type="gramEnd"/>
+      <w:r>
+        <w:rPr>
+          <w:b/>
+          <w:bCs/>
+        </w:rPr>
+        <w:t>mascotas) =</w:t>
+      </w:r>
+      <w:r>
+        <w:t xml:space="preserve"> ~</w:t>
+      </w:r>
+      <w:proofErr w:type="spellStart"/>
+      <w:r>
+        <w:t>duuu</w:t>
+      </w:r>
+      <w:proofErr w:type="spellEnd"/>
+      <w:r>
+        <w:t xml:space="preserve">~ </w:t>
       </w:r>
     </w:p>
     <w:p>
@@ -1947,7 +2476,15 @@
         <w:t>Línea 3:</w:t>
       </w:r>
       <w:r>
-        <w:t xml:space="preserve"> u (Uso en la validación condicional del if).</w:t>
+        <w:t xml:space="preserve"> u (Uso en la validación condicional del </w:t>
+      </w:r>
+      <w:proofErr w:type="spellStart"/>
+      <w:r>
+        <w:t>if</w:t>
+      </w:r>
+      <w:proofErr w:type="spellEnd"/>
+      <w:r>
+        <w:t>).</w:t>
       </w:r>
     </w:p>
     <w:p>
@@ -1965,7 +2502,15 @@
         <w:t>Línea 6:</w:t>
       </w:r>
       <w:r>
-        <w:t xml:space="preserve"> u (Uso en el predicado de control del ciclo for).</w:t>
+        <w:t xml:space="preserve"> u (Uso en el predicado de control del ciclo </w:t>
+      </w:r>
+      <w:proofErr w:type="spellStart"/>
+      <w:r>
+        <w:t>for</w:t>
+      </w:r>
+      <w:proofErr w:type="spellEnd"/>
+      <w:r>
+        <w:t>).</w:t>
       </w:r>
     </w:p>
     <w:p>
@@ -1983,7 +2528,17 @@
         <w:t>Línea 18:</w:t>
       </w:r>
       <w:r>
-        <w:t xml:space="preserve"> u (Uso computacional como argumento enviado a dao.guardarMascotas).</w:t>
+        <w:t xml:space="preserve"> u (Uso computacional como argumento enviado a </w:t>
+      </w:r>
+      <w:proofErr w:type="spellStart"/>
+      <w:proofErr w:type="gramStart"/>
+      <w:r>
+        <w:t>dao.guardarMascotas</w:t>
+      </w:r>
+      <w:proofErr w:type="spellEnd"/>
+      <w:proofErr w:type="gramEnd"/>
+      <w:r>
+        <w:t>).</w:t>
       </w:r>
     </w:p>
     <w:p>
@@ -1993,15 +2548,32 @@
           <w:numId w:val="13"/>
         </w:numPr>
       </w:pPr>
-      <w:r>
-        <w:rPr>
-          <w:b/>
-          <w:bCs/>
-        </w:rPr>
-        <w:t>DU(con) =</w:t>
-      </w:r>
-      <w:r>
-        <w:t xml:space="preserve"> ~duuuuu~</w:t>
+      <w:proofErr w:type="gramStart"/>
+      <w:r>
+        <w:rPr>
+          <w:b/>
+          <w:bCs/>
+        </w:rPr>
+        <w:t>DU(</w:t>
+      </w:r>
+      <w:proofErr w:type="gramEnd"/>
+      <w:r>
+        <w:rPr>
+          <w:b/>
+          <w:bCs/>
+        </w:rPr>
+        <w:t>con) =</w:t>
+      </w:r>
+      <w:r>
+        <w:t xml:space="preserve"> ~</w:t>
+      </w:r>
+      <w:proofErr w:type="spellStart"/>
+      <w:r>
+        <w:t>duuuuu</w:t>
+      </w:r>
+      <w:proofErr w:type="spellEnd"/>
+      <w:r>
+        <w:t>~</w:t>
       </w:r>
     </w:p>
     <w:p>
@@ -2037,7 +2609,15 @@
         <w:t>Línea 11:</w:t>
       </w:r>
       <w:r>
-        <w:t xml:space="preserve"> u (Uso computacional al invocar setAutoCommit(false)).</w:t>
+        <w:t xml:space="preserve"> u (Uso computacional al invocar </w:t>
+      </w:r>
+      <w:proofErr w:type="spellStart"/>
+      <w:r>
+        <w:t>setAutoCommit</w:t>
+      </w:r>
+      <w:proofErr w:type="spellEnd"/>
+      <w:r>
+        <w:t>(false)).</w:t>
       </w:r>
     </w:p>
     <w:p>
@@ -2055,7 +2635,15 @@
         <w:t>Línea 13:</w:t>
       </w:r>
       <w:r>
-        <w:t xml:space="preserve"> u (Uso computacional al inyectarse como parámetro en insertarCliente).</w:t>
+        <w:t xml:space="preserve"> u (Uso computacional al inyectarse como parámetro en </w:t>
+      </w:r>
+      <w:proofErr w:type="spellStart"/>
+      <w:r>
+        <w:t>insertarCliente</w:t>
+      </w:r>
+      <w:proofErr w:type="spellEnd"/>
+      <w:r>
+        <w:t>).</w:t>
       </w:r>
     </w:p>
     <w:p>
@@ -2073,7 +2661,17 @@
         <w:t>Línea 18:</w:t>
       </w:r>
       <w:r>
-        <w:t xml:space="preserve"> u (Uso computacional al pasarse a dao.guardarMascotas).</w:t>
+        <w:t xml:space="preserve"> u (Uso computacional al pasarse a </w:t>
+      </w:r>
+      <w:proofErr w:type="spellStart"/>
+      <w:proofErr w:type="gramStart"/>
+      <w:r>
+        <w:t>dao.guardarMascotas</w:t>
+      </w:r>
+      <w:proofErr w:type="spellEnd"/>
+      <w:proofErr w:type="gramEnd"/>
+      <w:r>
+        <w:t>).</w:t>
       </w:r>
     </w:p>
     <w:p>
@@ -2091,7 +2689,17 @@
         <w:t>Línea 19:</w:t>
       </w:r>
       <w:r>
-        <w:t xml:space="preserve"> u (Uso computacional al llamar a con.commit()).</w:t>
+        <w:t xml:space="preserve"> u (Uso computacional al llamar a </w:t>
+      </w:r>
+      <w:proofErr w:type="spellStart"/>
+      <w:proofErr w:type="gramStart"/>
+      <w:r>
+        <w:t>con.commit</w:t>
+      </w:r>
+      <w:proofErr w:type="spellEnd"/>
+      <w:proofErr w:type="gramEnd"/>
+      <w:r>
+        <w:t>()).</w:t>
       </w:r>
     </w:p>
     <w:p>
@@ -2109,7 +2717,25 @@
         <w:t>Línea 24:</w:t>
       </w:r>
       <w:r>
-        <w:t xml:space="preserve"> u (Uso computacional al liberar el recurso con con.close() en el bloque finally).</w:t>
+        <w:t xml:space="preserve"> u (Uso computacional al liberar el recurso con </w:t>
+      </w:r>
+      <w:proofErr w:type="spellStart"/>
+      <w:proofErr w:type="gramStart"/>
+      <w:r>
+        <w:t>con.close</w:t>
+      </w:r>
+      <w:proofErr w:type="spellEnd"/>
+      <w:proofErr w:type="gramEnd"/>
+      <w:r>
+        <w:t xml:space="preserve">() en el bloque </w:t>
+      </w:r>
+      <w:proofErr w:type="spellStart"/>
+      <w:r>
+        <w:t>finally</w:t>
+      </w:r>
+      <w:proofErr w:type="spellEnd"/>
+      <w:r>
+        <w:t>).</w:t>
       </w:r>
     </w:p>
     <w:p>
@@ -2140,26 +2766,70 @@
         <w:t xml:space="preserve"> Ambas variables cumplen un ciclo ideal de definición y uso continuo antes de la finalización del método.</w:t>
       </w:r>
     </w:p>
-    <w:p>
-      <w:r>
-        <w:pict w14:anchorId="3E1B9FEC">
-          <v:rect id="_x0000_i1069" style="width:0;height:1.5pt" o:hralign="center" o:hrstd="t" o:hr="t" fillcolor="#a0a0a0" stroked="f"/>
-        </w:pict>
-      </w:r>
-    </w:p>
-    <w:p>
-      <w:pPr>
-        <w:rPr>
-          <w:b/>
-          <w:bCs/>
-        </w:rPr>
-      </w:pPr>
-      <w:r>
-        <w:rPr>
-          <w:b/>
-          <w:bCs/>
-        </w:rPr>
-        <w:t>CASO 3: Si if (mascotas...) es FALSE, if (c.getId() == 0) es FALSE y la transacción es EXITOSA</w:t>
+    <w:p/>
+    <w:p>
+      <w:pPr>
+        <w:rPr>
+          <w:b/>
+          <w:bCs/>
+        </w:rPr>
+      </w:pPr>
+      <w:r>
+        <w:rPr>
+          <w:b/>
+          <w:bCs/>
+        </w:rPr>
+        <w:t xml:space="preserve">CASO 3: Si </w:t>
+      </w:r>
+      <w:proofErr w:type="spellStart"/>
+      <w:r>
+        <w:rPr>
+          <w:b/>
+          <w:bCs/>
+        </w:rPr>
+        <w:t>if</w:t>
+      </w:r>
+      <w:proofErr w:type="spellEnd"/>
+      <w:r>
+        <w:rPr>
+          <w:b/>
+          <w:bCs/>
+        </w:rPr>
+        <w:t xml:space="preserve"> (mascotas...) es FALSE, </w:t>
+      </w:r>
+      <w:proofErr w:type="spellStart"/>
+      <w:r>
+        <w:rPr>
+          <w:b/>
+          <w:bCs/>
+        </w:rPr>
+        <w:t>if</w:t>
+      </w:r>
+      <w:proofErr w:type="spellEnd"/>
+      <w:r>
+        <w:rPr>
+          <w:b/>
+          <w:bCs/>
+        </w:rPr>
+        <w:t xml:space="preserve"> (</w:t>
+      </w:r>
+      <w:proofErr w:type="spellStart"/>
+      <w:proofErr w:type="gramStart"/>
+      <w:r>
+        <w:rPr>
+          <w:b/>
+          <w:bCs/>
+        </w:rPr>
+        <w:t>c.getId</w:t>
+      </w:r>
+      <w:proofErr w:type="spellEnd"/>
+      <w:proofErr w:type="gramEnd"/>
+      <w:r>
+        <w:rPr>
+          <w:b/>
+          <w:bCs/>
+        </w:rPr>
+        <w:t>() == 0) es FALSE y la transacción es EXITOSA</w:t>
       </w:r>
     </w:p>
     <w:p>
@@ -2181,15 +2851,32 @@
           <w:numId w:val="14"/>
         </w:numPr>
       </w:pPr>
-      <w:r>
-        <w:rPr>
-          <w:b/>
-          <w:bCs/>
-        </w:rPr>
-        <w:t>DU(mascotas) =</w:t>
-      </w:r>
-      <w:r>
-        <w:t xml:space="preserve"> ~duuu~</w:t>
+      <w:proofErr w:type="gramStart"/>
+      <w:r>
+        <w:rPr>
+          <w:b/>
+          <w:bCs/>
+        </w:rPr>
+        <w:t>DU(</w:t>
+      </w:r>
+      <w:proofErr w:type="gramEnd"/>
+      <w:r>
+        <w:rPr>
+          <w:b/>
+          <w:bCs/>
+        </w:rPr>
+        <w:t>mascotas) =</w:t>
+      </w:r>
+      <w:r>
+        <w:t xml:space="preserve"> ~</w:t>
+      </w:r>
+      <w:proofErr w:type="spellStart"/>
+      <w:r>
+        <w:t>duuu</w:t>
+      </w:r>
+      <w:proofErr w:type="spellEnd"/>
+      <w:r>
+        <w:t>~</w:t>
       </w:r>
     </w:p>
     <w:p>
@@ -2247,15 +2934,32 @@
           <w:numId w:val="14"/>
         </w:numPr>
       </w:pPr>
-      <w:r>
-        <w:rPr>
-          <w:b/>
-          <w:bCs/>
-        </w:rPr>
-        <w:t>DU(con) =</w:t>
-      </w:r>
-      <w:r>
-        <w:t xml:space="preserve"> ~duuuuu~</w:t>
+      <w:proofErr w:type="gramStart"/>
+      <w:r>
+        <w:rPr>
+          <w:b/>
+          <w:bCs/>
+        </w:rPr>
+        <w:t>DU(</w:t>
+      </w:r>
+      <w:proofErr w:type="gramEnd"/>
+      <w:r>
+        <w:rPr>
+          <w:b/>
+          <w:bCs/>
+        </w:rPr>
+        <w:t>con) =</w:t>
+      </w:r>
+      <w:r>
+        <w:t xml:space="preserve"> ~</w:t>
+      </w:r>
+      <w:proofErr w:type="spellStart"/>
+      <w:r>
+        <w:t>duuuuu</w:t>
+      </w:r>
+      <w:proofErr w:type="spellEnd"/>
+      <w:r>
+        <w:t>~</w:t>
       </w:r>
     </w:p>
     <w:p>
@@ -2270,7 +2974,6 @@
           <w:i/>
           <w:iCs/>
         </w:rPr>
-        <w:lastRenderedPageBreak/>
         <w:t>Línea 9:</w:t>
       </w:r>
       <w:r>
@@ -2289,10 +2992,19 @@
           <w:i/>
           <w:iCs/>
         </w:rPr>
+        <w:lastRenderedPageBreak/>
         <w:t>Línea 11:</w:t>
       </w:r>
       <w:r>
-        <w:t xml:space="preserve"> u (setAutoCommit).</w:t>
+        <w:t xml:space="preserve"> u (</w:t>
+      </w:r>
+      <w:proofErr w:type="spellStart"/>
+      <w:r>
+        <w:t>setAutoCommit</w:t>
+      </w:r>
+      <w:proofErr w:type="spellEnd"/>
+      <w:r>
+        <w:t>).</w:t>
       </w:r>
     </w:p>
     <w:p>
@@ -2310,7 +3022,15 @@
         <w:t>Línea 16:</w:t>
       </w:r>
       <w:r>
-        <w:t xml:space="preserve"> u (Uso computacional al pasarse al método actualizarCliente).</w:t>
+        <w:t xml:space="preserve"> u (Uso computacional al pasarse al método </w:t>
+      </w:r>
+      <w:proofErr w:type="spellStart"/>
+      <w:r>
+        <w:t>actualizarCliente</w:t>
+      </w:r>
+      <w:proofErr w:type="spellEnd"/>
+      <w:r>
+        <w:t>).</w:t>
       </w:r>
     </w:p>
     <w:p>
@@ -2328,7 +3048,15 @@
         <w:t>Línea 18:</w:t>
       </w:r>
       <w:r>
-        <w:t xml:space="preserve"> u (guardarMascotas).</w:t>
+        <w:t xml:space="preserve"> u (</w:t>
+      </w:r>
+      <w:proofErr w:type="spellStart"/>
+      <w:r>
+        <w:t>guardarMascotas</w:t>
+      </w:r>
+      <w:proofErr w:type="spellEnd"/>
+      <w:r>
+        <w:t>).</w:t>
       </w:r>
     </w:p>
     <w:p>
@@ -2346,7 +3074,15 @@
         <w:t>Línea 19:</w:t>
       </w:r>
       <w:r>
-        <w:t xml:space="preserve"> u (commit).</w:t>
+        <w:t xml:space="preserve"> u (</w:t>
+      </w:r>
+      <w:proofErr w:type="spellStart"/>
+      <w:r>
+        <w:t>commit</w:t>
+      </w:r>
+      <w:proofErr w:type="spellEnd"/>
+      <w:r>
+        <w:t>).</w:t>
       </w:r>
     </w:p>
     <w:p>
@@ -2364,7 +3100,23 @@
         <w:t>Línea 24:</w:t>
       </w:r>
       <w:r>
-        <w:t xml:space="preserve"> u (close en finally).</w:t>
+        <w:t xml:space="preserve"> u (</w:t>
+      </w:r>
+      <w:proofErr w:type="spellStart"/>
+      <w:r>
+        <w:t>close</w:t>
+      </w:r>
+      <w:proofErr w:type="spellEnd"/>
+      <w:r>
+        <w:t xml:space="preserve"> en </w:t>
+      </w:r>
+      <w:proofErr w:type="spellStart"/>
+      <w:r>
+        <w:t>finally</w:t>
+      </w:r>
+      <w:proofErr w:type="spellEnd"/>
+      <w:r>
+        <w:t>).</w:t>
       </w:r>
     </w:p>
     <w:p>
@@ -2395,26 +3147,36 @@
         <w:t xml:space="preserve"> Flujo balanceado y limpio.</w:t>
       </w:r>
     </w:p>
-    <w:p>
-      <w:r>
-        <w:pict w14:anchorId="44D2E358">
-          <v:rect id="_x0000_i1070" style="width:0;height:1.5pt" o:hralign="center" o:hrstd="t" o:hr="t" fillcolor="#a0a0a0" stroked="f"/>
-        </w:pict>
-      </w:r>
-    </w:p>
-    <w:p>
-      <w:pPr>
-        <w:rPr>
-          <w:b/>
-          <w:bCs/>
-        </w:rPr>
-      </w:pPr>
-      <w:r>
-        <w:rPr>
-          <w:b/>
-          <w:bCs/>
-        </w:rPr>
-        <w:t>CASO 4: Si if (mascotas...) es FALSE y ocurre un ERROR de Base de Datos (Bloque Catch)</w:t>
+    <w:p/>
+    <w:p>
+      <w:pPr>
+        <w:rPr>
+          <w:b/>
+          <w:bCs/>
+        </w:rPr>
+      </w:pPr>
+      <w:r>
+        <w:rPr>
+          <w:b/>
+          <w:bCs/>
+        </w:rPr>
+        <w:t xml:space="preserve">CASO 4: Si </w:t>
+      </w:r>
+      <w:proofErr w:type="spellStart"/>
+      <w:r>
+        <w:rPr>
+          <w:b/>
+          <w:bCs/>
+        </w:rPr>
+        <w:t>if</w:t>
+      </w:r>
+      <w:proofErr w:type="spellEnd"/>
+      <w:r>
+        <w:rPr>
+          <w:b/>
+          <w:bCs/>
+        </w:rPr>
+        <w:t xml:space="preserve"> (mascotas...) es FALSE y ocurre un ERROR de Base de Datos (Bloque Catch)</w:t>
       </w:r>
     </w:p>
     <w:p>
@@ -2436,15 +3198,32 @@
           <w:numId w:val="15"/>
         </w:numPr>
       </w:pPr>
-      <w:r>
-        <w:rPr>
-          <w:b/>
-          <w:bCs/>
-        </w:rPr>
-        <w:t>DU(mascotas) =</w:t>
-      </w:r>
-      <w:r>
-        <w:t xml:space="preserve"> ~duuu~ (Mantiene su flujo de lectura estructural hasta el punto de quiebre).</w:t>
+      <w:proofErr w:type="gramStart"/>
+      <w:r>
+        <w:rPr>
+          <w:b/>
+          <w:bCs/>
+        </w:rPr>
+        <w:t>DU(</w:t>
+      </w:r>
+      <w:proofErr w:type="gramEnd"/>
+      <w:r>
+        <w:rPr>
+          <w:b/>
+          <w:bCs/>
+        </w:rPr>
+        <w:t>mascotas) =</w:t>
+      </w:r>
+      <w:r>
+        <w:t xml:space="preserve"> ~</w:t>
+      </w:r>
+      <w:proofErr w:type="spellStart"/>
+      <w:r>
+        <w:t>duuu</w:t>
+      </w:r>
+      <w:proofErr w:type="spellEnd"/>
+      <w:r>
+        <w:t>~ (Mantiene su flujo de lectura estructural hasta el punto de quiebre).</w:t>
       </w:r>
     </w:p>
     <w:p>
@@ -2454,15 +3233,32 @@
           <w:numId w:val="15"/>
         </w:numPr>
       </w:pPr>
-      <w:r>
-        <w:rPr>
-          <w:b/>
-          <w:bCs/>
-        </w:rPr>
-        <w:t>DU(con) =</w:t>
-      </w:r>
-      <w:r>
-        <w:t xml:space="preserve"> ~duuuu~ </w:t>
+      <w:proofErr w:type="gramStart"/>
+      <w:r>
+        <w:rPr>
+          <w:b/>
+          <w:bCs/>
+        </w:rPr>
+        <w:t>DU(</w:t>
+      </w:r>
+      <w:proofErr w:type="gramEnd"/>
+      <w:r>
+        <w:rPr>
+          <w:b/>
+          <w:bCs/>
+        </w:rPr>
+        <w:t>con) =</w:t>
+      </w:r>
+      <w:r>
+        <w:t xml:space="preserve"> ~</w:t>
+      </w:r>
+      <w:proofErr w:type="spellStart"/>
+      <w:r>
+        <w:t>duuuu</w:t>
+      </w:r>
+      <w:proofErr w:type="spellEnd"/>
+      <w:r>
+        <w:t xml:space="preserve">~ </w:t>
       </w:r>
       <w:r>
         <w:rPr>
@@ -2505,7 +3301,15 @@
         <w:t>Línea 11:</w:t>
       </w:r>
       <w:r>
-        <w:t xml:space="preserve"> u (setAutoCommit).</w:t>
+        <w:t xml:space="preserve"> u (</w:t>
+      </w:r>
+      <w:proofErr w:type="spellStart"/>
+      <w:r>
+        <w:t>setAutoCommit</w:t>
+      </w:r>
+      <w:proofErr w:type="spellEnd"/>
+      <w:r>
+        <w:t>).</w:t>
       </w:r>
     </w:p>
     <w:p>
@@ -2541,7 +3345,17 @@
         <w:t>Línea 21:</w:t>
       </w:r>
       <w:r>
-        <w:t xml:space="preserve"> u (Uso computacional de recuperación ante fallos mediante con.rollback()).</w:t>
+        <w:t xml:space="preserve"> u (Uso computacional de recuperación ante fallos mediante </w:t>
+      </w:r>
+      <w:proofErr w:type="spellStart"/>
+      <w:proofErr w:type="gramStart"/>
+      <w:r>
+        <w:t>con.rollback</w:t>
+      </w:r>
+      <w:proofErr w:type="spellEnd"/>
+      <w:proofErr w:type="gramEnd"/>
+      <w:r>
+        <w:t>()).</w:t>
       </w:r>
     </w:p>
     <w:p>
@@ -2559,7 +3373,25 @@
         <w:t>Línea 24:</w:t>
       </w:r>
       <w:r>
-        <w:t xml:space="preserve"> u (Uso computacional de cierre forzoso en el bloque finally con con.close()).</w:t>
+        <w:t xml:space="preserve"> u (Uso computacional de cierre forzoso en el bloque </w:t>
+      </w:r>
+      <w:proofErr w:type="spellStart"/>
+      <w:r>
+        <w:t>finally</w:t>
+      </w:r>
+      <w:proofErr w:type="spellEnd"/>
+      <w:r>
+        <w:t xml:space="preserve"> con </w:t>
+      </w:r>
+      <w:proofErr w:type="spellStart"/>
+      <w:proofErr w:type="gramStart"/>
+      <w:r>
+        <w:t>con.close</w:t>
+      </w:r>
+      <w:proofErr w:type="spellEnd"/>
+      <w:proofErr w:type="gramEnd"/>
+      <w:r>
+        <w:t>()).</w:t>
       </w:r>
     </w:p>
     <w:p>
@@ -2590,1072 +3422,6 @@
         <w:t xml:space="preserve"> Aunque el camino se desvía por una excepción, el comportamiento de la variable de conexión (con) es robusto porque se define, se usa, se revierte en caso de peligro y se destruye/cierra de forma segura.</w:t>
       </w:r>
     </w:p>
-    <w:p/>
-    <w:p>
-      <w:r>
-        <w:t xml:space="preserve">¡Entendido! Vamos a extraer la sección exacta del análisis para la variable </w:t>
-      </w:r>
-      <w:r>
-        <w:rPr>
-          <w:b/>
-          <w:bCs/>
-        </w:rPr>
-        <w:t>con</w:t>
-      </w:r>
-      <w:r>
-        <w:t xml:space="preserve"> estructurándola por cada uno de los escenarios y caminos lógicos posibles, utilizando la nomenclatura formal de secuencias de caracteres (~duuuuu~, ~duuuu~) y el formato de reporte de anomalías basado exactamente en tus archivos de Excel.</w:t>
-      </w:r>
-    </w:p>
-    <w:p>
-      <w:r>
-        <w:t>Aquí tienes el bloque listo para tu informe:</w:t>
-      </w:r>
-    </w:p>
-    <w:p>
-      <w:r>
-        <w:pict w14:anchorId="3D25F10A">
-          <v:rect id="_x0000_i1111" style="width:0;height:1.5pt" o:hralign="center" o:hrstd="t" o:hr="t" fillcolor="#a0a0a0" stroked="f"/>
-        </w:pict>
-      </w:r>
-    </w:p>
-    <w:p>
-      <w:pPr>
-        <w:rPr>
-          <w:b/>
-          <w:bCs/>
-        </w:rPr>
-      </w:pPr>
-      <w:r>
-        <w:rPr>
-          <w:b/>
-          <w:bCs/>
-        </w:rPr>
-        <w:t>CÓDIGO FUENTE DE REFERENCIA (NUMERADO)</w:t>
-      </w:r>
-    </w:p>
-    <w:p>
-      <w:r>
-        <w:lastRenderedPageBreak/>
-        <w:t>Java</w:t>
-      </w:r>
-    </w:p>
-    <w:p>
-      <w:r>
-        <w:t>1:  public void guardar(ModeloCliente c, List&lt;ModeloMascota&gt; mascotas) throws Exception {</w:t>
-      </w:r>
-    </w:p>
-    <w:p>
-      <w:r>
-        <w:t>2:      validarCliente(c);</w:t>
-      </w:r>
-    </w:p>
-    <w:p>
-      <w:r>
-        <w:t>3:      if (mascotas == null || mascotas.isEmpty())</w:t>
-      </w:r>
-    </w:p>
-    <w:p>
-      <w:r>
-        <w:t>4:          throw new Exception("Debe ingresar al menos una mascota");</w:t>
-      </w:r>
-    </w:p>
-    <w:p>
-      <w:r>
-        <w:t xml:space="preserve">5:      </w:t>
-      </w:r>
-    </w:p>
-    <w:p>
-      <w:r>
-        <w:t>6:      for (ModeloMascota m : mascotas) {</w:t>
-      </w:r>
-    </w:p>
-    <w:p>
-      <w:r>
-        <w:t>7:          validarMascota(m);</w:t>
-      </w:r>
-    </w:p>
-    <w:p>
-      <w:pPr>
-        <w:rPr>
-          <w:lang w:val="en-US"/>
-        </w:rPr>
-      </w:pPr>
-      <w:r>
-        <w:rPr>
-          <w:lang w:val="en-US"/>
-        </w:rPr>
-        <w:t>8:      }</w:t>
-      </w:r>
-    </w:p>
-    <w:p>
-      <w:pPr>
-        <w:rPr>
-          <w:lang w:val="en-US"/>
-        </w:rPr>
-      </w:pPr>
-      <w:r>
-        <w:rPr>
-          <w:lang w:val="en-US"/>
-        </w:rPr>
-        <w:t>9:      Connection con = CnnDB.getConeccion();</w:t>
-      </w:r>
-    </w:p>
-    <w:p>
-      <w:pPr>
-        <w:rPr>
-          <w:lang w:val="en-US"/>
-        </w:rPr>
-      </w:pPr>
-      <w:r>
-        <w:rPr>
-          <w:lang w:val="en-US"/>
-        </w:rPr>
-        <w:t>10:     try {</w:t>
-      </w:r>
-    </w:p>
-    <w:p>
-      <w:pPr>
-        <w:rPr>
-          <w:lang w:val="en-US"/>
-        </w:rPr>
-      </w:pPr>
-      <w:r>
-        <w:rPr>
-          <w:lang w:val="en-US"/>
-        </w:rPr>
-        <w:t>11:         con.setAutoCommit(false);</w:t>
-      </w:r>
-    </w:p>
-    <w:p>
-      <w:pPr>
-        <w:rPr>
-          <w:lang w:val="en-US"/>
-        </w:rPr>
-      </w:pPr>
-      <w:r>
-        <w:rPr>
-          <w:lang w:val="en-US"/>
-        </w:rPr>
-        <w:t>12:         if (c.getId() == 0) {</w:t>
-      </w:r>
-    </w:p>
-    <w:p>
-      <w:r>
-        <w:t>13:             int id = dao.insertarCliente(c, con);</w:t>
-      </w:r>
-    </w:p>
-    <w:p>
-      <w:r>
-        <w:t>14:             c.setId(id);</w:t>
-      </w:r>
-    </w:p>
-    <w:p>
-      <w:r>
-        <w:t>15:         } else {</w:t>
-      </w:r>
-    </w:p>
-    <w:p>
-      <w:r>
-        <w:t>16:             dao.actualizarCliente(c, con);</w:t>
-      </w:r>
-    </w:p>
-    <w:p>
-      <w:r>
-        <w:t>17:         }</w:t>
-      </w:r>
-    </w:p>
-    <w:p>
-      <w:r>
-        <w:t>18:         dao.guardarMascotas(mascotas, con);</w:t>
-      </w:r>
-    </w:p>
-    <w:p>
-      <w:r>
-        <w:t>19:         con.commit();</w:t>
-      </w:r>
-    </w:p>
-    <w:p>
-      <w:pPr>
-        <w:rPr>
-          <w:lang w:val="en-US"/>
-        </w:rPr>
-      </w:pPr>
-      <w:r>
-        <w:rPr>
-          <w:lang w:val="en-US"/>
-        </w:rPr>
-        <w:t>20:     } catch (Exception e) {</w:t>
-      </w:r>
-    </w:p>
-    <w:p>
-      <w:pPr>
-        <w:rPr>
-          <w:lang w:val="en-US"/>
-        </w:rPr>
-      </w:pPr>
-      <w:r>
-        <w:rPr>
-          <w:lang w:val="en-US"/>
-        </w:rPr>
-        <w:t>21:         con.rollback();</w:t>
-      </w:r>
-    </w:p>
-    <w:p>
-      <w:pPr>
-        <w:rPr>
-          <w:lang w:val="en-US"/>
-        </w:rPr>
-      </w:pPr>
-      <w:r>
-        <w:rPr>
-          <w:lang w:val="en-US"/>
-        </w:rPr>
-        <w:t>22:         throw e;</w:t>
-      </w:r>
-    </w:p>
-    <w:p>
-      <w:pPr>
-        <w:rPr>
-          <w:lang w:val="en-US"/>
-        </w:rPr>
-      </w:pPr>
-      <w:r>
-        <w:rPr>
-          <w:lang w:val="en-US"/>
-        </w:rPr>
-        <w:t>23:     } finally {</w:t>
-      </w:r>
-    </w:p>
-    <w:p>
-      <w:pPr>
-        <w:rPr>
-          <w:lang w:val="en-US"/>
-        </w:rPr>
-      </w:pPr>
-      <w:r>
-        <w:rPr>
-          <w:lang w:val="en-US"/>
-        </w:rPr>
-        <w:t>24:         con.close();</w:t>
-      </w:r>
-    </w:p>
-    <w:p>
-      <w:r>
-        <w:t>25:     }</w:t>
-      </w:r>
-    </w:p>
-    <w:p>
-      <w:r>
-        <w:t>26: }</w:t>
-      </w:r>
-    </w:p>
-    <w:p>
-      <w:r>
-        <w:pict w14:anchorId="739CDC0E">
-          <v:rect id="_x0000_i1112" style="width:0;height:1.5pt" o:hralign="center" o:hrstd="t" o:hr="t" fillcolor="#a0a0a0" stroked="f"/>
-        </w:pict>
-      </w:r>
-    </w:p>
-    <w:p>
-      <w:pPr>
-        <w:rPr>
-          <w:b/>
-          <w:bCs/>
-        </w:rPr>
-      </w:pPr>
-      <w:r>
-        <w:rPr>
-          <w:b/>
-          <w:bCs/>
-        </w:rPr>
-        <w:t>ANÁLISIS DE FLUJO DE DATOS POR CAMINOS: VARIABLE con</w:t>
-      </w:r>
-    </w:p>
-    <w:p>
-      <w:pPr>
-        <w:rPr>
-          <w:b/>
-          <w:bCs/>
-        </w:rPr>
-      </w:pPr>
-      <w:r>
-        <w:rPr>
-          <w:b/>
-          <w:bCs/>
-        </w:rPr>
-        <w:lastRenderedPageBreak/>
-        <w:t>CAMINO 1: Si if (mascotas == null || mascotas.isEmpty()) es TRUE</w:t>
-      </w:r>
-    </w:p>
-    <w:p>
-      <w:pPr>
-        <w:numPr>
-          <w:ilvl w:val="0"/>
-          <w:numId w:val="16"/>
-        </w:numPr>
-      </w:pPr>
-      <w:r>
-        <w:rPr>
-          <w:b/>
-          <w:bCs/>
-        </w:rPr>
-        <w:t>Líneas del flujo:</w:t>
-      </w:r>
-      <w:r>
-        <w:t xml:space="preserve"> 1 -&gt; 2 -&gt; 3 -&gt; 4 (Fin abrupto por Excepción)</w:t>
-      </w:r>
-    </w:p>
-    <w:p>
-      <w:pPr>
-        <w:numPr>
-          <w:ilvl w:val="0"/>
-          <w:numId w:val="16"/>
-        </w:numPr>
-      </w:pPr>
-      <w:r>
-        <w:rPr>
-          <w:b/>
-          <w:bCs/>
-        </w:rPr>
-        <w:t>DU(con) =</w:t>
-      </w:r>
-      <w:r>
-        <w:t xml:space="preserve"> ~~ (No aplica)</w:t>
-      </w:r>
-    </w:p>
-    <w:p>
-      <w:pPr>
-        <w:numPr>
-          <w:ilvl w:val="0"/>
-          <w:numId w:val="16"/>
-        </w:numPr>
-      </w:pPr>
-      <w:r>
-        <w:rPr>
-          <w:b/>
-          <w:bCs/>
-        </w:rPr>
-        <w:t>Anomalías:</w:t>
-      </w:r>
-      <w:r>
-        <w:t xml:space="preserve"> Sin anomalías. La ejecución termina en la línea 4, por lo que la variable ni siquiera se llega a definir o inicializar en memoria.</w:t>
-      </w:r>
-    </w:p>
-    <w:p>
-      <w:r>
-        <w:pict w14:anchorId="63B2F39A">
-          <v:rect id="_x0000_i1113" style="width:0;height:1.5pt" o:hralign="center" o:hrstd="t" o:hr="t" fillcolor="#a0a0a0" stroked="f"/>
-        </w:pict>
-      </w:r>
-    </w:p>
-    <w:p>
-      <w:pPr>
-        <w:rPr>
-          <w:b/>
-          <w:bCs/>
-        </w:rPr>
-      </w:pPr>
-      <w:r>
-        <w:rPr>
-          <w:b/>
-          <w:bCs/>
-        </w:rPr>
-        <w:t>CAMINO 2: Validación de mascotas FALSE, if (c.getId() == 0) es TRUE y Transacción EXITOSA</w:t>
-      </w:r>
-    </w:p>
-    <w:p>
-      <w:pPr>
-        <w:numPr>
-          <w:ilvl w:val="0"/>
-          <w:numId w:val="17"/>
-        </w:numPr>
-      </w:pPr>
-      <w:r>
-        <w:rPr>
-          <w:b/>
-          <w:bCs/>
-        </w:rPr>
-        <w:t>Líneas del flujo:</w:t>
-      </w:r>
-      <w:r>
-        <w:t xml:space="preserve"> 1 -&gt; 2 -&gt; 3 -&gt; 6 -&gt; 7 -&gt; 8 -&gt; 9 -&gt; 11 -&gt; 12 -&gt; 13 -&gt; 14 -&gt; 18 -&gt; 19 -&gt; 24 -&gt; 25 -&gt; 26</w:t>
-      </w:r>
-    </w:p>
-    <w:p>
-      <w:pPr>
-        <w:numPr>
-          <w:ilvl w:val="0"/>
-          <w:numId w:val="17"/>
-        </w:numPr>
-      </w:pPr>
-      <w:r>
-        <w:rPr>
-          <w:b/>
-          <w:bCs/>
-        </w:rPr>
-        <w:t>DU(con) =</w:t>
-      </w:r>
-      <w:r>
-        <w:t xml:space="preserve"> ~duuuuu~</w:t>
-      </w:r>
-    </w:p>
-    <w:p>
-      <w:pPr>
-        <w:numPr>
-          <w:ilvl w:val="1"/>
-          <w:numId w:val="17"/>
-        </w:numPr>
-      </w:pPr>
-      <w:r>
-        <w:rPr>
-          <w:i/>
-          <w:iCs/>
-        </w:rPr>
-        <w:t>Línea 9:</w:t>
-      </w:r>
-      <w:r>
-        <w:t xml:space="preserve"> </w:t>
-      </w:r>
-      <w:r>
-        <w:rPr>
-          <w:b/>
-          <w:bCs/>
-        </w:rPr>
-        <w:t>d</w:t>
-      </w:r>
-      <w:r>
-        <w:t xml:space="preserve"> (Se define e inicializa el objeto Connection).</w:t>
-      </w:r>
-    </w:p>
-    <w:p>
-      <w:pPr>
-        <w:numPr>
-          <w:ilvl w:val="1"/>
-          <w:numId w:val="17"/>
-        </w:numPr>
-      </w:pPr>
-      <w:r>
-        <w:rPr>
-          <w:i/>
-          <w:iCs/>
-        </w:rPr>
-        <w:t>Línea 11:</w:t>
-      </w:r>
-      <w:r>
-        <w:t xml:space="preserve"> </w:t>
-      </w:r>
-      <w:r>
-        <w:rPr>
-          <w:b/>
-          <w:bCs/>
-        </w:rPr>
-        <w:t>u</w:t>
-      </w:r>
-      <w:r>
-        <w:t xml:space="preserve"> (Se usa para deshabilitar el autocommit).</w:t>
-      </w:r>
-    </w:p>
-    <w:p>
-      <w:pPr>
-        <w:numPr>
-          <w:ilvl w:val="1"/>
-          <w:numId w:val="17"/>
-        </w:numPr>
-      </w:pPr>
-      <w:r>
-        <w:rPr>
-          <w:i/>
-          <w:iCs/>
-        </w:rPr>
-        <w:t>Línea 13:</w:t>
-      </w:r>
-      <w:r>
-        <w:t xml:space="preserve"> </w:t>
-      </w:r>
-      <w:r>
-        <w:rPr>
-          <w:b/>
-          <w:bCs/>
-        </w:rPr>
-        <w:t>u</w:t>
-      </w:r>
-      <w:r>
-        <w:t xml:space="preserve"> (Se usa como argumento en la inserción del cliente).</w:t>
-      </w:r>
-    </w:p>
-    <w:p>
-      <w:pPr>
-        <w:numPr>
-          <w:ilvl w:val="1"/>
-          <w:numId w:val="17"/>
-        </w:numPr>
-      </w:pPr>
-      <w:r>
-        <w:rPr>
-          <w:i/>
-          <w:iCs/>
-        </w:rPr>
-        <w:t>Línea 18:</w:t>
-      </w:r>
-      <w:r>
-        <w:t xml:space="preserve"> </w:t>
-      </w:r>
-      <w:r>
-        <w:rPr>
-          <w:b/>
-          <w:bCs/>
-        </w:rPr>
-        <w:t>u</w:t>
-      </w:r>
-      <w:r>
-        <w:t xml:space="preserve"> (Se usa como argumento para guardar el lote de mascotas).</w:t>
-      </w:r>
-    </w:p>
-    <w:p>
-      <w:pPr>
-        <w:numPr>
-          <w:ilvl w:val="1"/>
-          <w:numId w:val="17"/>
-        </w:numPr>
-      </w:pPr>
-      <w:r>
-        <w:rPr>
-          <w:i/>
-          <w:iCs/>
-        </w:rPr>
-        <w:t>Línea 19:</w:t>
-      </w:r>
-      <w:r>
-        <w:t xml:space="preserve"> </w:t>
-      </w:r>
-      <w:r>
-        <w:rPr>
-          <w:b/>
-          <w:bCs/>
-        </w:rPr>
-        <w:t>u</w:t>
-      </w:r>
-      <w:r>
-        <w:t xml:space="preserve"> (Se usa para confirmar físicamente la transacción con .commit()).</w:t>
-      </w:r>
-    </w:p>
-    <w:p>
-      <w:pPr>
-        <w:numPr>
-          <w:ilvl w:val="1"/>
-          <w:numId w:val="17"/>
-        </w:numPr>
-      </w:pPr>
-      <w:r>
-        <w:rPr>
-          <w:i/>
-          <w:iCs/>
-        </w:rPr>
-        <w:t>Línea 24:</w:t>
-      </w:r>
-      <w:r>
-        <w:t xml:space="preserve"> </w:t>
-      </w:r>
-      <w:r>
-        <w:rPr>
-          <w:b/>
-          <w:bCs/>
-        </w:rPr>
-        <w:t>u</w:t>
-      </w:r>
-      <w:r>
-        <w:t xml:space="preserve"> (Se usa en el bloque finally para cerrar y liberar el socket con .close()).</w:t>
-      </w:r>
-    </w:p>
-    <w:p>
-      <w:pPr>
-        <w:numPr>
-          <w:ilvl w:val="0"/>
-          <w:numId w:val="17"/>
-        </w:numPr>
-      </w:pPr>
-      <w:r>
-        <w:rPr>
-          <w:b/>
-          <w:bCs/>
-        </w:rPr>
-        <w:t>Anomalías:</w:t>
-      </w:r>
-      <w:r>
-        <w:t xml:space="preserve"> Sin anomalías. Sigue un ciclo de vida limpio: se define, efectúa operaciones computacionales lógicas consecutivas y destruye su conexión de forma controlada.</w:t>
-      </w:r>
-    </w:p>
-    <w:p>
-      <w:r>
-        <w:pict w14:anchorId="63385826">
-          <v:rect id="_x0000_i1114" style="width:0;height:1.5pt" o:hralign="center" o:hrstd="t" o:hr="t" fillcolor="#a0a0a0" stroked="f"/>
-        </w:pict>
-      </w:r>
-    </w:p>
-    <w:p>
-      <w:pPr>
-        <w:rPr>
-          <w:b/>
-          <w:bCs/>
-        </w:rPr>
-      </w:pPr>
-      <w:r>
-        <w:rPr>
-          <w:b/>
-          <w:bCs/>
-        </w:rPr>
-        <w:t>CAMINO 3: Validación de mascotas FALSE, if (c.getId() == 0) es FALSE y Transacción EXITOSA</w:t>
-      </w:r>
-    </w:p>
-    <w:p>
-      <w:pPr>
-        <w:numPr>
-          <w:ilvl w:val="0"/>
-          <w:numId w:val="18"/>
-        </w:numPr>
-      </w:pPr>
-      <w:r>
-        <w:rPr>
-          <w:b/>
-          <w:bCs/>
-        </w:rPr>
-        <w:t>Líneas del flujo:</w:t>
-      </w:r>
-      <w:r>
-        <w:t xml:space="preserve"> 1 -&gt; 2 -&gt; 3 -&gt; 6 -&gt; 7 -&gt; 8 -&gt; 9 -&gt; 11 -&gt; 12 -&gt; 15 -&gt; 16 -&gt; 18 -&gt; 19 -&gt; 24 -&gt; 25 -&gt; 26</w:t>
-      </w:r>
-    </w:p>
-    <w:p>
-      <w:pPr>
-        <w:numPr>
-          <w:ilvl w:val="0"/>
-          <w:numId w:val="18"/>
-        </w:numPr>
-      </w:pPr>
-      <w:r>
-        <w:rPr>
-          <w:b/>
-          <w:bCs/>
-        </w:rPr>
-        <w:t>DU(con) =</w:t>
-      </w:r>
-      <w:r>
-        <w:t xml:space="preserve"> ~duuuuu~</w:t>
-      </w:r>
-    </w:p>
-    <w:p>
-      <w:pPr>
-        <w:numPr>
-          <w:ilvl w:val="1"/>
-          <w:numId w:val="18"/>
-        </w:numPr>
-      </w:pPr>
-      <w:r>
-        <w:rPr>
-          <w:i/>
-          <w:iCs/>
-        </w:rPr>
-        <w:t>Línea 9:</w:t>
-      </w:r>
-      <w:r>
-        <w:t xml:space="preserve"> </w:t>
-      </w:r>
-      <w:r>
-        <w:rPr>
-          <w:b/>
-          <w:bCs/>
-        </w:rPr>
-        <w:t>d</w:t>
-      </w:r>
-      <w:r>
-        <w:t xml:space="preserve"> (Definición).</w:t>
-      </w:r>
-    </w:p>
-    <w:p>
-      <w:pPr>
-        <w:numPr>
-          <w:ilvl w:val="1"/>
-          <w:numId w:val="18"/>
-        </w:numPr>
-      </w:pPr>
-      <w:r>
-        <w:rPr>
-          <w:i/>
-          <w:iCs/>
-        </w:rPr>
-        <w:t>Línea 11:</w:t>
-      </w:r>
-      <w:r>
-        <w:t xml:space="preserve"> </w:t>
-      </w:r>
-      <w:r>
-        <w:rPr>
-          <w:b/>
-          <w:bCs/>
-        </w:rPr>
-        <w:t>u</w:t>
-      </w:r>
-      <w:r>
-        <w:t xml:space="preserve"> (Uso en setAutoCommit).</w:t>
-      </w:r>
-    </w:p>
-    <w:p>
-      <w:pPr>
-        <w:numPr>
-          <w:ilvl w:val="1"/>
-          <w:numId w:val="18"/>
-        </w:numPr>
-      </w:pPr>
-      <w:r>
-        <w:rPr>
-          <w:i/>
-          <w:iCs/>
-        </w:rPr>
-        <w:t>Línea 16:</w:t>
-      </w:r>
-      <w:r>
-        <w:t xml:space="preserve"> </w:t>
-      </w:r>
-      <w:r>
-        <w:rPr>
-          <w:b/>
-          <w:bCs/>
-        </w:rPr>
-        <w:t>u</w:t>
-      </w:r>
-      <w:r>
-        <w:t xml:space="preserve"> (Se usa como argumento en la actualización del cliente).</w:t>
-      </w:r>
-    </w:p>
-    <w:p>
-      <w:pPr>
-        <w:numPr>
-          <w:ilvl w:val="1"/>
-          <w:numId w:val="18"/>
-        </w:numPr>
-      </w:pPr>
-      <w:r>
-        <w:rPr>
-          <w:i/>
-          <w:iCs/>
-        </w:rPr>
-        <w:t>Línea 18:</w:t>
-      </w:r>
-      <w:r>
-        <w:t xml:space="preserve"> </w:t>
-      </w:r>
-      <w:r>
-        <w:rPr>
-          <w:b/>
-          <w:bCs/>
-        </w:rPr>
-        <w:t>u</w:t>
-      </w:r>
-      <w:r>
-        <w:t xml:space="preserve"> (Se usa en guardarMascotas).</w:t>
-      </w:r>
-    </w:p>
-    <w:p>
-      <w:pPr>
-        <w:numPr>
-          <w:ilvl w:val="1"/>
-          <w:numId w:val="18"/>
-        </w:numPr>
-      </w:pPr>
-      <w:r>
-        <w:rPr>
-          <w:i/>
-          <w:iCs/>
-        </w:rPr>
-        <w:t>Línea 19:</w:t>
-      </w:r>
-      <w:r>
-        <w:t xml:space="preserve"> </w:t>
-      </w:r>
-      <w:r>
-        <w:rPr>
-          <w:b/>
-          <w:bCs/>
-        </w:rPr>
-        <w:t>u</w:t>
-      </w:r>
-      <w:r>
-        <w:t xml:space="preserve"> (Uso en commit).</w:t>
-      </w:r>
-    </w:p>
-    <w:p>
-      <w:pPr>
-        <w:numPr>
-          <w:ilvl w:val="1"/>
-          <w:numId w:val="18"/>
-        </w:numPr>
-      </w:pPr>
-      <w:r>
-        <w:rPr>
-          <w:i/>
-          <w:iCs/>
-        </w:rPr>
-        <w:t>Línea 24:</w:t>
-      </w:r>
-      <w:r>
-        <w:t xml:space="preserve"> </w:t>
-      </w:r>
-      <w:r>
-        <w:rPr>
-          <w:b/>
-          <w:bCs/>
-        </w:rPr>
-        <w:t>u</w:t>
-      </w:r>
-      <w:r>
-        <w:t xml:space="preserve"> (Uso en close).</w:t>
-      </w:r>
-    </w:p>
-    <w:p>
-      <w:pPr>
-        <w:numPr>
-          <w:ilvl w:val="0"/>
-          <w:numId w:val="18"/>
-        </w:numPr>
-      </w:pPr>
-      <w:r>
-        <w:rPr>
-          <w:b/>
-          <w:bCs/>
-        </w:rPr>
-        <w:t>Anomalías:</w:t>
-      </w:r>
-      <w:r>
-        <w:t xml:space="preserve"> Sin anomalías. Cumple el estándar óptimo de uso computacional sin redefiniciones destructivas intermedias.</w:t>
-      </w:r>
-    </w:p>
-    <w:p>
-      <w:r>
-        <w:lastRenderedPageBreak/>
-        <w:pict w14:anchorId="039A97A7">
-          <v:rect id="_x0000_i1115" style="width:0;height:1.5pt" o:hralign="center" o:hrstd="t" o:hr="t" fillcolor="#a0a0a0" stroked="f"/>
-        </w:pict>
-      </w:r>
-    </w:p>
-    <w:p>
-      <w:pPr>
-        <w:rPr>
-          <w:b/>
-          <w:bCs/>
-        </w:rPr>
-      </w:pPr>
-      <w:r>
-        <w:rPr>
-          <w:b/>
-          <w:bCs/>
-        </w:rPr>
-        <w:t>CAMINO 4: Validación de mascotas FALSE y ocurre un ERROR en Base de Datos (Bloque Catch)</w:t>
-      </w:r>
-    </w:p>
-    <w:p>
-      <w:pPr>
-        <w:numPr>
-          <w:ilvl w:val="0"/>
-          <w:numId w:val="19"/>
-        </w:numPr>
-      </w:pPr>
-      <w:r>
-        <w:rPr>
-          <w:b/>
-          <w:bCs/>
-        </w:rPr>
-        <w:t>Líneas del flujo:</w:t>
-      </w:r>
-      <w:r>
-        <w:t xml:space="preserve"> 1 -&gt; 2 -&gt; 3 -&gt; ... -&gt; 9 -&gt; 11 -&gt; (Falla en 13, 16 o 18) -&gt; 20 -&gt; 21 -&gt; 22 -&gt; 24</w:t>
-      </w:r>
-    </w:p>
-    <w:p>
-      <w:pPr>
-        <w:numPr>
-          <w:ilvl w:val="0"/>
-          <w:numId w:val="19"/>
-        </w:numPr>
-      </w:pPr>
-      <w:r>
-        <w:rPr>
-          <w:b/>
-          <w:bCs/>
-        </w:rPr>
-        <w:t>DU(con) =</w:t>
-      </w:r>
-      <w:r>
-        <w:t xml:space="preserve"> ~duuuu~ </w:t>
-      </w:r>
-      <w:r>
-        <w:rPr>
-          <w:i/>
-          <w:iCs/>
-        </w:rPr>
-        <w:t>(Asumiendo que la interrupción controlada salta desde el intento de persistencia)</w:t>
-      </w:r>
-    </w:p>
-    <w:p>
-      <w:pPr>
-        <w:numPr>
-          <w:ilvl w:val="1"/>
-          <w:numId w:val="19"/>
-        </w:numPr>
-      </w:pPr>
-      <w:r>
-        <w:rPr>
-          <w:i/>
-          <w:iCs/>
-        </w:rPr>
-        <w:t>Línea 9:</w:t>
-      </w:r>
-      <w:r>
-        <w:t xml:space="preserve"> </w:t>
-      </w:r>
-      <w:r>
-        <w:rPr>
-          <w:b/>
-          <w:bCs/>
-        </w:rPr>
-        <w:t>d</w:t>
-      </w:r>
-      <w:r>
-        <w:t xml:space="preserve"> (Definición de la conexión).</w:t>
-      </w:r>
-    </w:p>
-    <w:p>
-      <w:pPr>
-        <w:numPr>
-          <w:ilvl w:val="1"/>
-          <w:numId w:val="19"/>
-        </w:numPr>
-      </w:pPr>
-      <w:r>
-        <w:rPr>
-          <w:i/>
-          <w:iCs/>
-        </w:rPr>
-        <w:t>Línea 11:</w:t>
-      </w:r>
-      <w:r>
-        <w:t xml:space="preserve"> </w:t>
-      </w:r>
-      <w:r>
-        <w:rPr>
-          <w:b/>
-          <w:bCs/>
-        </w:rPr>
-        <w:t>u</w:t>
-      </w:r>
-      <w:r>
-        <w:t xml:space="preserve"> (Uso en setAutoCommit).</w:t>
-      </w:r>
-    </w:p>
-    <w:p>
-      <w:pPr>
-        <w:numPr>
-          <w:ilvl w:val="1"/>
-          <w:numId w:val="19"/>
-        </w:numPr>
-      </w:pPr>
-      <w:r>
-        <w:rPr>
-          <w:i/>
-          <w:iCs/>
-        </w:rPr>
-        <w:t>Línea 13/16/18:</w:t>
-      </w:r>
-      <w:r>
-        <w:t xml:space="preserve"> </w:t>
-      </w:r>
-      <w:r>
-        <w:rPr>
-          <w:b/>
-          <w:bCs/>
-        </w:rPr>
-        <w:t>u</w:t>
-      </w:r>
-      <w:r>
-        <w:t xml:space="preserve"> (Intento de uso donde se intercepta la falla).</w:t>
-      </w:r>
-    </w:p>
-    <w:p>
-      <w:pPr>
-        <w:numPr>
-          <w:ilvl w:val="1"/>
-          <w:numId w:val="19"/>
-        </w:numPr>
-      </w:pPr>
-      <w:r>
-        <w:rPr>
-          <w:i/>
-          <w:iCs/>
-        </w:rPr>
-        <w:t>Línea 21:</w:t>
-      </w:r>
-      <w:r>
-        <w:t xml:space="preserve"> </w:t>
-      </w:r>
-      <w:r>
-        <w:rPr>
-          <w:b/>
-          <w:bCs/>
-        </w:rPr>
-        <w:t>u</w:t>
-      </w:r>
-      <w:r>
-        <w:t xml:space="preserve"> (Se usa en el bloque catch para resguardar la consistencia mediante .rollback()).</w:t>
-      </w:r>
-    </w:p>
-    <w:p>
-      <w:pPr>
-        <w:numPr>
-          <w:ilvl w:val="1"/>
-          <w:numId w:val="19"/>
-        </w:numPr>
-      </w:pPr>
-      <w:r>
-        <w:rPr>
-          <w:i/>
-          <w:iCs/>
-        </w:rPr>
-        <w:t>Línea 24:</w:t>
-      </w:r>
-      <w:r>
-        <w:t xml:space="preserve"> </w:t>
-      </w:r>
-      <w:r>
-        <w:rPr>
-          <w:b/>
-          <w:bCs/>
-        </w:rPr>
-        <w:t>u</w:t>
-      </w:r>
-      <w:r>
-        <w:t xml:space="preserve"> (Se usa obligatoriamente dentro de finally invocando .close()).</w:t>
-      </w:r>
-    </w:p>
-    <w:p>
-      <w:pPr>
-        <w:numPr>
-          <w:ilvl w:val="0"/>
-          <w:numId w:val="19"/>
-        </w:numPr>
-      </w:pPr>
-      <w:r>
-        <w:rPr>
-          <w:b/>
-          <w:bCs/>
-        </w:rPr>
-        <w:t>Anomalías:</w:t>
-      </w:r>
-      <w:r>
-        <w:t xml:space="preserve"> Sin anomalías. Aunque el programa se desvíe por una excepción crítica, el diseño funcional es tolerante a fallos debido a que la variable ejecuta correctamente un proceso de reversión y asegura su cierre de recursos en cualquier circunstancia.</w:t>
-      </w:r>
-    </w:p>
-    <w:p/>
-    <w:p/>
-    <w:p/>
     <w:p/>
     <w:p>
       <w:pPr>
@@ -3705,6 +3471,428 @@
         <w:gridCol w:w="2500"/>
         <w:gridCol w:w="2673"/>
         <w:gridCol w:w="889"/>
+      </w:tblGrid>
+      <w:tr>
+        <w:trPr>
+          <w:tblHeader/>
+          <w:tblCellSpacing w:w="15" w:type="dxa"/>
+        </w:trPr>
+        <w:tc>
+          <w:tcPr>
+            <w:tcW w:w="0" w:type="auto"/>
+            <w:tcBorders>
+              <w:top w:val="single" w:sz="6" w:space="0" w:color="auto"/>
+              <w:left w:val="single" w:sz="6" w:space="0" w:color="auto"/>
+              <w:bottom w:val="single" w:sz="6" w:space="0" w:color="auto"/>
+              <w:right w:val="single" w:sz="6" w:space="0" w:color="auto"/>
+            </w:tcBorders>
+            <w:vAlign w:val="center"/>
+            <w:hideMark/>
+          </w:tcPr>
+          <w:p>
+            <w:r>
+              <w:rPr>
+                <w:b/>
+                <w:bCs/>
+              </w:rPr>
+              <w:t>Campo(s)</w:t>
+            </w:r>
+          </w:p>
+        </w:tc>
+        <w:tc>
+          <w:tcPr>
+            <w:tcW w:w="0" w:type="auto"/>
+            <w:tcBorders>
+              <w:top w:val="single" w:sz="6" w:space="0" w:color="auto"/>
+              <w:left w:val="single" w:sz="6" w:space="0" w:color="auto"/>
+              <w:bottom w:val="single" w:sz="6" w:space="0" w:color="auto"/>
+              <w:right w:val="single" w:sz="6" w:space="0" w:color="auto"/>
+            </w:tcBorders>
+            <w:vAlign w:val="center"/>
+            <w:hideMark/>
+          </w:tcPr>
+          <w:p>
+            <w:r>
+              <w:rPr>
+                <w:b/>
+                <w:bCs/>
+              </w:rPr>
+              <w:t>Dato</w:t>
+            </w:r>
+          </w:p>
+        </w:tc>
+        <w:tc>
+          <w:tcPr>
+            <w:tcW w:w="0" w:type="auto"/>
+            <w:tcBorders>
+              <w:top w:val="single" w:sz="6" w:space="0" w:color="auto"/>
+              <w:left w:val="single" w:sz="6" w:space="0" w:color="auto"/>
+              <w:bottom w:val="single" w:sz="6" w:space="0" w:color="auto"/>
+              <w:right w:val="single" w:sz="6" w:space="0" w:color="auto"/>
+            </w:tcBorders>
+            <w:vAlign w:val="center"/>
+            <w:hideMark/>
+          </w:tcPr>
+          <w:p>
+            <w:r>
+              <w:rPr>
+                <w:b/>
+                <w:bCs/>
+              </w:rPr>
+              <w:t>Salida Esperada</w:t>
+            </w:r>
+          </w:p>
+        </w:tc>
+        <w:tc>
+          <w:tcPr>
+            <w:tcW w:w="0" w:type="auto"/>
+            <w:tcBorders>
+              <w:top w:val="single" w:sz="6" w:space="0" w:color="auto"/>
+              <w:left w:val="single" w:sz="6" w:space="0" w:color="auto"/>
+              <w:bottom w:val="single" w:sz="6" w:space="0" w:color="auto"/>
+              <w:right w:val="single" w:sz="6" w:space="0" w:color="auto"/>
+            </w:tcBorders>
+            <w:vAlign w:val="center"/>
+            <w:hideMark/>
+          </w:tcPr>
+          <w:p>
+            <w:r>
+              <w:rPr>
+                <w:b/>
+                <w:bCs/>
+              </w:rPr>
+              <w:t>Salida Observada</w:t>
+            </w:r>
+          </w:p>
+        </w:tc>
+        <w:tc>
+          <w:tcPr>
+            <w:tcW w:w="0" w:type="auto"/>
+            <w:tcBorders>
+              <w:top w:val="single" w:sz="6" w:space="0" w:color="auto"/>
+              <w:left w:val="single" w:sz="6" w:space="0" w:color="auto"/>
+              <w:bottom w:val="single" w:sz="6" w:space="0" w:color="auto"/>
+              <w:right w:val="single" w:sz="6" w:space="0" w:color="auto"/>
+            </w:tcBorders>
+            <w:vAlign w:val="center"/>
+            <w:hideMark/>
+          </w:tcPr>
+          <w:p>
+            <w:r>
+              <w:rPr>
+                <w:b/>
+                <w:bCs/>
+              </w:rPr>
+              <w:t>Estado</w:t>
+            </w:r>
+          </w:p>
+        </w:tc>
+      </w:tr>
+      <w:tr>
+        <w:trPr>
+          <w:tblCellSpacing w:w="15" w:type="dxa"/>
+        </w:trPr>
+        <w:tc>
+          <w:tcPr>
+            <w:tcW w:w="0" w:type="auto"/>
+            <w:tcBorders>
+              <w:top w:val="single" w:sz="6" w:space="0" w:color="auto"/>
+              <w:left w:val="single" w:sz="6" w:space="0" w:color="auto"/>
+              <w:bottom w:val="single" w:sz="6" w:space="0" w:color="auto"/>
+              <w:right w:val="single" w:sz="6" w:space="0" w:color="auto"/>
+            </w:tcBorders>
+            <w:vAlign w:val="center"/>
+            <w:hideMark/>
+          </w:tcPr>
+          <w:p>
+            <w:r>
+              <w:rPr>
+                <w:b/>
+                <w:bCs/>
+              </w:rPr>
+              <w:t>Cédula</w:t>
+            </w:r>
+          </w:p>
+          <w:p>
+            <w:r>
+              <w:br/>
+            </w:r>
+          </w:p>
+          <w:p>
+            <w:r>
+              <w:rPr>
+                <w:b/>
+                <w:bCs/>
+              </w:rPr>
+              <w:lastRenderedPageBreak/>
+              <w:t>Nombres</w:t>
+            </w:r>
+          </w:p>
+          <w:p>
+            <w:r>
+              <w:br/>
+            </w:r>
+          </w:p>
+          <w:p>
+            <w:r>
+              <w:rPr>
+                <w:b/>
+                <w:bCs/>
+              </w:rPr>
+              <w:t>Teléfono</w:t>
+            </w:r>
+          </w:p>
+          <w:p>
+            <w:r>
+              <w:br/>
+            </w:r>
+          </w:p>
+          <w:p>
+            <w:r>
+              <w:rPr>
+                <w:b/>
+                <w:bCs/>
+              </w:rPr>
+              <w:t>Mascota Nombre</w:t>
+            </w:r>
+            <w:r>
+              <w:rPr>
+                <w:b/>
+                <w:bCs/>
+              </w:rPr>
+              <w:t>/Raza</w:t>
+            </w:r>
+          </w:p>
+        </w:tc>
+        <w:tc>
+          <w:tcPr>
+            <w:tcW w:w="0" w:type="auto"/>
+            <w:tcBorders>
+              <w:top w:val="single" w:sz="6" w:space="0" w:color="auto"/>
+              <w:left w:val="single" w:sz="6" w:space="0" w:color="auto"/>
+              <w:bottom w:val="single" w:sz="6" w:space="0" w:color="auto"/>
+              <w:right w:val="single" w:sz="6" w:space="0" w:color="auto"/>
+            </w:tcBorders>
+            <w:vAlign w:val="center"/>
+            <w:hideMark/>
+          </w:tcPr>
+          <w:p>
+            <w:r>
+              <w:lastRenderedPageBreak/>
+              <w:t>0956231478</w:t>
+            </w:r>
+          </w:p>
+          <w:p>
+            <w:r>
+              <w:br/>
+            </w:r>
+          </w:p>
+          <w:p>
+            <w:r>
+              <w:lastRenderedPageBreak/>
+              <w:t>Carlos Mendoza</w:t>
+            </w:r>
+          </w:p>
+          <w:p>
+            <w:r>
+              <w:br/>
+            </w:r>
+          </w:p>
+          <w:p>
+            <w:r>
+              <w:t>042596300</w:t>
+            </w:r>
+          </w:p>
+          <w:p>
+            <w:r>
+              <w:br/>
+            </w:r>
+          </w:p>
+          <w:p>
+            <w:r>
+              <w:t>Max</w:t>
+            </w:r>
+          </w:p>
+          <w:p>
+            <w:proofErr w:type="spellStart"/>
+            <w:r>
+              <w:t>Boxer</w:t>
+            </w:r>
+            <w:proofErr w:type="spellEnd"/>
+          </w:p>
+        </w:tc>
+        <w:tc>
+          <w:tcPr>
+            <w:tcW w:w="0" w:type="auto"/>
+            <w:tcBorders>
+              <w:top w:val="single" w:sz="6" w:space="0" w:color="auto"/>
+              <w:left w:val="single" w:sz="6" w:space="0" w:color="auto"/>
+              <w:bottom w:val="single" w:sz="6" w:space="0" w:color="auto"/>
+              <w:right w:val="single" w:sz="6" w:space="0" w:color="auto"/>
+            </w:tcBorders>
+            <w:vAlign w:val="center"/>
+            <w:hideMark/>
+          </w:tcPr>
+          <w:p>
+            <w:r>
+              <w:lastRenderedPageBreak/>
+              <w:t>Mensaje de confirmación: "Datos guardados correctamente" y limpieza del formulario.</w:t>
+            </w:r>
+          </w:p>
+        </w:tc>
+        <w:tc>
+          <w:tcPr>
+            <w:tcW w:w="0" w:type="auto"/>
+            <w:tcBorders>
+              <w:top w:val="single" w:sz="6" w:space="0" w:color="auto"/>
+              <w:left w:val="single" w:sz="6" w:space="0" w:color="auto"/>
+              <w:bottom w:val="single" w:sz="6" w:space="0" w:color="auto"/>
+              <w:right w:val="single" w:sz="6" w:space="0" w:color="auto"/>
+            </w:tcBorders>
+            <w:vAlign w:val="center"/>
+            <w:hideMark/>
+          </w:tcPr>
+          <w:p>
+            <w:r>
+              <w:t>El sistema insertó el cliente con ID generado de forma correcta y guardó la mascota asociada en la base de datos sin errores.</w:t>
+            </w:r>
+          </w:p>
+        </w:tc>
+        <w:tc>
+          <w:tcPr>
+            <w:tcW w:w="0" w:type="auto"/>
+            <w:tcBorders>
+              <w:top w:val="single" w:sz="6" w:space="0" w:color="auto"/>
+              <w:left w:val="single" w:sz="6" w:space="0" w:color="auto"/>
+              <w:bottom w:val="single" w:sz="6" w:space="0" w:color="auto"/>
+              <w:right w:val="single" w:sz="6" w:space="0" w:color="auto"/>
+            </w:tcBorders>
+            <w:vAlign w:val="center"/>
+            <w:hideMark/>
+          </w:tcPr>
+          <w:p>
+            <w:r>
+              <w:rPr>
+                <w:b/>
+                <w:bCs/>
+              </w:rPr>
+              <w:t>Correcto</w:t>
+            </w:r>
+          </w:p>
+        </w:tc>
+      </w:tr>
+    </w:tbl>
+    <w:p>
+      <w:r>
+        <w:rPr>
+          <w:noProof/>
+        </w:rPr>
+        <w:drawing>
+          <wp:inline distT="0" distB="0" distL="0" distR="0" wp14:anchorId="021AF438" wp14:editId="0AB97CBB">
+            <wp:extent cx="5603875" cy="4733290"/>
+            <wp:effectExtent l="0" t="0" r="0" b="0"/>
+            <wp:docPr id="2022979955" name="Imagen 6"/>
+            <wp:cNvGraphicFramePr>
+              <a:graphicFrameLocks xmlns:a="http://schemas.openxmlformats.org/drawingml/2006/main" noChangeAspect="1"/>
+            </wp:cNvGraphicFramePr>
+            <a:graphic xmlns:a="http://schemas.openxmlformats.org/drawingml/2006/main">
+              <a:graphicData uri="http://schemas.openxmlformats.org/drawingml/2006/picture">
+                <pic:pic xmlns:pic="http://schemas.openxmlformats.org/drawingml/2006/picture">
+                  <pic:nvPicPr>
+                    <pic:cNvPr id="0" name="Picture 97"/>
+                    <pic:cNvPicPr>
+                      <a:picLocks noChangeAspect="1" noChangeArrowheads="1"/>
+                    </pic:cNvPicPr>
+                  </pic:nvPicPr>
+                  <pic:blipFill>
+                    <a:blip r:embed="rId11">
+                      <a:extLst>
+                        <a:ext uri="{28A0092B-C50C-407E-A947-70E740481C1C}">
+                          <a14:useLocalDpi xmlns:a14="http://schemas.microsoft.com/office/drawing/2010/main" val="0"/>
+                        </a:ext>
+                      </a:extLst>
+                    </a:blip>
+                    <a:srcRect/>
+                    <a:stretch>
+                      <a:fillRect/>
+                    </a:stretch>
+                  </pic:blipFill>
+                  <pic:spPr bwMode="auto">
+                    <a:xfrm>
+                      <a:off x="0" y="0"/>
+                      <a:ext cx="5603875" cy="4733290"/>
+                    </a:xfrm>
+                    <a:prstGeom prst="rect">
+                      <a:avLst/>
+                    </a:prstGeom>
+                    <a:noFill/>
+                    <a:ln>
+                      <a:noFill/>
+                    </a:ln>
+                  </pic:spPr>
+                </pic:pic>
+              </a:graphicData>
+            </a:graphic>
+          </wp:inline>
+        </w:drawing>
+      </w:r>
+    </w:p>
+    <w:p/>
+    <w:p>
+      <w:pPr>
+        <w:rPr>
+          <w:b/>
+          <w:bCs/>
+        </w:rPr>
+      </w:pPr>
+      <w:r>
+        <w:rPr>
+          <w:b/>
+          <w:bCs/>
+        </w:rPr>
+        <w:t>Caso de Prueba</w:t>
+      </w:r>
+      <w:r>
+        <w:rPr>
+          <w:b/>
+          <w:bCs/>
+        </w:rPr>
+        <w:t xml:space="preserve"> </w:t>
+      </w:r>
+      <w:r>
+        <w:rPr>
+          <w:b/>
+          <w:bCs/>
+        </w:rPr>
+        <w:t>2: Registro Fallido por Validación de Cédula Errónea</w:t>
+      </w:r>
+    </w:p>
+    <w:p>
+      <w:pPr>
+        <w:rPr>
+          <w:b/>
+          <w:bCs/>
+        </w:rPr>
+      </w:pPr>
+    </w:p>
+    <w:tbl>
+      <w:tblPr>
+        <w:tblW w:w="0" w:type="auto"/>
+        <w:tblCellSpacing w:w="15" w:type="dxa"/>
+        <w:tblCellMar>
+          <w:top w:w="15" w:type="dxa"/>
+          <w:left w:w="15" w:type="dxa"/>
+          <w:bottom w:w="15" w:type="dxa"/>
+          <w:right w:w="15" w:type="dxa"/>
+        </w:tblCellMar>
+        <w:tblLook w:val="04A0" w:firstRow="1" w:lastRow="0" w:firstColumn="1" w:lastColumn="0" w:noHBand="0" w:noVBand="1"/>
+      </w:tblPr>
+      <w:tblGrid>
+        <w:gridCol w:w="1554"/>
+        <w:gridCol w:w="1188"/>
+        <w:gridCol w:w="2319"/>
+        <w:gridCol w:w="3044"/>
+        <w:gridCol w:w="717"/>
       </w:tblGrid>
       <w:tr>
         <w:trPr>
@@ -3886,7 +4074,6 @@
                 <w:b/>
                 <w:bCs/>
               </w:rPr>
-              <w:lastRenderedPageBreak/>
               <w:t>Mascota Nombre</w:t>
             </w:r>
             <w:r>
@@ -3912,8 +4099,7 @@
           </w:tcPr>
           <w:p>
             <w:r>
-              <w:lastRenderedPageBreak/>
-              <w:t>0956231478</w:t>
+              <w:t>095623-ABC</w:t>
             </w:r>
           </w:p>
           <w:p>
@@ -3943,14 +4129,15 @@
           </w:p>
           <w:p>
             <w:r>
-              <w:lastRenderedPageBreak/>
               <w:t>Max</w:t>
             </w:r>
           </w:p>
           <w:p>
+            <w:proofErr w:type="spellStart"/>
             <w:r>
               <w:t>Boxer</w:t>
             </w:r>
+            <w:proofErr w:type="spellEnd"/>
           </w:p>
         </w:tc>
         <w:tc>
@@ -3967,427 +4154,6 @@
           </w:tcPr>
           <w:p>
             <w:r>
-              <w:lastRenderedPageBreak/>
-              <w:t>Mensaje de confirmación: "Datos guardados correctamente" y limpieza del formulario.</w:t>
-            </w:r>
-          </w:p>
-        </w:tc>
-        <w:tc>
-          <w:tcPr>
-            <w:tcW w:w="0" w:type="auto"/>
-            <w:tcBorders>
-              <w:top w:val="single" w:sz="6" w:space="0" w:color="auto"/>
-              <w:left w:val="single" w:sz="6" w:space="0" w:color="auto"/>
-              <w:bottom w:val="single" w:sz="6" w:space="0" w:color="auto"/>
-              <w:right w:val="single" w:sz="6" w:space="0" w:color="auto"/>
-            </w:tcBorders>
-            <w:vAlign w:val="center"/>
-            <w:hideMark/>
-          </w:tcPr>
-          <w:p>
-            <w:r>
-              <w:t>El sistema insertó el cliente con ID generado de forma correcta y guardó la mascota asociada en la base de datos sin errores.</w:t>
-            </w:r>
-          </w:p>
-        </w:tc>
-        <w:tc>
-          <w:tcPr>
-            <w:tcW w:w="0" w:type="auto"/>
-            <w:tcBorders>
-              <w:top w:val="single" w:sz="6" w:space="0" w:color="auto"/>
-              <w:left w:val="single" w:sz="6" w:space="0" w:color="auto"/>
-              <w:bottom w:val="single" w:sz="6" w:space="0" w:color="auto"/>
-              <w:right w:val="single" w:sz="6" w:space="0" w:color="auto"/>
-            </w:tcBorders>
-            <w:vAlign w:val="center"/>
-            <w:hideMark/>
-          </w:tcPr>
-          <w:p>
-            <w:r>
-              <w:rPr>
-                <w:b/>
-                <w:bCs/>
-              </w:rPr>
-              <w:t>Correcto</w:t>
-            </w:r>
-          </w:p>
-        </w:tc>
-      </w:tr>
-    </w:tbl>
-    <w:p>
-      <w:r>
-        <w:rPr>
-          <w:noProof/>
-        </w:rPr>
-        <w:drawing>
-          <wp:inline distT="0" distB="0" distL="0" distR="0" wp14:anchorId="021AF438" wp14:editId="0AB97CBB">
-            <wp:extent cx="5603875" cy="4733290"/>
-            <wp:effectExtent l="0" t="0" r="0" b="0"/>
-            <wp:docPr id="2022979955" name="Imagen 6"/>
-            <wp:cNvGraphicFramePr>
-              <a:graphicFrameLocks xmlns:a="http://schemas.openxmlformats.org/drawingml/2006/main" noChangeAspect="1"/>
-            </wp:cNvGraphicFramePr>
-            <a:graphic xmlns:a="http://schemas.openxmlformats.org/drawingml/2006/main">
-              <a:graphicData uri="http://schemas.openxmlformats.org/drawingml/2006/picture">
-                <pic:pic xmlns:pic="http://schemas.openxmlformats.org/drawingml/2006/picture">
-                  <pic:nvPicPr>
-                    <pic:cNvPr id="0" name="Picture 97"/>
-                    <pic:cNvPicPr>
-                      <a:picLocks noChangeAspect="1" noChangeArrowheads="1"/>
-                    </pic:cNvPicPr>
-                  </pic:nvPicPr>
-                  <pic:blipFill>
-                    <a:blip r:embed="rId11">
-                      <a:extLst>
-                        <a:ext uri="{28A0092B-C50C-407E-A947-70E740481C1C}">
-                          <a14:useLocalDpi xmlns:a14="http://schemas.microsoft.com/office/drawing/2010/main" val="0"/>
-                        </a:ext>
-                      </a:extLst>
-                    </a:blip>
-                    <a:srcRect/>
-                    <a:stretch>
-                      <a:fillRect/>
-                    </a:stretch>
-                  </pic:blipFill>
-                  <pic:spPr bwMode="auto">
-                    <a:xfrm>
-                      <a:off x="0" y="0"/>
-                      <a:ext cx="5603875" cy="4733290"/>
-                    </a:xfrm>
-                    <a:prstGeom prst="rect">
-                      <a:avLst/>
-                    </a:prstGeom>
-                    <a:noFill/>
-                    <a:ln>
-                      <a:noFill/>
-                    </a:ln>
-                  </pic:spPr>
-                </pic:pic>
-              </a:graphicData>
-            </a:graphic>
-          </wp:inline>
-        </w:drawing>
-      </w:r>
-    </w:p>
-    <w:p/>
-    <w:p>
-      <w:pPr>
-        <w:rPr>
-          <w:b/>
-          <w:bCs/>
-        </w:rPr>
-      </w:pPr>
-      <w:r>
-        <w:rPr>
-          <w:b/>
-          <w:bCs/>
-        </w:rPr>
-        <w:t>Caso de Prueba</w:t>
-      </w:r>
-      <w:r>
-        <w:rPr>
-          <w:b/>
-          <w:bCs/>
-        </w:rPr>
-        <w:t xml:space="preserve"> </w:t>
-      </w:r>
-      <w:r>
-        <w:rPr>
-          <w:b/>
-          <w:bCs/>
-        </w:rPr>
-        <w:t>2: Registro Fallido por Validación de Cédula Errónea</w:t>
-      </w:r>
-    </w:p>
-    <w:p>
-      <w:pPr>
-        <w:rPr>
-          <w:b/>
-          <w:bCs/>
-        </w:rPr>
-      </w:pPr>
-    </w:p>
-    <w:tbl>
-      <w:tblPr>
-        <w:tblW w:w="0" w:type="auto"/>
-        <w:tblCellSpacing w:w="15" w:type="dxa"/>
-        <w:tblCellMar>
-          <w:top w:w="15" w:type="dxa"/>
-          <w:left w:w="15" w:type="dxa"/>
-          <w:bottom w:w="15" w:type="dxa"/>
-          <w:right w:w="15" w:type="dxa"/>
-        </w:tblCellMar>
-        <w:tblLook w:val="04A0" w:firstRow="1" w:lastRow="0" w:firstColumn="1" w:lastColumn="0" w:noHBand="0" w:noVBand="1"/>
-      </w:tblPr>
-      <w:tblGrid>
-        <w:gridCol w:w="1554"/>
-        <w:gridCol w:w="1188"/>
-        <w:gridCol w:w="2319"/>
-        <w:gridCol w:w="3044"/>
-        <w:gridCol w:w="717"/>
-      </w:tblGrid>
-      <w:tr>
-        <w:trPr>
-          <w:tblHeader/>
-          <w:tblCellSpacing w:w="15" w:type="dxa"/>
-        </w:trPr>
-        <w:tc>
-          <w:tcPr>
-            <w:tcW w:w="0" w:type="auto"/>
-            <w:tcBorders>
-              <w:top w:val="single" w:sz="6" w:space="0" w:color="auto"/>
-              <w:left w:val="single" w:sz="6" w:space="0" w:color="auto"/>
-              <w:bottom w:val="single" w:sz="6" w:space="0" w:color="auto"/>
-              <w:right w:val="single" w:sz="6" w:space="0" w:color="auto"/>
-            </w:tcBorders>
-            <w:vAlign w:val="center"/>
-            <w:hideMark/>
-          </w:tcPr>
-          <w:p>
-            <w:r>
-              <w:rPr>
-                <w:b/>
-                <w:bCs/>
-              </w:rPr>
-              <w:t>Campo(s)</w:t>
-            </w:r>
-          </w:p>
-        </w:tc>
-        <w:tc>
-          <w:tcPr>
-            <w:tcW w:w="0" w:type="auto"/>
-            <w:tcBorders>
-              <w:top w:val="single" w:sz="6" w:space="0" w:color="auto"/>
-              <w:left w:val="single" w:sz="6" w:space="0" w:color="auto"/>
-              <w:bottom w:val="single" w:sz="6" w:space="0" w:color="auto"/>
-              <w:right w:val="single" w:sz="6" w:space="0" w:color="auto"/>
-            </w:tcBorders>
-            <w:vAlign w:val="center"/>
-            <w:hideMark/>
-          </w:tcPr>
-          <w:p>
-            <w:r>
-              <w:rPr>
-                <w:b/>
-                <w:bCs/>
-              </w:rPr>
-              <w:t>Dato</w:t>
-            </w:r>
-          </w:p>
-        </w:tc>
-        <w:tc>
-          <w:tcPr>
-            <w:tcW w:w="0" w:type="auto"/>
-            <w:tcBorders>
-              <w:top w:val="single" w:sz="6" w:space="0" w:color="auto"/>
-              <w:left w:val="single" w:sz="6" w:space="0" w:color="auto"/>
-              <w:bottom w:val="single" w:sz="6" w:space="0" w:color="auto"/>
-              <w:right w:val="single" w:sz="6" w:space="0" w:color="auto"/>
-            </w:tcBorders>
-            <w:vAlign w:val="center"/>
-            <w:hideMark/>
-          </w:tcPr>
-          <w:p>
-            <w:r>
-              <w:rPr>
-                <w:b/>
-                <w:bCs/>
-              </w:rPr>
-              <w:t>Salida Esperada</w:t>
-            </w:r>
-          </w:p>
-        </w:tc>
-        <w:tc>
-          <w:tcPr>
-            <w:tcW w:w="0" w:type="auto"/>
-            <w:tcBorders>
-              <w:top w:val="single" w:sz="6" w:space="0" w:color="auto"/>
-              <w:left w:val="single" w:sz="6" w:space="0" w:color="auto"/>
-              <w:bottom w:val="single" w:sz="6" w:space="0" w:color="auto"/>
-              <w:right w:val="single" w:sz="6" w:space="0" w:color="auto"/>
-            </w:tcBorders>
-            <w:vAlign w:val="center"/>
-            <w:hideMark/>
-          </w:tcPr>
-          <w:p>
-            <w:r>
-              <w:rPr>
-                <w:b/>
-                <w:bCs/>
-              </w:rPr>
-              <w:t>Salida Observada</w:t>
-            </w:r>
-          </w:p>
-        </w:tc>
-        <w:tc>
-          <w:tcPr>
-            <w:tcW w:w="0" w:type="auto"/>
-            <w:tcBorders>
-              <w:top w:val="single" w:sz="6" w:space="0" w:color="auto"/>
-              <w:left w:val="single" w:sz="6" w:space="0" w:color="auto"/>
-              <w:bottom w:val="single" w:sz="6" w:space="0" w:color="auto"/>
-              <w:right w:val="single" w:sz="6" w:space="0" w:color="auto"/>
-            </w:tcBorders>
-            <w:vAlign w:val="center"/>
-            <w:hideMark/>
-          </w:tcPr>
-          <w:p>
-            <w:r>
-              <w:rPr>
-                <w:b/>
-                <w:bCs/>
-              </w:rPr>
-              <w:t>Estado</w:t>
-            </w:r>
-          </w:p>
-        </w:tc>
-      </w:tr>
-      <w:tr>
-        <w:trPr>
-          <w:tblCellSpacing w:w="15" w:type="dxa"/>
-        </w:trPr>
-        <w:tc>
-          <w:tcPr>
-            <w:tcW w:w="0" w:type="auto"/>
-            <w:tcBorders>
-              <w:top w:val="single" w:sz="6" w:space="0" w:color="auto"/>
-              <w:left w:val="single" w:sz="6" w:space="0" w:color="auto"/>
-              <w:bottom w:val="single" w:sz="6" w:space="0" w:color="auto"/>
-              <w:right w:val="single" w:sz="6" w:space="0" w:color="auto"/>
-            </w:tcBorders>
-            <w:vAlign w:val="center"/>
-            <w:hideMark/>
-          </w:tcPr>
-          <w:p>
-            <w:r>
-              <w:rPr>
-                <w:b/>
-                <w:bCs/>
-              </w:rPr>
-              <w:t>Cédula</w:t>
-            </w:r>
-          </w:p>
-          <w:p>
-            <w:r>
-              <w:br/>
-            </w:r>
-          </w:p>
-          <w:p>
-            <w:r>
-              <w:rPr>
-                <w:b/>
-                <w:bCs/>
-              </w:rPr>
-              <w:t>Nombres</w:t>
-            </w:r>
-          </w:p>
-          <w:p>
-            <w:r>
-              <w:lastRenderedPageBreak/>
-              <w:br/>
-            </w:r>
-          </w:p>
-          <w:p>
-            <w:r>
-              <w:rPr>
-                <w:b/>
-                <w:bCs/>
-              </w:rPr>
-              <w:t>Teléfono</w:t>
-            </w:r>
-          </w:p>
-          <w:p>
-            <w:r>
-              <w:br/>
-            </w:r>
-          </w:p>
-          <w:p>
-            <w:r>
-              <w:rPr>
-                <w:b/>
-                <w:bCs/>
-              </w:rPr>
-              <w:t>Mascota Nombre</w:t>
-            </w:r>
-            <w:r>
-              <w:rPr>
-                <w:b/>
-                <w:bCs/>
-              </w:rPr>
-              <w:t>/Raza</w:t>
-            </w:r>
-          </w:p>
-        </w:tc>
-        <w:tc>
-          <w:tcPr>
-            <w:tcW w:w="0" w:type="auto"/>
-            <w:tcBorders>
-              <w:top w:val="single" w:sz="6" w:space="0" w:color="auto"/>
-              <w:left w:val="single" w:sz="6" w:space="0" w:color="auto"/>
-              <w:bottom w:val="single" w:sz="6" w:space="0" w:color="auto"/>
-              <w:right w:val="single" w:sz="6" w:space="0" w:color="auto"/>
-            </w:tcBorders>
-            <w:vAlign w:val="center"/>
-            <w:hideMark/>
-          </w:tcPr>
-          <w:p>
-            <w:r>
-              <w:lastRenderedPageBreak/>
-              <w:t>095623-ABC</w:t>
-            </w:r>
-          </w:p>
-          <w:p>
-            <w:r>
-              <w:br/>
-            </w:r>
-          </w:p>
-          <w:p>
-            <w:r>
-              <w:lastRenderedPageBreak/>
-              <w:t>Carlos Mendoza</w:t>
-            </w:r>
-          </w:p>
-          <w:p>
-            <w:r>
-              <w:br/>
-            </w:r>
-          </w:p>
-          <w:p>
-            <w:r>
-              <w:t>042596300</w:t>
-            </w:r>
-          </w:p>
-          <w:p>
-            <w:r>
-              <w:br/>
-            </w:r>
-          </w:p>
-          <w:p>
-            <w:r>
-              <w:t>Max</w:t>
-            </w:r>
-          </w:p>
-          <w:p>
-            <w:r>
-              <w:t>Boxer</w:t>
-            </w:r>
-          </w:p>
-        </w:tc>
-        <w:tc>
-          <w:tcPr>
-            <w:tcW w:w="0" w:type="auto"/>
-            <w:tcBorders>
-              <w:top w:val="single" w:sz="6" w:space="0" w:color="auto"/>
-              <w:left w:val="single" w:sz="6" w:space="0" w:color="auto"/>
-              <w:bottom w:val="single" w:sz="6" w:space="0" w:color="auto"/>
-              <w:right w:val="single" w:sz="6" w:space="0" w:color="auto"/>
-            </w:tcBorders>
-            <w:vAlign w:val="center"/>
-            <w:hideMark/>
-          </w:tcPr>
-          <w:p>
-            <w:r>
-              <w:lastRenderedPageBreak/>
               <w:t>Lanzamiento de alerta controlada: "Cédula inválida". No altera la DB.</w:t>
             </w:r>
           </w:p>
@@ -4440,6 +4206,7 @@
         <w:rPr>
           <w:noProof/>
         </w:rPr>
+        <w:lastRenderedPageBreak/>
         <w:drawing>
           <wp:inline distT="0" distB="0" distL="0" distR="0" wp14:anchorId="0E27B84F" wp14:editId="56BA24B9">
             <wp:extent cx="5603875" cy="4702810"/>
@@ -4492,7 +4259,15 @@
     </w:p>
     <w:p/>
     <w:p>
-      <w:r>
+      <w:pPr>
+        <w:rPr>
+          <w:lang w:val="en-US"/>
+        </w:rPr>
+      </w:pPr>
+      <w:r>
+        <w:rPr>
+          <w:lang w:val="en-US"/>
+        </w:rPr>
         <w:t>JUNIT:</w:t>
       </w:r>
     </w:p>
@@ -4512,19 +4287,477 @@
           <w:szCs w:val="16"/>
           <w:lang w:val="en-US"/>
         </w:rPr>
+        <w:t>/*</w:t>
+      </w:r>
+    </w:p>
+    <w:p>
+      <w:pPr>
+        <w:rPr>
+          <w:rFonts w:ascii="Lucida Console" w:hAnsi="Lucida Console"/>
+          <w:sz w:val="16"/>
+          <w:szCs w:val="16"/>
+          <w:lang w:val="en-US"/>
+        </w:rPr>
+      </w:pPr>
+      <w:r>
+        <w:rPr>
+          <w:rFonts w:ascii="Lucida Console" w:hAnsi="Lucida Console"/>
+          <w:sz w:val="16"/>
+          <w:szCs w:val="16"/>
+          <w:lang w:val="en-US"/>
+        </w:rPr>
+        <w:t xml:space="preserve"> * Click nbfs://nbhost/SystemFileSystem/Templates/Licenses/license-default.txt to change this license</w:t>
+      </w:r>
+    </w:p>
+    <w:p>
+      <w:pPr>
+        <w:rPr>
+          <w:rFonts w:ascii="Lucida Console" w:hAnsi="Lucida Console"/>
+          <w:sz w:val="16"/>
+          <w:szCs w:val="16"/>
+          <w:lang w:val="en-US"/>
+        </w:rPr>
+      </w:pPr>
+      <w:r>
+        <w:rPr>
+          <w:rFonts w:ascii="Lucida Console" w:hAnsi="Lucida Console"/>
+          <w:sz w:val="16"/>
+          <w:szCs w:val="16"/>
+          <w:lang w:val="en-US"/>
+        </w:rPr>
+        <w:t xml:space="preserve"> * Click nbfs://nbhost/SystemFileSystem/Templates/UnitTests/JUnit5TestClass.java to edit this template</w:t>
+      </w:r>
+    </w:p>
+    <w:p>
+      <w:pPr>
+        <w:rPr>
+          <w:rFonts w:ascii="Lucida Console" w:hAnsi="Lucida Console"/>
+          <w:sz w:val="16"/>
+          <w:szCs w:val="16"/>
+        </w:rPr>
+      </w:pPr>
+      <w:r>
+        <w:rPr>
+          <w:rFonts w:ascii="Lucida Console" w:hAnsi="Lucida Console"/>
+          <w:sz w:val="16"/>
+          <w:szCs w:val="16"/>
+          <w:lang w:val="en-US"/>
+        </w:rPr>
+        <w:t xml:space="preserve"> </w:t>
+      </w:r>
+      <w:r>
+        <w:rPr>
+          <w:rFonts w:ascii="Lucida Console" w:hAnsi="Lucida Console"/>
+          <w:sz w:val="16"/>
+          <w:szCs w:val="16"/>
+        </w:rPr>
+        <w:t>*/</w:t>
+      </w:r>
+    </w:p>
+    <w:p>
+      <w:pPr>
+        <w:rPr>
+          <w:rFonts w:ascii="Lucida Console" w:hAnsi="Lucida Console"/>
+          <w:sz w:val="16"/>
+          <w:szCs w:val="16"/>
+        </w:rPr>
+      </w:pPr>
+      <w:proofErr w:type="spellStart"/>
+      <w:r>
+        <w:rPr>
+          <w:rFonts w:ascii="Lucida Console" w:hAnsi="Lucida Console"/>
+          <w:sz w:val="16"/>
+          <w:szCs w:val="16"/>
+        </w:rPr>
+        <w:t>package</w:t>
+      </w:r>
+      <w:proofErr w:type="spellEnd"/>
+      <w:r>
+        <w:rPr>
+          <w:rFonts w:ascii="Lucida Console" w:hAnsi="Lucida Console"/>
+          <w:sz w:val="16"/>
+          <w:szCs w:val="16"/>
+        </w:rPr>
+        <w:t xml:space="preserve"> </w:t>
+      </w:r>
+      <w:proofErr w:type="gramStart"/>
+      <w:r>
+        <w:rPr>
+          <w:rFonts w:ascii="Lucida Console" w:hAnsi="Lucida Console"/>
+          <w:sz w:val="16"/>
+          <w:szCs w:val="16"/>
+        </w:rPr>
+        <w:t>com.grupo2.sistemadegestionveterinaria</w:t>
+      </w:r>
+      <w:proofErr w:type="gramEnd"/>
+      <w:r>
+        <w:rPr>
+          <w:rFonts w:ascii="Lucida Console" w:hAnsi="Lucida Console"/>
+          <w:sz w:val="16"/>
+          <w:szCs w:val="16"/>
+        </w:rPr>
+        <w:t>.controlador;</w:t>
+      </w:r>
+    </w:p>
+    <w:p>
+      <w:pPr>
+        <w:rPr>
+          <w:rFonts w:ascii="Lucida Console" w:hAnsi="Lucida Console"/>
+          <w:sz w:val="16"/>
+          <w:szCs w:val="16"/>
+        </w:rPr>
+      </w:pPr>
+    </w:p>
+    <w:p>
+      <w:pPr>
+        <w:rPr>
+          <w:rFonts w:ascii="Lucida Console" w:hAnsi="Lucida Console"/>
+          <w:sz w:val="16"/>
+          <w:szCs w:val="16"/>
+        </w:rPr>
+      </w:pPr>
+      <w:proofErr w:type="spellStart"/>
+      <w:r>
+        <w:rPr>
+          <w:rFonts w:ascii="Lucida Console" w:hAnsi="Lucida Console"/>
+          <w:sz w:val="16"/>
+          <w:szCs w:val="16"/>
+        </w:rPr>
+        <w:t>import</w:t>
+      </w:r>
+      <w:proofErr w:type="spellEnd"/>
+      <w:r>
+        <w:rPr>
+          <w:rFonts w:ascii="Lucida Console" w:hAnsi="Lucida Console"/>
+          <w:sz w:val="16"/>
+          <w:szCs w:val="16"/>
+        </w:rPr>
+        <w:t xml:space="preserve"> </w:t>
+      </w:r>
+      <w:proofErr w:type="gramStart"/>
+      <w:r>
+        <w:rPr>
+          <w:rFonts w:ascii="Lucida Console" w:hAnsi="Lucida Console"/>
+          <w:sz w:val="16"/>
+          <w:szCs w:val="16"/>
+        </w:rPr>
+        <w:t>com.grupo2.sistemadegestionveterinaria</w:t>
+      </w:r>
+      <w:proofErr w:type="gramEnd"/>
+      <w:r>
+        <w:rPr>
+          <w:rFonts w:ascii="Lucida Console" w:hAnsi="Lucida Console"/>
+          <w:sz w:val="16"/>
+          <w:szCs w:val="16"/>
+        </w:rPr>
+        <w:t>.</w:t>
+      </w:r>
+      <w:proofErr w:type="gramStart"/>
+      <w:r>
+        <w:rPr>
+          <w:rFonts w:ascii="Lucida Console" w:hAnsi="Lucida Console"/>
+          <w:sz w:val="16"/>
+          <w:szCs w:val="16"/>
+        </w:rPr>
+        <w:t>modelo.ModeloCliente</w:t>
+      </w:r>
+      <w:proofErr w:type="gramEnd"/>
+      <w:r>
+        <w:rPr>
+          <w:rFonts w:ascii="Lucida Console" w:hAnsi="Lucida Console"/>
+          <w:sz w:val="16"/>
+          <w:szCs w:val="16"/>
+        </w:rPr>
+        <w:t>;</w:t>
+      </w:r>
+    </w:p>
+    <w:p>
+      <w:pPr>
+        <w:rPr>
+          <w:rFonts w:ascii="Lucida Console" w:hAnsi="Lucida Console"/>
+          <w:sz w:val="16"/>
+          <w:szCs w:val="16"/>
+        </w:rPr>
+      </w:pPr>
+      <w:proofErr w:type="spellStart"/>
+      <w:r>
+        <w:rPr>
+          <w:rFonts w:ascii="Lucida Console" w:hAnsi="Lucida Console"/>
+          <w:sz w:val="16"/>
+          <w:szCs w:val="16"/>
+        </w:rPr>
+        <w:t>import</w:t>
+      </w:r>
+      <w:proofErr w:type="spellEnd"/>
+      <w:r>
+        <w:rPr>
+          <w:rFonts w:ascii="Lucida Console" w:hAnsi="Lucida Console"/>
+          <w:sz w:val="16"/>
+          <w:szCs w:val="16"/>
+        </w:rPr>
+        <w:t xml:space="preserve"> </w:t>
+      </w:r>
+      <w:proofErr w:type="gramStart"/>
+      <w:r>
+        <w:rPr>
+          <w:rFonts w:ascii="Lucida Console" w:hAnsi="Lucida Console"/>
+          <w:sz w:val="16"/>
+          <w:szCs w:val="16"/>
+        </w:rPr>
+        <w:t>com.grupo2.sistemadegestionveterinaria</w:t>
+      </w:r>
+      <w:proofErr w:type="gramEnd"/>
+      <w:r>
+        <w:rPr>
+          <w:rFonts w:ascii="Lucida Console" w:hAnsi="Lucida Console"/>
+          <w:sz w:val="16"/>
+          <w:szCs w:val="16"/>
+        </w:rPr>
+        <w:t>.</w:t>
+      </w:r>
+      <w:proofErr w:type="gramStart"/>
+      <w:r>
+        <w:rPr>
+          <w:rFonts w:ascii="Lucida Console" w:hAnsi="Lucida Console"/>
+          <w:sz w:val="16"/>
+          <w:szCs w:val="16"/>
+        </w:rPr>
+        <w:t>modelo.ModeloMascota</w:t>
+      </w:r>
+      <w:proofErr w:type="gramEnd"/>
+      <w:r>
+        <w:rPr>
+          <w:rFonts w:ascii="Lucida Console" w:hAnsi="Lucida Console"/>
+          <w:sz w:val="16"/>
+          <w:szCs w:val="16"/>
+        </w:rPr>
+        <w:t>;</w:t>
+      </w:r>
+    </w:p>
+    <w:p>
+      <w:pPr>
+        <w:rPr>
+          <w:rFonts w:ascii="Lucida Console" w:hAnsi="Lucida Console"/>
+          <w:sz w:val="16"/>
+          <w:szCs w:val="16"/>
+          <w:lang w:val="en-US"/>
+        </w:rPr>
+      </w:pPr>
+      <w:r>
+        <w:rPr>
+          <w:rFonts w:ascii="Lucida Console" w:hAnsi="Lucida Console"/>
+          <w:sz w:val="16"/>
+          <w:szCs w:val="16"/>
+          <w:lang w:val="en-US"/>
+        </w:rPr>
+        <w:t xml:space="preserve">import </w:t>
+      </w:r>
+      <w:proofErr w:type="spellStart"/>
+      <w:proofErr w:type="gramStart"/>
+      <w:r>
+        <w:rPr>
+          <w:rFonts w:ascii="Lucida Console" w:hAnsi="Lucida Console"/>
+          <w:sz w:val="16"/>
+          <w:szCs w:val="16"/>
+          <w:lang w:val="en-US"/>
+        </w:rPr>
+        <w:t>org.junit.jupiter.api.BeforeEach</w:t>
+      </w:r>
+      <w:proofErr w:type="spellEnd"/>
+      <w:proofErr w:type="gramEnd"/>
+      <w:r>
+        <w:rPr>
+          <w:rFonts w:ascii="Lucida Console" w:hAnsi="Lucida Console"/>
+          <w:sz w:val="16"/>
+          <w:szCs w:val="16"/>
+          <w:lang w:val="en-US"/>
+        </w:rPr>
+        <w:t>;</w:t>
+      </w:r>
+    </w:p>
+    <w:p>
+      <w:pPr>
+        <w:rPr>
+          <w:rFonts w:ascii="Lucida Console" w:hAnsi="Lucida Console"/>
+          <w:sz w:val="16"/>
+          <w:szCs w:val="16"/>
+          <w:lang w:val="en-US"/>
+        </w:rPr>
+      </w:pPr>
+      <w:r>
+        <w:rPr>
+          <w:rFonts w:ascii="Lucida Console" w:hAnsi="Lucida Console"/>
+          <w:sz w:val="16"/>
+          <w:szCs w:val="16"/>
+          <w:lang w:val="en-US"/>
+        </w:rPr>
+        <w:t xml:space="preserve">import </w:t>
+      </w:r>
+      <w:proofErr w:type="spellStart"/>
+      <w:proofErr w:type="gramStart"/>
+      <w:r>
+        <w:rPr>
+          <w:rFonts w:ascii="Lucida Console" w:hAnsi="Lucida Console"/>
+          <w:sz w:val="16"/>
+          <w:szCs w:val="16"/>
+          <w:lang w:val="en-US"/>
+        </w:rPr>
+        <w:t>org.junit.jupiter.api.Test</w:t>
+      </w:r>
+      <w:proofErr w:type="spellEnd"/>
+      <w:proofErr w:type="gramEnd"/>
+      <w:r>
+        <w:rPr>
+          <w:rFonts w:ascii="Lucida Console" w:hAnsi="Lucida Console"/>
+          <w:sz w:val="16"/>
+          <w:szCs w:val="16"/>
+          <w:lang w:val="en-US"/>
+        </w:rPr>
+        <w:t>;</w:t>
+      </w:r>
+    </w:p>
+    <w:p>
+      <w:pPr>
+        <w:rPr>
+          <w:rFonts w:ascii="Lucida Console" w:hAnsi="Lucida Console"/>
+          <w:sz w:val="16"/>
+          <w:szCs w:val="16"/>
+          <w:lang w:val="en-US"/>
+        </w:rPr>
+      </w:pPr>
+      <w:r>
+        <w:rPr>
+          <w:rFonts w:ascii="Lucida Console" w:hAnsi="Lucida Console"/>
+          <w:sz w:val="16"/>
+          <w:szCs w:val="16"/>
+          <w:lang w:val="en-US"/>
+        </w:rPr>
+        <w:t xml:space="preserve">import </w:t>
+      </w:r>
+      <w:proofErr w:type="spellStart"/>
+      <w:proofErr w:type="gramStart"/>
+      <w:r>
+        <w:rPr>
+          <w:rFonts w:ascii="Lucida Console" w:hAnsi="Lucida Console"/>
+          <w:sz w:val="16"/>
+          <w:szCs w:val="16"/>
+          <w:lang w:val="en-US"/>
+        </w:rPr>
+        <w:t>java.util</w:t>
+      </w:r>
+      <w:proofErr w:type="gramEnd"/>
+      <w:r>
+        <w:rPr>
+          <w:rFonts w:ascii="Lucida Console" w:hAnsi="Lucida Console"/>
+          <w:sz w:val="16"/>
+          <w:szCs w:val="16"/>
+          <w:lang w:val="en-US"/>
+        </w:rPr>
+        <w:t>.ArrayList</w:t>
+      </w:r>
+      <w:proofErr w:type="spellEnd"/>
+      <w:r>
+        <w:rPr>
+          <w:rFonts w:ascii="Lucida Console" w:hAnsi="Lucida Console"/>
+          <w:sz w:val="16"/>
+          <w:szCs w:val="16"/>
+          <w:lang w:val="en-US"/>
+        </w:rPr>
+        <w:t>;</w:t>
+      </w:r>
+    </w:p>
+    <w:p>
+      <w:pPr>
+        <w:rPr>
+          <w:rFonts w:ascii="Lucida Console" w:hAnsi="Lucida Console"/>
+          <w:sz w:val="16"/>
+          <w:szCs w:val="16"/>
+          <w:lang w:val="en-US"/>
+        </w:rPr>
+      </w:pPr>
+      <w:r>
+        <w:rPr>
+          <w:rFonts w:ascii="Lucida Console" w:hAnsi="Lucida Console"/>
+          <w:sz w:val="16"/>
+          <w:szCs w:val="16"/>
+          <w:lang w:val="en-US"/>
+        </w:rPr>
+        <w:t xml:space="preserve">import </w:t>
+      </w:r>
+      <w:proofErr w:type="spellStart"/>
+      <w:proofErr w:type="gramStart"/>
+      <w:r>
+        <w:rPr>
+          <w:rFonts w:ascii="Lucida Console" w:hAnsi="Lucida Console"/>
+          <w:sz w:val="16"/>
+          <w:szCs w:val="16"/>
+          <w:lang w:val="en-US"/>
+        </w:rPr>
+        <w:t>java.util</w:t>
+      </w:r>
+      <w:proofErr w:type="gramEnd"/>
+      <w:r>
+        <w:rPr>
+          <w:rFonts w:ascii="Lucida Console" w:hAnsi="Lucida Console"/>
+          <w:sz w:val="16"/>
+          <w:szCs w:val="16"/>
+          <w:lang w:val="en-US"/>
+        </w:rPr>
+        <w:t>.List</w:t>
+      </w:r>
+      <w:proofErr w:type="spellEnd"/>
+      <w:r>
+        <w:rPr>
+          <w:rFonts w:ascii="Lucida Console" w:hAnsi="Lucida Console"/>
+          <w:sz w:val="16"/>
+          <w:szCs w:val="16"/>
+          <w:lang w:val="en-US"/>
+        </w:rPr>
+        <w:t>;</w:t>
+      </w:r>
+    </w:p>
+    <w:p>
+      <w:pPr>
+        <w:rPr>
+          <w:rFonts w:ascii="Lucida Console" w:hAnsi="Lucida Console"/>
+          <w:sz w:val="16"/>
+          <w:szCs w:val="16"/>
+          <w:lang w:val="en-US"/>
+        </w:rPr>
+      </w:pPr>
+    </w:p>
+    <w:p>
+      <w:pPr>
+        <w:rPr>
+          <w:rFonts w:ascii="Lucida Console" w:hAnsi="Lucida Console"/>
+          <w:sz w:val="16"/>
+          <w:szCs w:val="16"/>
+          <w:lang w:val="en-US"/>
+        </w:rPr>
+      </w:pPr>
+      <w:r>
+        <w:rPr>
+          <w:rFonts w:ascii="Lucida Console" w:hAnsi="Lucida Console"/>
+          <w:sz w:val="16"/>
+          <w:szCs w:val="16"/>
+          <w:lang w:val="en-US"/>
+        </w:rPr>
         <w:lastRenderedPageBreak/>
-        <w:t>/*</w:t>
-      </w:r>
-    </w:p>
-    <w:p>
-      <w:pPr>
+        <w:t xml:space="preserve">import static </w:t>
+      </w:r>
+      <w:proofErr w:type="spellStart"/>
+      <w:proofErr w:type="gramStart"/>
+      <w:r>
         <w:rPr>
           <w:rFonts w:ascii="Lucida Console" w:hAnsi="Lucida Console"/>
           <w:sz w:val="16"/>
           <w:szCs w:val="16"/>
           <w:lang w:val="en-US"/>
         </w:rPr>
-      </w:pPr>
+        <w:t>org.junit.jupiter.api.Assertions</w:t>
+      </w:r>
+      <w:proofErr w:type="spellEnd"/>
+      <w:proofErr w:type="gramEnd"/>
       <w:r>
         <w:rPr>
           <w:rFonts w:ascii="Lucida Console" w:hAnsi="Lucida Console"/>
@@ -4532,7 +4765,7 @@
           <w:szCs w:val="16"/>
           <w:lang w:val="en-US"/>
         </w:rPr>
-        <w:t xml:space="preserve"> * Click nbfs://nbhost/SystemFileSystem/Templates/Licenses/license-default.txt to change this license</w:t>
+        <w:t>.*;</w:t>
       </w:r>
     </w:p>
     <w:p>
@@ -4544,292 +4777,272 @@
           <w:lang w:val="en-US"/>
         </w:rPr>
       </w:pPr>
-      <w:r>
-        <w:rPr>
-          <w:rFonts w:ascii="Lucida Console" w:hAnsi="Lucida Console"/>
-          <w:sz w:val="16"/>
-          <w:szCs w:val="16"/>
-          <w:lang w:val="en-US"/>
-        </w:rPr>
-        <w:t xml:space="preserve"> * Click nbfs://nbhost/SystemFileSystem/Templates/UnitTests/JUnit5TestClass.java to edit this template</w:t>
-      </w:r>
-    </w:p>
-    <w:p>
-      <w:pPr>
-        <w:rPr>
-          <w:rFonts w:ascii="Lucida Console" w:hAnsi="Lucida Console"/>
-          <w:sz w:val="16"/>
-          <w:szCs w:val="16"/>
-        </w:rPr>
-      </w:pPr>
-      <w:r>
-        <w:rPr>
-          <w:rFonts w:ascii="Lucida Console" w:hAnsi="Lucida Console"/>
-          <w:sz w:val="16"/>
-          <w:szCs w:val="16"/>
-          <w:lang w:val="en-US"/>
+    </w:p>
+    <w:p>
+      <w:pPr>
+        <w:rPr>
+          <w:rFonts w:ascii="Lucida Console" w:hAnsi="Lucida Console"/>
+          <w:sz w:val="16"/>
+          <w:szCs w:val="16"/>
+        </w:rPr>
+      </w:pPr>
+      <w:proofErr w:type="spellStart"/>
+      <w:r>
+        <w:rPr>
+          <w:rFonts w:ascii="Lucida Console" w:hAnsi="Lucida Console"/>
+          <w:sz w:val="16"/>
+          <w:szCs w:val="16"/>
+        </w:rPr>
+        <w:t>public</w:t>
+      </w:r>
+      <w:proofErr w:type="spellEnd"/>
+      <w:r>
+        <w:rPr>
+          <w:rFonts w:ascii="Lucida Console" w:hAnsi="Lucida Console"/>
+          <w:sz w:val="16"/>
+          <w:szCs w:val="16"/>
         </w:rPr>
         <w:t xml:space="preserve"> </w:t>
       </w:r>
-      <w:r>
-        <w:rPr>
-          <w:rFonts w:ascii="Lucida Console" w:hAnsi="Lucida Console"/>
-          <w:sz w:val="16"/>
-          <w:szCs w:val="16"/>
-        </w:rPr>
-        <w:t>*/</w:t>
-      </w:r>
-    </w:p>
-    <w:p>
-      <w:pPr>
-        <w:rPr>
-          <w:rFonts w:ascii="Lucida Console" w:hAnsi="Lucida Console"/>
-          <w:sz w:val="16"/>
-          <w:szCs w:val="16"/>
-        </w:rPr>
-      </w:pPr>
-      <w:r>
-        <w:rPr>
-          <w:rFonts w:ascii="Lucida Console" w:hAnsi="Lucida Console"/>
-          <w:sz w:val="16"/>
-          <w:szCs w:val="16"/>
-        </w:rPr>
-        <w:t>package com.grupo2.sistemadegestionveterinaria.controlador;</w:t>
-      </w:r>
-    </w:p>
-    <w:p>
-      <w:pPr>
-        <w:rPr>
-          <w:rFonts w:ascii="Lucida Console" w:hAnsi="Lucida Console"/>
-          <w:sz w:val="16"/>
-          <w:szCs w:val="16"/>
-        </w:rPr>
-      </w:pPr>
-    </w:p>
-    <w:p>
-      <w:pPr>
-        <w:rPr>
-          <w:rFonts w:ascii="Lucida Console" w:hAnsi="Lucida Console"/>
-          <w:sz w:val="16"/>
-          <w:szCs w:val="16"/>
-        </w:rPr>
-      </w:pPr>
-      <w:r>
-        <w:rPr>
-          <w:rFonts w:ascii="Lucida Console" w:hAnsi="Lucida Console"/>
-          <w:sz w:val="16"/>
-          <w:szCs w:val="16"/>
-        </w:rPr>
-        <w:t>import com.grupo2.sistemadegestionveterinaria.modelo.ModeloCliente;</w:t>
-      </w:r>
-    </w:p>
-    <w:p>
-      <w:pPr>
-        <w:rPr>
-          <w:rFonts w:ascii="Lucida Console" w:hAnsi="Lucida Console"/>
-          <w:sz w:val="16"/>
-          <w:szCs w:val="16"/>
-        </w:rPr>
-      </w:pPr>
-      <w:r>
-        <w:rPr>
-          <w:rFonts w:ascii="Lucida Console" w:hAnsi="Lucida Console"/>
-          <w:sz w:val="16"/>
-          <w:szCs w:val="16"/>
-        </w:rPr>
-        <w:t>import com.grupo2.sistemadegestionveterinaria.modelo.ModeloMascota;</w:t>
-      </w:r>
-    </w:p>
-    <w:p>
-      <w:pPr>
-        <w:rPr>
-          <w:rFonts w:ascii="Lucida Console" w:hAnsi="Lucida Console"/>
-          <w:sz w:val="16"/>
-          <w:szCs w:val="16"/>
-          <w:lang w:val="en-US"/>
-        </w:rPr>
-      </w:pPr>
-      <w:r>
-        <w:rPr>
-          <w:rFonts w:ascii="Lucida Console" w:hAnsi="Lucida Console"/>
-          <w:sz w:val="16"/>
-          <w:szCs w:val="16"/>
-          <w:lang w:val="en-US"/>
-        </w:rPr>
-        <w:t>import org.junit.jupiter.api.BeforeEach;</w:t>
-      </w:r>
-    </w:p>
-    <w:p>
-      <w:pPr>
-        <w:rPr>
-          <w:rFonts w:ascii="Lucida Console" w:hAnsi="Lucida Console"/>
-          <w:sz w:val="16"/>
-          <w:szCs w:val="16"/>
-          <w:lang w:val="en-US"/>
-        </w:rPr>
-      </w:pPr>
-      <w:r>
-        <w:rPr>
-          <w:rFonts w:ascii="Lucida Console" w:hAnsi="Lucida Console"/>
-          <w:sz w:val="16"/>
-          <w:szCs w:val="16"/>
-          <w:lang w:val="en-US"/>
-        </w:rPr>
-        <w:t>import org.junit.jupiter.api.Test;</w:t>
-      </w:r>
-    </w:p>
-    <w:p>
-      <w:pPr>
-        <w:rPr>
-          <w:rFonts w:ascii="Lucida Console" w:hAnsi="Lucida Console"/>
-          <w:sz w:val="16"/>
-          <w:szCs w:val="16"/>
-          <w:lang w:val="en-US"/>
-        </w:rPr>
-      </w:pPr>
-      <w:r>
-        <w:rPr>
-          <w:rFonts w:ascii="Lucida Console" w:hAnsi="Lucida Console"/>
-          <w:sz w:val="16"/>
-          <w:szCs w:val="16"/>
-          <w:lang w:val="en-US"/>
-        </w:rPr>
-        <w:t>import java.util.ArrayList;</w:t>
-      </w:r>
-    </w:p>
-    <w:p>
-      <w:pPr>
-        <w:rPr>
-          <w:rFonts w:ascii="Lucida Console" w:hAnsi="Lucida Console"/>
-          <w:sz w:val="16"/>
-          <w:szCs w:val="16"/>
-          <w:lang w:val="en-US"/>
-        </w:rPr>
-      </w:pPr>
-      <w:r>
-        <w:rPr>
-          <w:rFonts w:ascii="Lucida Console" w:hAnsi="Lucida Console"/>
-          <w:sz w:val="16"/>
-          <w:szCs w:val="16"/>
-          <w:lang w:val="en-US"/>
-        </w:rPr>
-        <w:t>import java.util.List;</w:t>
-      </w:r>
-    </w:p>
-    <w:p>
-      <w:pPr>
-        <w:rPr>
-          <w:rFonts w:ascii="Lucida Console" w:hAnsi="Lucida Console"/>
-          <w:sz w:val="16"/>
-          <w:szCs w:val="16"/>
-          <w:lang w:val="en-US"/>
-        </w:rPr>
-      </w:pPr>
-    </w:p>
-    <w:p>
-      <w:pPr>
-        <w:rPr>
-          <w:rFonts w:ascii="Lucida Console" w:hAnsi="Lucida Console"/>
-          <w:sz w:val="16"/>
-          <w:szCs w:val="16"/>
-          <w:lang w:val="en-US"/>
-        </w:rPr>
-      </w:pPr>
-      <w:r>
-        <w:rPr>
-          <w:rFonts w:ascii="Lucida Console" w:hAnsi="Lucida Console"/>
-          <w:sz w:val="16"/>
-          <w:szCs w:val="16"/>
-          <w:lang w:val="en-US"/>
-        </w:rPr>
-        <w:t>import static org.junit.jupiter.api.Assertions.*;</w:t>
-      </w:r>
-    </w:p>
-    <w:p>
-      <w:pPr>
-        <w:rPr>
-          <w:rFonts w:ascii="Lucida Console" w:hAnsi="Lucida Console"/>
-          <w:sz w:val="16"/>
-          <w:szCs w:val="16"/>
-          <w:lang w:val="en-US"/>
-        </w:rPr>
-      </w:pPr>
-    </w:p>
-    <w:p>
-      <w:pPr>
-        <w:rPr>
-          <w:rFonts w:ascii="Lucida Console" w:hAnsi="Lucida Console"/>
-          <w:sz w:val="16"/>
-          <w:szCs w:val="16"/>
-        </w:rPr>
-      </w:pPr>
-      <w:r>
-        <w:rPr>
-          <w:rFonts w:ascii="Lucida Console" w:hAnsi="Lucida Console"/>
-          <w:sz w:val="16"/>
-          <w:szCs w:val="16"/>
-        </w:rPr>
-        <w:t>public class ControladorClienteMascotaTest {</w:t>
-      </w:r>
-    </w:p>
-    <w:p>
-      <w:pPr>
-        <w:rPr>
-          <w:rFonts w:ascii="Lucida Console" w:hAnsi="Lucida Console"/>
-          <w:sz w:val="16"/>
-          <w:szCs w:val="16"/>
-        </w:rPr>
-      </w:pPr>
-    </w:p>
-    <w:p>
-      <w:pPr>
-        <w:rPr>
-          <w:rFonts w:ascii="Lucida Console" w:hAnsi="Lucida Console"/>
-          <w:sz w:val="16"/>
-          <w:szCs w:val="16"/>
-        </w:rPr>
-      </w:pPr>
-      <w:r>
-        <w:rPr>
-          <w:rFonts w:ascii="Lucida Console" w:hAnsi="Lucida Console"/>
-          <w:sz w:val="16"/>
-          <w:szCs w:val="16"/>
-        </w:rPr>
-        <w:t xml:space="preserve">  private ControladorClienteMascota controlador;</w:t>
-      </w:r>
-    </w:p>
-    <w:p>
-      <w:pPr>
-        <w:rPr>
-          <w:rFonts w:ascii="Lucida Console" w:hAnsi="Lucida Console"/>
-          <w:sz w:val="16"/>
-          <w:szCs w:val="16"/>
-        </w:rPr>
-      </w:pPr>
-      <w:r>
-        <w:rPr>
-          <w:rFonts w:ascii="Lucida Console" w:hAnsi="Lucida Console"/>
-          <w:sz w:val="16"/>
-          <w:szCs w:val="16"/>
-        </w:rPr>
-        <w:t xml:space="preserve">  private ModeloCliente clienteValido;</w:t>
-      </w:r>
-    </w:p>
-    <w:p>
-      <w:pPr>
-        <w:rPr>
-          <w:rFonts w:ascii="Lucida Console" w:hAnsi="Lucida Console"/>
-          <w:sz w:val="16"/>
-          <w:szCs w:val="16"/>
-        </w:rPr>
-      </w:pPr>
-      <w:r>
-        <w:rPr>
-          <w:rFonts w:ascii="Lucida Console" w:hAnsi="Lucida Console"/>
-          <w:sz w:val="16"/>
-          <w:szCs w:val="16"/>
-        </w:rPr>
-        <w:t xml:space="preserve">  private List&lt;ModeloMascota&gt; listaMascotasValida;</w:t>
+      <w:proofErr w:type="spellStart"/>
+      <w:r>
+        <w:rPr>
+          <w:rFonts w:ascii="Lucida Console" w:hAnsi="Lucida Console"/>
+          <w:sz w:val="16"/>
+          <w:szCs w:val="16"/>
+        </w:rPr>
+        <w:t>class</w:t>
+      </w:r>
+      <w:proofErr w:type="spellEnd"/>
+      <w:r>
+        <w:rPr>
+          <w:rFonts w:ascii="Lucida Console" w:hAnsi="Lucida Console"/>
+          <w:sz w:val="16"/>
+          <w:szCs w:val="16"/>
+        </w:rPr>
+        <w:t xml:space="preserve"> </w:t>
+      </w:r>
+      <w:proofErr w:type="spellStart"/>
+      <w:r>
+        <w:rPr>
+          <w:rFonts w:ascii="Lucida Console" w:hAnsi="Lucida Console"/>
+          <w:sz w:val="16"/>
+          <w:szCs w:val="16"/>
+        </w:rPr>
+        <w:t>ControladorClienteMascotaTest</w:t>
+      </w:r>
+      <w:proofErr w:type="spellEnd"/>
+      <w:r>
+        <w:rPr>
+          <w:rFonts w:ascii="Lucida Console" w:hAnsi="Lucida Console"/>
+          <w:sz w:val="16"/>
+          <w:szCs w:val="16"/>
+        </w:rPr>
+        <w:t xml:space="preserve"> {</w:t>
+      </w:r>
+    </w:p>
+    <w:p>
+      <w:pPr>
+        <w:rPr>
+          <w:rFonts w:ascii="Lucida Console" w:hAnsi="Lucida Console"/>
+          <w:sz w:val="16"/>
+          <w:szCs w:val="16"/>
+        </w:rPr>
+      </w:pPr>
+    </w:p>
+    <w:p>
+      <w:pPr>
+        <w:rPr>
+          <w:rFonts w:ascii="Lucida Console" w:hAnsi="Lucida Console"/>
+          <w:sz w:val="16"/>
+          <w:szCs w:val="16"/>
+        </w:rPr>
+      </w:pPr>
+      <w:r>
+        <w:rPr>
+          <w:rFonts w:ascii="Lucida Console" w:hAnsi="Lucida Console"/>
+          <w:sz w:val="16"/>
+          <w:szCs w:val="16"/>
+        </w:rPr>
+        <w:t xml:space="preserve">  </w:t>
+      </w:r>
+      <w:proofErr w:type="spellStart"/>
+      <w:r>
+        <w:rPr>
+          <w:rFonts w:ascii="Lucida Console" w:hAnsi="Lucida Console"/>
+          <w:sz w:val="16"/>
+          <w:szCs w:val="16"/>
+        </w:rPr>
+        <w:t>private</w:t>
+      </w:r>
+      <w:proofErr w:type="spellEnd"/>
+      <w:r>
+        <w:rPr>
+          <w:rFonts w:ascii="Lucida Console" w:hAnsi="Lucida Console"/>
+          <w:sz w:val="16"/>
+          <w:szCs w:val="16"/>
+        </w:rPr>
+        <w:t xml:space="preserve"> </w:t>
+      </w:r>
+      <w:proofErr w:type="spellStart"/>
+      <w:r>
+        <w:rPr>
+          <w:rFonts w:ascii="Lucida Console" w:hAnsi="Lucida Console"/>
+          <w:sz w:val="16"/>
+          <w:szCs w:val="16"/>
+        </w:rPr>
+        <w:t>ControladorClienteMascota</w:t>
+      </w:r>
+      <w:proofErr w:type="spellEnd"/>
+      <w:r>
+        <w:rPr>
+          <w:rFonts w:ascii="Lucida Console" w:hAnsi="Lucida Console"/>
+          <w:sz w:val="16"/>
+          <w:szCs w:val="16"/>
+        </w:rPr>
+        <w:t xml:space="preserve"> controlador;</w:t>
+      </w:r>
+    </w:p>
+    <w:p>
+      <w:pPr>
+        <w:rPr>
+          <w:rFonts w:ascii="Lucida Console" w:hAnsi="Lucida Console"/>
+          <w:sz w:val="16"/>
+          <w:szCs w:val="16"/>
+        </w:rPr>
+      </w:pPr>
+      <w:r>
+        <w:rPr>
+          <w:rFonts w:ascii="Lucida Console" w:hAnsi="Lucida Console"/>
+          <w:sz w:val="16"/>
+          <w:szCs w:val="16"/>
+        </w:rPr>
+        <w:t xml:space="preserve">  </w:t>
+      </w:r>
+      <w:proofErr w:type="spellStart"/>
+      <w:r>
+        <w:rPr>
+          <w:rFonts w:ascii="Lucida Console" w:hAnsi="Lucida Console"/>
+          <w:sz w:val="16"/>
+          <w:szCs w:val="16"/>
+        </w:rPr>
+        <w:t>private</w:t>
+      </w:r>
+      <w:proofErr w:type="spellEnd"/>
+      <w:r>
+        <w:rPr>
+          <w:rFonts w:ascii="Lucida Console" w:hAnsi="Lucida Console"/>
+          <w:sz w:val="16"/>
+          <w:szCs w:val="16"/>
+        </w:rPr>
+        <w:t xml:space="preserve"> ModeloCliente </w:t>
+      </w:r>
+      <w:proofErr w:type="spellStart"/>
+      <w:r>
+        <w:rPr>
+          <w:rFonts w:ascii="Lucida Console" w:hAnsi="Lucida Console"/>
+          <w:sz w:val="16"/>
+          <w:szCs w:val="16"/>
+        </w:rPr>
+        <w:t>clienteValido</w:t>
+      </w:r>
+      <w:proofErr w:type="spellEnd"/>
+      <w:r>
+        <w:rPr>
+          <w:rFonts w:ascii="Lucida Console" w:hAnsi="Lucida Console"/>
+          <w:sz w:val="16"/>
+          <w:szCs w:val="16"/>
+        </w:rPr>
+        <w:t>;</w:t>
+      </w:r>
+    </w:p>
+    <w:p>
+      <w:pPr>
+        <w:rPr>
+          <w:rFonts w:ascii="Lucida Console" w:hAnsi="Lucida Console"/>
+          <w:sz w:val="16"/>
+          <w:szCs w:val="16"/>
+        </w:rPr>
+      </w:pPr>
+      <w:r>
+        <w:rPr>
+          <w:rFonts w:ascii="Lucida Console" w:hAnsi="Lucida Console"/>
+          <w:sz w:val="16"/>
+          <w:szCs w:val="16"/>
+        </w:rPr>
+        <w:t xml:space="preserve">  </w:t>
+      </w:r>
+      <w:proofErr w:type="spellStart"/>
+      <w:r>
+        <w:rPr>
+          <w:rFonts w:ascii="Lucida Console" w:hAnsi="Lucida Console"/>
+          <w:sz w:val="16"/>
+          <w:szCs w:val="16"/>
+        </w:rPr>
+        <w:t>private</w:t>
+      </w:r>
+      <w:proofErr w:type="spellEnd"/>
+      <w:r>
+        <w:rPr>
+          <w:rFonts w:ascii="Lucida Console" w:hAnsi="Lucida Console"/>
+          <w:sz w:val="16"/>
+          <w:szCs w:val="16"/>
+        </w:rPr>
+        <w:t xml:space="preserve"> </w:t>
+      </w:r>
+      <w:proofErr w:type="spellStart"/>
+      <w:r>
+        <w:rPr>
+          <w:rFonts w:ascii="Lucida Console" w:hAnsi="Lucida Console"/>
+          <w:sz w:val="16"/>
+          <w:szCs w:val="16"/>
+        </w:rPr>
+        <w:t>List</w:t>
+      </w:r>
+      <w:proofErr w:type="spellEnd"/>
+      <w:r>
+        <w:rPr>
+          <w:rFonts w:ascii="Lucida Console" w:hAnsi="Lucida Console"/>
+          <w:sz w:val="16"/>
+          <w:szCs w:val="16"/>
+        </w:rPr>
+        <w:t>&lt;</w:t>
+      </w:r>
+      <w:proofErr w:type="spellStart"/>
+      <w:r>
+        <w:rPr>
+          <w:rFonts w:ascii="Lucida Console" w:hAnsi="Lucida Console"/>
+          <w:sz w:val="16"/>
+          <w:szCs w:val="16"/>
+        </w:rPr>
+        <w:t>ModeloMascota</w:t>
+      </w:r>
+      <w:proofErr w:type="spellEnd"/>
+      <w:r>
+        <w:rPr>
+          <w:rFonts w:ascii="Lucida Console" w:hAnsi="Lucida Console"/>
+          <w:sz w:val="16"/>
+          <w:szCs w:val="16"/>
+        </w:rPr>
+        <w:t xml:space="preserve">&gt; </w:t>
+      </w:r>
+      <w:proofErr w:type="spellStart"/>
+      <w:r>
+        <w:rPr>
+          <w:rFonts w:ascii="Lucida Console" w:hAnsi="Lucida Console"/>
+          <w:sz w:val="16"/>
+          <w:szCs w:val="16"/>
+        </w:rPr>
+        <w:t>listaMascotasValida</w:t>
+      </w:r>
+      <w:proofErr w:type="spellEnd"/>
+      <w:r>
+        <w:rPr>
+          <w:rFonts w:ascii="Lucida Console" w:hAnsi="Lucida Console"/>
+          <w:sz w:val="16"/>
+          <w:szCs w:val="16"/>
+        </w:rPr>
+        <w:t>;</w:t>
       </w:r>
     </w:p>
     <w:p>
@@ -4872,24 +5085,116 @@
           <w:sz w:val="16"/>
           <w:szCs w:val="16"/>
         </w:rPr>
-        <w:t xml:space="preserve">  public void setUp() {</w:t>
-      </w:r>
-    </w:p>
-    <w:p>
-      <w:pPr>
-        <w:rPr>
-          <w:rFonts w:ascii="Lucida Console" w:hAnsi="Lucida Console"/>
-          <w:sz w:val="16"/>
-          <w:szCs w:val="16"/>
-        </w:rPr>
-      </w:pPr>
-      <w:r>
-        <w:rPr>
-          <w:rFonts w:ascii="Lucida Console" w:hAnsi="Lucida Console"/>
-          <w:sz w:val="16"/>
-          <w:szCs w:val="16"/>
-        </w:rPr>
-        <w:t xml:space="preserve">    controlador = new ControladorClienteMascota();</w:t>
+        <w:t xml:space="preserve">  </w:t>
+      </w:r>
+      <w:proofErr w:type="spellStart"/>
+      <w:r>
+        <w:rPr>
+          <w:rFonts w:ascii="Lucida Console" w:hAnsi="Lucida Console"/>
+          <w:sz w:val="16"/>
+          <w:szCs w:val="16"/>
+        </w:rPr>
+        <w:t>public</w:t>
+      </w:r>
+      <w:proofErr w:type="spellEnd"/>
+      <w:r>
+        <w:rPr>
+          <w:rFonts w:ascii="Lucida Console" w:hAnsi="Lucida Console"/>
+          <w:sz w:val="16"/>
+          <w:szCs w:val="16"/>
+        </w:rPr>
+        <w:t xml:space="preserve"> </w:t>
+      </w:r>
+      <w:proofErr w:type="spellStart"/>
+      <w:r>
+        <w:rPr>
+          <w:rFonts w:ascii="Lucida Console" w:hAnsi="Lucida Console"/>
+          <w:sz w:val="16"/>
+          <w:szCs w:val="16"/>
+        </w:rPr>
+        <w:t>void</w:t>
+      </w:r>
+      <w:proofErr w:type="spellEnd"/>
+      <w:r>
+        <w:rPr>
+          <w:rFonts w:ascii="Lucida Console" w:hAnsi="Lucida Console"/>
+          <w:sz w:val="16"/>
+          <w:szCs w:val="16"/>
+        </w:rPr>
+        <w:t xml:space="preserve"> </w:t>
+      </w:r>
+      <w:proofErr w:type="spellStart"/>
+      <w:proofErr w:type="gramStart"/>
+      <w:r>
+        <w:rPr>
+          <w:rFonts w:ascii="Lucida Console" w:hAnsi="Lucida Console"/>
+          <w:sz w:val="16"/>
+          <w:szCs w:val="16"/>
+        </w:rPr>
+        <w:t>setUp</w:t>
+      </w:r>
+      <w:proofErr w:type="spellEnd"/>
+      <w:r>
+        <w:rPr>
+          <w:rFonts w:ascii="Lucida Console" w:hAnsi="Lucida Console"/>
+          <w:sz w:val="16"/>
+          <w:szCs w:val="16"/>
+        </w:rPr>
+        <w:t>(</w:t>
+      </w:r>
+      <w:proofErr w:type="gramEnd"/>
+      <w:r>
+        <w:rPr>
+          <w:rFonts w:ascii="Lucida Console" w:hAnsi="Lucida Console"/>
+          <w:sz w:val="16"/>
+          <w:szCs w:val="16"/>
+        </w:rPr>
+        <w:t>) {</w:t>
+      </w:r>
+    </w:p>
+    <w:p>
+      <w:pPr>
+        <w:rPr>
+          <w:rFonts w:ascii="Lucida Console" w:hAnsi="Lucida Console"/>
+          <w:sz w:val="16"/>
+          <w:szCs w:val="16"/>
+        </w:rPr>
+      </w:pPr>
+      <w:r>
+        <w:rPr>
+          <w:rFonts w:ascii="Lucida Console" w:hAnsi="Lucida Console"/>
+          <w:sz w:val="16"/>
+          <w:szCs w:val="16"/>
+        </w:rPr>
+        <w:t xml:space="preserve">    controlador = new </w:t>
+      </w:r>
+      <w:proofErr w:type="spellStart"/>
+      <w:proofErr w:type="gramStart"/>
+      <w:r>
+        <w:rPr>
+          <w:rFonts w:ascii="Lucida Console" w:hAnsi="Lucida Console"/>
+          <w:sz w:val="16"/>
+          <w:szCs w:val="16"/>
+        </w:rPr>
+        <w:t>ControladorClienteMascota</w:t>
+      </w:r>
+      <w:proofErr w:type="spellEnd"/>
+      <w:r>
+        <w:rPr>
+          <w:rFonts w:ascii="Lucida Console" w:hAnsi="Lucida Console"/>
+          <w:sz w:val="16"/>
+          <w:szCs w:val="16"/>
+        </w:rPr>
+        <w:t>(</w:t>
+      </w:r>
+      <w:proofErr w:type="gramEnd"/>
+      <w:r>
+        <w:rPr>
+          <w:rFonts w:ascii="Lucida Console" w:hAnsi="Lucida Console"/>
+          <w:sz w:val="16"/>
+          <w:szCs w:val="16"/>
+        </w:rPr>
+        <w:t>);</w:t>
       </w:r>
     </w:p>
     <w:p>
@@ -4932,204 +5237,527 @@
           <w:sz w:val="16"/>
           <w:szCs w:val="16"/>
         </w:rPr>
-        <w:t xml:space="preserve">    clienteValido = new ModeloCliente();</w:t>
-      </w:r>
-    </w:p>
-    <w:p>
-      <w:pPr>
-        <w:rPr>
-          <w:rFonts w:ascii="Lucida Console" w:hAnsi="Lucida Console"/>
-          <w:sz w:val="16"/>
-          <w:szCs w:val="16"/>
-        </w:rPr>
-      </w:pPr>
-      <w:r>
-        <w:rPr>
-          <w:rFonts w:ascii="Lucida Console" w:hAnsi="Lucida Console"/>
-          <w:sz w:val="16"/>
-          <w:szCs w:val="16"/>
-        </w:rPr>
-        <w:t xml:space="preserve">    clienteValido.setId(0);</w:t>
-      </w:r>
-    </w:p>
-    <w:p>
-      <w:pPr>
-        <w:rPr>
-          <w:rFonts w:ascii="Lucida Console" w:hAnsi="Lucida Console"/>
-          <w:sz w:val="16"/>
-          <w:szCs w:val="16"/>
-        </w:rPr>
-      </w:pPr>
-      <w:r>
-        <w:rPr>
-          <w:rFonts w:ascii="Lucida Console" w:hAnsi="Lucida Console"/>
-          <w:sz w:val="16"/>
-          <w:szCs w:val="16"/>
-        </w:rPr>
-        <w:t xml:space="preserve">    clienteValido.setCedula("0956231478"); // 10 dígitos numéricos</w:t>
-      </w:r>
-    </w:p>
-    <w:p>
-      <w:pPr>
-        <w:rPr>
-          <w:rFonts w:ascii="Lucida Console" w:hAnsi="Lucida Console"/>
-          <w:sz w:val="16"/>
-          <w:szCs w:val="16"/>
-        </w:rPr>
-      </w:pPr>
-      <w:r>
-        <w:rPr>
-          <w:rFonts w:ascii="Lucida Console" w:hAnsi="Lucida Console"/>
-          <w:sz w:val="16"/>
-          <w:szCs w:val="16"/>
-        </w:rPr>
-        <w:t xml:space="preserve">    clienteValido.setNombres("Carlos Mendoza"); // Solo letras y espacios</w:t>
-      </w:r>
-    </w:p>
-    <w:p>
-      <w:pPr>
-        <w:rPr>
-          <w:rFonts w:ascii="Lucida Console" w:hAnsi="Lucida Console"/>
-          <w:sz w:val="16"/>
-          <w:szCs w:val="16"/>
-        </w:rPr>
-      </w:pPr>
-      <w:r>
-        <w:rPr>
-          <w:rFonts w:ascii="Lucida Console" w:hAnsi="Lucida Console"/>
-          <w:sz w:val="16"/>
-          <w:szCs w:val="16"/>
-        </w:rPr>
-        <w:t xml:space="preserve">    clienteValido.setTelefono("042596300"); // Solo dígitos</w:t>
-      </w:r>
-    </w:p>
-    <w:p>
-      <w:pPr>
-        <w:rPr>
-          <w:rFonts w:ascii="Lucida Console" w:hAnsi="Lucida Console"/>
-          <w:sz w:val="16"/>
-          <w:szCs w:val="16"/>
-        </w:rPr>
-      </w:pPr>
-    </w:p>
-    <w:p>
-      <w:pPr>
-        <w:rPr>
-          <w:rFonts w:ascii="Lucida Console" w:hAnsi="Lucida Console"/>
-          <w:sz w:val="16"/>
-          <w:szCs w:val="16"/>
-        </w:rPr>
-      </w:pPr>
-      <w:r>
-        <w:rPr>
-          <w:rFonts w:ascii="Lucida Console" w:hAnsi="Lucida Console"/>
-          <w:sz w:val="16"/>
-          <w:szCs w:val="16"/>
-        </w:rPr>
-        <w:t xml:space="preserve">    listaMascotasValida = new ArrayList&lt;&gt;();</w:t>
-      </w:r>
-    </w:p>
-    <w:p>
-      <w:pPr>
-        <w:rPr>
-          <w:rFonts w:ascii="Lucida Console" w:hAnsi="Lucida Console"/>
-          <w:sz w:val="16"/>
-          <w:szCs w:val="16"/>
-        </w:rPr>
-      </w:pPr>
-      <w:r>
-        <w:rPr>
-          <w:rFonts w:ascii="Lucida Console" w:hAnsi="Lucida Console"/>
-          <w:sz w:val="16"/>
-          <w:szCs w:val="16"/>
-        </w:rPr>
-        <w:t xml:space="preserve">    ModeloMascota mascota = new ModeloMascota();</w:t>
-      </w:r>
-    </w:p>
-    <w:p>
-      <w:pPr>
-        <w:rPr>
-          <w:rFonts w:ascii="Lucida Console" w:hAnsi="Lucida Console"/>
-          <w:sz w:val="16"/>
-          <w:szCs w:val="16"/>
-        </w:rPr>
-      </w:pPr>
-      <w:r>
-        <w:rPr>
-          <w:rFonts w:ascii="Lucida Console" w:hAnsi="Lucida Console"/>
-          <w:sz w:val="16"/>
-          <w:szCs w:val="16"/>
-        </w:rPr>
-        <w:t xml:space="preserve">    mascota.setId(0);</w:t>
-      </w:r>
-    </w:p>
-    <w:p>
-      <w:pPr>
-        <w:rPr>
-          <w:rFonts w:ascii="Lucida Console" w:hAnsi="Lucida Console"/>
-          <w:sz w:val="16"/>
-          <w:szCs w:val="16"/>
-        </w:rPr>
-      </w:pPr>
-      <w:r>
-        <w:rPr>
-          <w:rFonts w:ascii="Lucida Console" w:hAnsi="Lucida Console"/>
-          <w:sz w:val="16"/>
-          <w:szCs w:val="16"/>
-        </w:rPr>
-        <w:t xml:space="preserve">    mascota.setNombre("Max");</w:t>
-      </w:r>
-    </w:p>
-    <w:p>
-      <w:pPr>
-        <w:rPr>
-          <w:rFonts w:ascii="Lucida Console" w:hAnsi="Lucida Console"/>
-          <w:sz w:val="16"/>
-          <w:szCs w:val="16"/>
-        </w:rPr>
-      </w:pPr>
-      <w:r>
-        <w:rPr>
-          <w:rFonts w:ascii="Lucida Console" w:hAnsi="Lucida Console"/>
-          <w:sz w:val="16"/>
-          <w:szCs w:val="16"/>
-        </w:rPr>
-        <w:t xml:space="preserve">    mascota.setEspecie("Perro");</w:t>
-      </w:r>
-    </w:p>
-    <w:p>
-      <w:pPr>
-        <w:rPr>
-          <w:rFonts w:ascii="Lucida Console" w:hAnsi="Lucida Console"/>
-          <w:sz w:val="16"/>
-          <w:szCs w:val="16"/>
-        </w:rPr>
-      </w:pPr>
-      <w:r>
-        <w:rPr>
-          <w:rFonts w:ascii="Lucida Console" w:hAnsi="Lucida Console"/>
-          <w:sz w:val="16"/>
-          <w:szCs w:val="16"/>
-        </w:rPr>
-        <w:t xml:space="preserve">    mascota.setRaza("Boxer");</w:t>
-      </w:r>
-    </w:p>
-    <w:p>
-      <w:pPr>
-        <w:rPr>
-          <w:rFonts w:ascii="Lucida Console" w:hAnsi="Lucida Console"/>
-          <w:sz w:val="16"/>
-          <w:szCs w:val="16"/>
-        </w:rPr>
-      </w:pPr>
-      <w:r>
-        <w:rPr>
-          <w:rFonts w:ascii="Lucida Console" w:hAnsi="Lucida Console"/>
-          <w:sz w:val="16"/>
-          <w:szCs w:val="16"/>
-        </w:rPr>
-        <w:lastRenderedPageBreak/>
-        <w:t xml:space="preserve">    listaMascotasValida.add(mascota);</w:t>
+        <w:t xml:space="preserve">    </w:t>
+      </w:r>
+      <w:proofErr w:type="spellStart"/>
+      <w:r>
+        <w:rPr>
+          <w:rFonts w:ascii="Lucida Console" w:hAnsi="Lucida Console"/>
+          <w:sz w:val="16"/>
+          <w:szCs w:val="16"/>
+        </w:rPr>
+        <w:t>clienteValido</w:t>
+      </w:r>
+      <w:proofErr w:type="spellEnd"/>
+      <w:r>
+        <w:rPr>
+          <w:rFonts w:ascii="Lucida Console" w:hAnsi="Lucida Console"/>
+          <w:sz w:val="16"/>
+          <w:szCs w:val="16"/>
+        </w:rPr>
+        <w:t xml:space="preserve"> = new </w:t>
+      </w:r>
+      <w:proofErr w:type="gramStart"/>
+      <w:r>
+        <w:rPr>
+          <w:rFonts w:ascii="Lucida Console" w:hAnsi="Lucida Console"/>
+          <w:sz w:val="16"/>
+          <w:szCs w:val="16"/>
+        </w:rPr>
+        <w:t>ModeloCliente(</w:t>
+      </w:r>
+      <w:proofErr w:type="gramEnd"/>
+      <w:r>
+        <w:rPr>
+          <w:rFonts w:ascii="Lucida Console" w:hAnsi="Lucida Console"/>
+          <w:sz w:val="16"/>
+          <w:szCs w:val="16"/>
+        </w:rPr>
+        <w:t>);</w:t>
+      </w:r>
+    </w:p>
+    <w:p>
+      <w:pPr>
+        <w:rPr>
+          <w:rFonts w:ascii="Lucida Console" w:hAnsi="Lucida Console"/>
+          <w:sz w:val="16"/>
+          <w:szCs w:val="16"/>
+        </w:rPr>
+      </w:pPr>
+      <w:r>
+        <w:rPr>
+          <w:rFonts w:ascii="Lucida Console" w:hAnsi="Lucida Console"/>
+          <w:sz w:val="16"/>
+          <w:szCs w:val="16"/>
+        </w:rPr>
+        <w:t xml:space="preserve">    </w:t>
+      </w:r>
+      <w:proofErr w:type="spellStart"/>
+      <w:r>
+        <w:rPr>
+          <w:rFonts w:ascii="Lucida Console" w:hAnsi="Lucida Console"/>
+          <w:sz w:val="16"/>
+          <w:szCs w:val="16"/>
+        </w:rPr>
+        <w:t>clienteValido.setId</w:t>
+      </w:r>
+      <w:proofErr w:type="spellEnd"/>
+      <w:r>
+        <w:rPr>
+          <w:rFonts w:ascii="Lucida Console" w:hAnsi="Lucida Console"/>
+          <w:sz w:val="16"/>
+          <w:szCs w:val="16"/>
+        </w:rPr>
+        <w:t>(0);</w:t>
+      </w:r>
+    </w:p>
+    <w:p>
+      <w:pPr>
+        <w:rPr>
+          <w:rFonts w:ascii="Lucida Console" w:hAnsi="Lucida Console"/>
+          <w:sz w:val="16"/>
+          <w:szCs w:val="16"/>
+        </w:rPr>
+      </w:pPr>
+      <w:r>
+        <w:rPr>
+          <w:rFonts w:ascii="Lucida Console" w:hAnsi="Lucida Console"/>
+          <w:sz w:val="16"/>
+          <w:szCs w:val="16"/>
+        </w:rPr>
+        <w:t xml:space="preserve">    </w:t>
+      </w:r>
+      <w:proofErr w:type="spellStart"/>
+      <w:r>
+        <w:rPr>
+          <w:rFonts w:ascii="Lucida Console" w:hAnsi="Lucida Console"/>
+          <w:sz w:val="16"/>
+          <w:szCs w:val="16"/>
+        </w:rPr>
+        <w:t>clienteValido.setCedula</w:t>
+      </w:r>
+      <w:proofErr w:type="spellEnd"/>
+      <w:r>
+        <w:rPr>
+          <w:rFonts w:ascii="Lucida Console" w:hAnsi="Lucida Console"/>
+          <w:sz w:val="16"/>
+          <w:szCs w:val="16"/>
+        </w:rPr>
+        <w:t>("0956231478"); // 10 dígitos numéricos</w:t>
+      </w:r>
+    </w:p>
+    <w:p>
+      <w:pPr>
+        <w:rPr>
+          <w:rFonts w:ascii="Lucida Console" w:hAnsi="Lucida Console"/>
+          <w:sz w:val="16"/>
+          <w:szCs w:val="16"/>
+        </w:rPr>
+      </w:pPr>
+      <w:r>
+        <w:rPr>
+          <w:rFonts w:ascii="Lucida Console" w:hAnsi="Lucida Console"/>
+          <w:sz w:val="16"/>
+          <w:szCs w:val="16"/>
+        </w:rPr>
+        <w:t xml:space="preserve">    </w:t>
+      </w:r>
+      <w:proofErr w:type="spellStart"/>
+      <w:r>
+        <w:rPr>
+          <w:rFonts w:ascii="Lucida Console" w:hAnsi="Lucida Console"/>
+          <w:sz w:val="16"/>
+          <w:szCs w:val="16"/>
+        </w:rPr>
+        <w:t>clienteValido.setNombres</w:t>
+      </w:r>
+      <w:proofErr w:type="spellEnd"/>
+      <w:r>
+        <w:rPr>
+          <w:rFonts w:ascii="Lucida Console" w:hAnsi="Lucida Console"/>
+          <w:sz w:val="16"/>
+          <w:szCs w:val="16"/>
+        </w:rPr>
+        <w:t>("Carlos Mendoza"); // Solo letras y espacios</w:t>
+      </w:r>
+    </w:p>
+    <w:p>
+      <w:pPr>
+        <w:rPr>
+          <w:rFonts w:ascii="Lucida Console" w:hAnsi="Lucida Console"/>
+          <w:sz w:val="16"/>
+          <w:szCs w:val="16"/>
+        </w:rPr>
+      </w:pPr>
+      <w:r>
+        <w:rPr>
+          <w:rFonts w:ascii="Lucida Console" w:hAnsi="Lucida Console"/>
+          <w:sz w:val="16"/>
+          <w:szCs w:val="16"/>
+        </w:rPr>
+        <w:t xml:space="preserve">    </w:t>
+      </w:r>
+      <w:proofErr w:type="spellStart"/>
+      <w:r>
+        <w:rPr>
+          <w:rFonts w:ascii="Lucida Console" w:hAnsi="Lucida Console"/>
+          <w:sz w:val="16"/>
+          <w:szCs w:val="16"/>
+        </w:rPr>
+        <w:t>clienteValido.setTelefono</w:t>
+      </w:r>
+      <w:proofErr w:type="spellEnd"/>
+      <w:r>
+        <w:rPr>
+          <w:rFonts w:ascii="Lucida Console" w:hAnsi="Lucida Console"/>
+          <w:sz w:val="16"/>
+          <w:szCs w:val="16"/>
+        </w:rPr>
+        <w:t>("042596300"); // Solo dígitos</w:t>
+      </w:r>
+    </w:p>
+    <w:p>
+      <w:pPr>
+        <w:rPr>
+          <w:rFonts w:ascii="Lucida Console" w:hAnsi="Lucida Console"/>
+          <w:sz w:val="16"/>
+          <w:szCs w:val="16"/>
+        </w:rPr>
+      </w:pPr>
+    </w:p>
+    <w:p>
+      <w:pPr>
+        <w:rPr>
+          <w:rFonts w:ascii="Lucida Console" w:hAnsi="Lucida Console"/>
+          <w:sz w:val="16"/>
+          <w:szCs w:val="16"/>
+        </w:rPr>
+      </w:pPr>
+      <w:r>
+        <w:rPr>
+          <w:rFonts w:ascii="Lucida Console" w:hAnsi="Lucida Console"/>
+          <w:sz w:val="16"/>
+          <w:szCs w:val="16"/>
+        </w:rPr>
+        <w:t xml:space="preserve">    </w:t>
+      </w:r>
+      <w:proofErr w:type="spellStart"/>
+      <w:r>
+        <w:rPr>
+          <w:rFonts w:ascii="Lucida Console" w:hAnsi="Lucida Console"/>
+          <w:sz w:val="16"/>
+          <w:szCs w:val="16"/>
+        </w:rPr>
+        <w:t>listaMascotasValida</w:t>
+      </w:r>
+      <w:proofErr w:type="spellEnd"/>
+      <w:r>
+        <w:rPr>
+          <w:rFonts w:ascii="Lucida Console" w:hAnsi="Lucida Console"/>
+          <w:sz w:val="16"/>
+          <w:szCs w:val="16"/>
+        </w:rPr>
+        <w:t xml:space="preserve"> = new </w:t>
+      </w:r>
+      <w:proofErr w:type="spellStart"/>
+      <w:r>
+        <w:rPr>
+          <w:rFonts w:ascii="Lucida Console" w:hAnsi="Lucida Console"/>
+          <w:sz w:val="16"/>
+          <w:szCs w:val="16"/>
+        </w:rPr>
+        <w:t>ArrayList</w:t>
+      </w:r>
+      <w:proofErr w:type="spellEnd"/>
+      <w:r>
+        <w:rPr>
+          <w:rFonts w:ascii="Lucida Console" w:hAnsi="Lucida Console"/>
+          <w:sz w:val="16"/>
+          <w:szCs w:val="16"/>
+        </w:rPr>
+        <w:t>&lt;</w:t>
+      </w:r>
+      <w:proofErr w:type="gramStart"/>
+      <w:r>
+        <w:rPr>
+          <w:rFonts w:ascii="Lucida Console" w:hAnsi="Lucida Console"/>
+          <w:sz w:val="16"/>
+          <w:szCs w:val="16"/>
+        </w:rPr>
+        <w:t>&gt;(</w:t>
+      </w:r>
+      <w:proofErr w:type="gramEnd"/>
+      <w:r>
+        <w:rPr>
+          <w:rFonts w:ascii="Lucida Console" w:hAnsi="Lucida Console"/>
+          <w:sz w:val="16"/>
+          <w:szCs w:val="16"/>
+        </w:rPr>
+        <w:t>);</w:t>
+      </w:r>
+    </w:p>
+    <w:p>
+      <w:pPr>
+        <w:rPr>
+          <w:rFonts w:ascii="Lucida Console" w:hAnsi="Lucida Console"/>
+          <w:sz w:val="16"/>
+          <w:szCs w:val="16"/>
+        </w:rPr>
+      </w:pPr>
+      <w:r>
+        <w:rPr>
+          <w:rFonts w:ascii="Lucida Console" w:hAnsi="Lucida Console"/>
+          <w:sz w:val="16"/>
+          <w:szCs w:val="16"/>
+        </w:rPr>
+        <w:t xml:space="preserve">    </w:t>
+      </w:r>
+      <w:proofErr w:type="spellStart"/>
+      <w:r>
+        <w:rPr>
+          <w:rFonts w:ascii="Lucida Console" w:hAnsi="Lucida Console"/>
+          <w:sz w:val="16"/>
+          <w:szCs w:val="16"/>
+        </w:rPr>
+        <w:t>ModeloMascota</w:t>
+      </w:r>
+      <w:proofErr w:type="spellEnd"/>
+      <w:r>
+        <w:rPr>
+          <w:rFonts w:ascii="Lucida Console" w:hAnsi="Lucida Console"/>
+          <w:sz w:val="16"/>
+          <w:szCs w:val="16"/>
+        </w:rPr>
+        <w:t xml:space="preserve"> mascota = new </w:t>
+      </w:r>
+      <w:proofErr w:type="spellStart"/>
+      <w:proofErr w:type="gramStart"/>
+      <w:r>
+        <w:rPr>
+          <w:rFonts w:ascii="Lucida Console" w:hAnsi="Lucida Console"/>
+          <w:sz w:val="16"/>
+          <w:szCs w:val="16"/>
+        </w:rPr>
+        <w:t>ModeloMascota</w:t>
+      </w:r>
+      <w:proofErr w:type="spellEnd"/>
+      <w:r>
+        <w:rPr>
+          <w:rFonts w:ascii="Lucida Console" w:hAnsi="Lucida Console"/>
+          <w:sz w:val="16"/>
+          <w:szCs w:val="16"/>
+        </w:rPr>
+        <w:t>(</w:t>
+      </w:r>
+      <w:proofErr w:type="gramEnd"/>
+      <w:r>
+        <w:rPr>
+          <w:rFonts w:ascii="Lucida Console" w:hAnsi="Lucida Console"/>
+          <w:sz w:val="16"/>
+          <w:szCs w:val="16"/>
+        </w:rPr>
+        <w:t>);</w:t>
+      </w:r>
+    </w:p>
+    <w:p>
+      <w:pPr>
+        <w:rPr>
+          <w:rFonts w:ascii="Lucida Console" w:hAnsi="Lucida Console"/>
+          <w:sz w:val="16"/>
+          <w:szCs w:val="16"/>
+        </w:rPr>
+      </w:pPr>
+      <w:r>
+        <w:rPr>
+          <w:rFonts w:ascii="Lucida Console" w:hAnsi="Lucida Console"/>
+          <w:sz w:val="16"/>
+          <w:szCs w:val="16"/>
+        </w:rPr>
+        <w:t xml:space="preserve">    </w:t>
+      </w:r>
+      <w:proofErr w:type="spellStart"/>
+      <w:proofErr w:type="gramStart"/>
+      <w:r>
+        <w:rPr>
+          <w:rFonts w:ascii="Lucida Console" w:hAnsi="Lucida Console"/>
+          <w:sz w:val="16"/>
+          <w:szCs w:val="16"/>
+        </w:rPr>
+        <w:t>mascota.setId</w:t>
+      </w:r>
+      <w:proofErr w:type="spellEnd"/>
+      <w:proofErr w:type="gramEnd"/>
+      <w:r>
+        <w:rPr>
+          <w:rFonts w:ascii="Lucida Console" w:hAnsi="Lucida Console"/>
+          <w:sz w:val="16"/>
+          <w:szCs w:val="16"/>
+        </w:rPr>
+        <w:t>(0);</w:t>
+      </w:r>
+    </w:p>
+    <w:p>
+      <w:pPr>
+        <w:rPr>
+          <w:rFonts w:ascii="Lucida Console" w:hAnsi="Lucida Console"/>
+          <w:sz w:val="16"/>
+          <w:szCs w:val="16"/>
+        </w:rPr>
+      </w:pPr>
+      <w:r>
+        <w:rPr>
+          <w:rFonts w:ascii="Lucida Console" w:hAnsi="Lucida Console"/>
+          <w:sz w:val="16"/>
+          <w:szCs w:val="16"/>
+        </w:rPr>
+        <w:t xml:space="preserve">    </w:t>
+      </w:r>
+      <w:proofErr w:type="spellStart"/>
+      <w:proofErr w:type="gramStart"/>
+      <w:r>
+        <w:rPr>
+          <w:rFonts w:ascii="Lucida Console" w:hAnsi="Lucida Console"/>
+          <w:sz w:val="16"/>
+          <w:szCs w:val="16"/>
+        </w:rPr>
+        <w:t>mascota.setNombre</w:t>
+      </w:r>
+      <w:proofErr w:type="spellEnd"/>
+      <w:proofErr w:type="gramEnd"/>
+      <w:r>
+        <w:rPr>
+          <w:rFonts w:ascii="Lucida Console" w:hAnsi="Lucida Console"/>
+          <w:sz w:val="16"/>
+          <w:szCs w:val="16"/>
+        </w:rPr>
+        <w:t>("Max");</w:t>
+      </w:r>
+    </w:p>
+    <w:p>
+      <w:pPr>
+        <w:rPr>
+          <w:rFonts w:ascii="Lucida Console" w:hAnsi="Lucida Console"/>
+          <w:sz w:val="16"/>
+          <w:szCs w:val="16"/>
+        </w:rPr>
+      </w:pPr>
+      <w:r>
+        <w:rPr>
+          <w:rFonts w:ascii="Lucida Console" w:hAnsi="Lucida Console"/>
+          <w:sz w:val="16"/>
+          <w:szCs w:val="16"/>
+        </w:rPr>
+        <w:t xml:space="preserve">    </w:t>
+      </w:r>
+      <w:proofErr w:type="spellStart"/>
+      <w:proofErr w:type="gramStart"/>
+      <w:r>
+        <w:rPr>
+          <w:rFonts w:ascii="Lucida Console" w:hAnsi="Lucida Console"/>
+          <w:sz w:val="16"/>
+          <w:szCs w:val="16"/>
+        </w:rPr>
+        <w:t>mascota.setEspecie</w:t>
+      </w:r>
+      <w:proofErr w:type="spellEnd"/>
+      <w:proofErr w:type="gramEnd"/>
+      <w:r>
+        <w:rPr>
+          <w:rFonts w:ascii="Lucida Console" w:hAnsi="Lucida Console"/>
+          <w:sz w:val="16"/>
+          <w:szCs w:val="16"/>
+        </w:rPr>
+        <w:t>("Perro");</w:t>
+      </w:r>
+    </w:p>
+    <w:p>
+      <w:pPr>
+        <w:rPr>
+          <w:rFonts w:ascii="Lucida Console" w:hAnsi="Lucida Console"/>
+          <w:sz w:val="16"/>
+          <w:szCs w:val="16"/>
+        </w:rPr>
+      </w:pPr>
+      <w:r>
+        <w:rPr>
+          <w:rFonts w:ascii="Lucida Console" w:hAnsi="Lucida Console"/>
+          <w:sz w:val="16"/>
+          <w:szCs w:val="16"/>
+        </w:rPr>
+        <w:t xml:space="preserve">    </w:t>
+      </w:r>
+      <w:proofErr w:type="spellStart"/>
+      <w:proofErr w:type="gramStart"/>
+      <w:r>
+        <w:rPr>
+          <w:rFonts w:ascii="Lucida Console" w:hAnsi="Lucida Console"/>
+          <w:sz w:val="16"/>
+          <w:szCs w:val="16"/>
+        </w:rPr>
+        <w:t>mascota.setRaza</w:t>
+      </w:r>
+      <w:proofErr w:type="spellEnd"/>
+      <w:proofErr w:type="gramEnd"/>
+      <w:r>
+        <w:rPr>
+          <w:rFonts w:ascii="Lucida Console" w:hAnsi="Lucida Console"/>
+          <w:sz w:val="16"/>
+          <w:szCs w:val="16"/>
+        </w:rPr>
+        <w:t>("</w:t>
+      </w:r>
+      <w:proofErr w:type="spellStart"/>
+      <w:r>
+        <w:rPr>
+          <w:rFonts w:ascii="Lucida Console" w:hAnsi="Lucida Console"/>
+          <w:sz w:val="16"/>
+          <w:szCs w:val="16"/>
+        </w:rPr>
+        <w:t>Boxer</w:t>
+      </w:r>
+      <w:proofErr w:type="spellEnd"/>
+      <w:r>
+        <w:rPr>
+          <w:rFonts w:ascii="Lucida Console" w:hAnsi="Lucida Console"/>
+          <w:sz w:val="16"/>
+          <w:szCs w:val="16"/>
+        </w:rPr>
+        <w:t>");</w:t>
+      </w:r>
+    </w:p>
+    <w:p>
+      <w:pPr>
+        <w:rPr>
+          <w:rFonts w:ascii="Lucida Console" w:hAnsi="Lucida Console"/>
+          <w:sz w:val="16"/>
+          <w:szCs w:val="16"/>
+        </w:rPr>
+      </w:pPr>
+      <w:r>
+        <w:rPr>
+          <w:rFonts w:ascii="Lucida Console" w:hAnsi="Lucida Console"/>
+          <w:sz w:val="16"/>
+          <w:szCs w:val="16"/>
+        </w:rPr>
+        <w:t xml:space="preserve">    </w:t>
+      </w:r>
+      <w:proofErr w:type="spellStart"/>
+      <w:r>
+        <w:rPr>
+          <w:rFonts w:ascii="Lucida Console" w:hAnsi="Lucida Console"/>
+          <w:sz w:val="16"/>
+          <w:szCs w:val="16"/>
+        </w:rPr>
+        <w:t>listaMascotasValida.add</w:t>
+      </w:r>
+      <w:proofErr w:type="spellEnd"/>
+      <w:r>
+        <w:rPr>
+          <w:rFonts w:ascii="Lucida Console" w:hAnsi="Lucida Console"/>
+          <w:sz w:val="16"/>
+          <w:szCs w:val="16"/>
+        </w:rPr>
+        <w:t>(mascota);</w:t>
       </w:r>
     </w:p>
     <w:p>
@@ -5240,7 +5868,79 @@
           <w:sz w:val="16"/>
           <w:szCs w:val="16"/>
         </w:rPr>
-        <w:t xml:space="preserve">  public void testValidarCliente_Correcto() {</w:t>
+        <w:t xml:space="preserve">  </w:t>
+      </w:r>
+      <w:proofErr w:type="spellStart"/>
+      <w:r>
+        <w:rPr>
+          <w:rFonts w:ascii="Lucida Console" w:hAnsi="Lucida Console"/>
+          <w:sz w:val="16"/>
+          <w:szCs w:val="16"/>
+        </w:rPr>
+        <w:t>public</w:t>
+      </w:r>
+      <w:proofErr w:type="spellEnd"/>
+      <w:r>
+        <w:rPr>
+          <w:rFonts w:ascii="Lucida Console" w:hAnsi="Lucida Console"/>
+          <w:sz w:val="16"/>
+          <w:szCs w:val="16"/>
+        </w:rPr>
+        <w:t xml:space="preserve"> </w:t>
+      </w:r>
+      <w:proofErr w:type="spellStart"/>
+      <w:r>
+        <w:rPr>
+          <w:rFonts w:ascii="Lucida Console" w:hAnsi="Lucida Console"/>
+          <w:sz w:val="16"/>
+          <w:szCs w:val="16"/>
+        </w:rPr>
+        <w:t>void</w:t>
+      </w:r>
+      <w:proofErr w:type="spellEnd"/>
+      <w:r>
+        <w:rPr>
+          <w:rFonts w:ascii="Lucida Console" w:hAnsi="Lucida Console"/>
+          <w:sz w:val="16"/>
+          <w:szCs w:val="16"/>
+        </w:rPr>
+        <w:t xml:space="preserve"> </w:t>
+      </w:r>
+      <w:proofErr w:type="spellStart"/>
+      <w:r>
+        <w:rPr>
+          <w:rFonts w:ascii="Lucida Console" w:hAnsi="Lucida Console"/>
+          <w:sz w:val="16"/>
+          <w:szCs w:val="16"/>
+        </w:rPr>
+        <w:t>testValidarCliente_</w:t>
+      </w:r>
+      <w:proofErr w:type="gramStart"/>
+      <w:r>
+        <w:rPr>
+          <w:rFonts w:ascii="Lucida Console" w:hAnsi="Lucida Console"/>
+          <w:sz w:val="16"/>
+          <w:szCs w:val="16"/>
+        </w:rPr>
+        <w:t>Correcto</w:t>
+      </w:r>
+      <w:proofErr w:type="spellEnd"/>
+      <w:r>
+        <w:rPr>
+          <w:rFonts w:ascii="Lucida Console" w:hAnsi="Lucida Console"/>
+          <w:sz w:val="16"/>
+          <w:szCs w:val="16"/>
+        </w:rPr>
+        <w:t>(</w:t>
+      </w:r>
+      <w:proofErr w:type="gramEnd"/>
+      <w:r>
+        <w:rPr>
+          <w:rFonts w:ascii="Lucida Console" w:hAnsi="Lucida Console"/>
+          <w:sz w:val="16"/>
+          <w:szCs w:val="16"/>
+        </w:rPr>
+        <w:t>) {</w:t>
       </w:r>
     </w:p>
     <w:p>
@@ -5274,7 +5974,35 @@
           <w:sz w:val="16"/>
           <w:szCs w:val="16"/>
         </w:rPr>
-        <w:t xml:space="preserve">    assertDoesNotThrow(() -&gt; {</w:t>
+        <w:t xml:space="preserve">    </w:t>
+      </w:r>
+      <w:proofErr w:type="spellStart"/>
+      <w:proofErr w:type="gramStart"/>
+      <w:r>
+        <w:rPr>
+          <w:rFonts w:ascii="Lucida Console" w:hAnsi="Lucida Console"/>
+          <w:sz w:val="16"/>
+          <w:szCs w:val="16"/>
+        </w:rPr>
+        <w:t>assertDoesNotThrow</w:t>
+      </w:r>
+      <w:proofErr w:type="spellEnd"/>
+      <w:r>
+        <w:rPr>
+          <w:rFonts w:ascii="Lucida Console" w:hAnsi="Lucida Console"/>
+          <w:sz w:val="16"/>
+          <w:szCs w:val="16"/>
+        </w:rPr>
+        <w:t>(</w:t>
+      </w:r>
+      <w:proofErr w:type="gramEnd"/>
+      <w:r>
+        <w:rPr>
+          <w:rFonts w:ascii="Lucida Console" w:hAnsi="Lucida Console"/>
+          <w:sz w:val="16"/>
+          <w:szCs w:val="16"/>
+        </w:rPr>
+        <w:t>() -&gt; {</w:t>
       </w:r>
     </w:p>
     <w:p>
@@ -5343,424 +6071,6 @@
           <w:szCs w:val="16"/>
         </w:rPr>
         <w:t xml:space="preserve">    });</w:t>
-      </w:r>
-    </w:p>
-    <w:p>
-      <w:pPr>
-        <w:rPr>
-          <w:rFonts w:ascii="Lucida Console" w:hAnsi="Lucida Console"/>
-          <w:sz w:val="16"/>
-          <w:szCs w:val="16"/>
-        </w:rPr>
-      </w:pPr>
-      <w:r>
-        <w:rPr>
-          <w:rFonts w:ascii="Lucida Console" w:hAnsi="Lucida Console"/>
-          <w:sz w:val="16"/>
-          <w:szCs w:val="16"/>
-        </w:rPr>
-        <w:t xml:space="preserve">  }</w:t>
-      </w:r>
-    </w:p>
-    <w:p>
-      <w:pPr>
-        <w:rPr>
-          <w:rFonts w:ascii="Lucida Console" w:hAnsi="Lucida Console"/>
-          <w:sz w:val="16"/>
-          <w:szCs w:val="16"/>
-        </w:rPr>
-      </w:pPr>
-    </w:p>
-    <w:p>
-      <w:pPr>
-        <w:rPr>
-          <w:rFonts w:ascii="Lucida Console" w:hAnsi="Lucida Console"/>
-          <w:sz w:val="16"/>
-          <w:szCs w:val="16"/>
-        </w:rPr>
-      </w:pPr>
-      <w:r>
-        <w:rPr>
-          <w:rFonts w:ascii="Lucida Console" w:hAnsi="Lucida Console"/>
-          <w:sz w:val="16"/>
-          <w:szCs w:val="16"/>
-        </w:rPr>
-        <w:t xml:space="preserve">  @Test</w:t>
-      </w:r>
-    </w:p>
-    <w:p>
-      <w:pPr>
-        <w:rPr>
-          <w:rFonts w:ascii="Lucida Console" w:hAnsi="Lucida Console"/>
-          <w:sz w:val="16"/>
-          <w:szCs w:val="16"/>
-        </w:rPr>
-      </w:pPr>
-      <w:r>
-        <w:rPr>
-          <w:rFonts w:ascii="Lucida Console" w:hAnsi="Lucida Console"/>
-          <w:sz w:val="16"/>
-          <w:szCs w:val="16"/>
-        </w:rPr>
-        <w:t xml:space="preserve">  public void testValidarCliente_ErrorCedula() {</w:t>
-      </w:r>
-    </w:p>
-    <w:p>
-      <w:pPr>
-        <w:rPr>
-          <w:rFonts w:ascii="Lucida Console" w:hAnsi="Lucida Console"/>
-          <w:sz w:val="16"/>
-          <w:szCs w:val="16"/>
-        </w:rPr>
-      </w:pPr>
-      <w:r>
-        <w:rPr>
-          <w:rFonts w:ascii="Lucida Console" w:hAnsi="Lucida Console"/>
-          <w:sz w:val="16"/>
-          <w:szCs w:val="16"/>
-        </w:rPr>
-        <w:t xml:space="preserve">    clienteValido.setCedula("095623-ABC"); // Cédula inválida</w:t>
-      </w:r>
-    </w:p>
-    <w:p>
-      <w:pPr>
-        <w:rPr>
-          <w:rFonts w:ascii="Lucida Console" w:hAnsi="Lucida Console"/>
-          <w:sz w:val="16"/>
-          <w:szCs w:val="16"/>
-        </w:rPr>
-      </w:pPr>
-    </w:p>
-    <w:p>
-      <w:pPr>
-        <w:rPr>
-          <w:rFonts w:ascii="Lucida Console" w:hAnsi="Lucida Console"/>
-          <w:sz w:val="16"/>
-          <w:szCs w:val="16"/>
-          <w:lang w:val="en-US"/>
-        </w:rPr>
-      </w:pPr>
-      <w:r>
-        <w:rPr>
-          <w:rFonts w:ascii="Lucida Console" w:hAnsi="Lucida Console"/>
-          <w:sz w:val="16"/>
-          <w:szCs w:val="16"/>
-        </w:rPr>
-        <w:t xml:space="preserve">    </w:t>
-      </w:r>
-      <w:r>
-        <w:rPr>
-          <w:rFonts w:ascii="Lucida Console" w:hAnsi="Lucida Console"/>
-          <w:sz w:val="16"/>
-          <w:szCs w:val="16"/>
-          <w:lang w:val="en-US"/>
-        </w:rPr>
-        <w:t>Exception exception = assertThrows(Exception.class, () -&gt; {</w:t>
-      </w:r>
-    </w:p>
-    <w:p>
-      <w:pPr>
-        <w:rPr>
-          <w:rFonts w:ascii="Lucida Console" w:hAnsi="Lucida Console"/>
-          <w:sz w:val="16"/>
-          <w:szCs w:val="16"/>
-        </w:rPr>
-      </w:pPr>
-      <w:r>
-        <w:rPr>
-          <w:rFonts w:ascii="Lucida Console" w:hAnsi="Lucida Console"/>
-          <w:sz w:val="16"/>
-          <w:szCs w:val="16"/>
-          <w:lang w:val="en-US"/>
-        </w:rPr>
-        <w:t xml:space="preserve">      </w:t>
-      </w:r>
-      <w:r>
-        <w:rPr>
-          <w:rFonts w:ascii="Lucida Console" w:hAnsi="Lucida Console"/>
-          <w:sz w:val="16"/>
-          <w:szCs w:val="16"/>
-        </w:rPr>
-        <w:t>controlador.guardar(clienteValido, listaMascotasValida);</w:t>
-      </w:r>
-    </w:p>
-    <w:p>
-      <w:pPr>
-        <w:rPr>
-          <w:rFonts w:ascii="Lucida Console" w:hAnsi="Lucida Console"/>
-          <w:sz w:val="16"/>
-          <w:szCs w:val="16"/>
-        </w:rPr>
-      </w:pPr>
-      <w:r>
-        <w:rPr>
-          <w:rFonts w:ascii="Lucida Console" w:hAnsi="Lucida Console"/>
-          <w:sz w:val="16"/>
-          <w:szCs w:val="16"/>
-        </w:rPr>
-        <w:t xml:space="preserve">    });</w:t>
-      </w:r>
-    </w:p>
-    <w:p>
-      <w:pPr>
-        <w:rPr>
-          <w:rFonts w:ascii="Lucida Console" w:hAnsi="Lucida Console"/>
-          <w:sz w:val="16"/>
-          <w:szCs w:val="16"/>
-        </w:rPr>
-      </w:pPr>
-    </w:p>
-    <w:p>
-      <w:pPr>
-        <w:rPr>
-          <w:rFonts w:ascii="Lucida Console" w:hAnsi="Lucida Console"/>
-          <w:sz w:val="16"/>
-          <w:szCs w:val="16"/>
-        </w:rPr>
-      </w:pPr>
-      <w:r>
-        <w:rPr>
-          <w:rFonts w:ascii="Lucida Console" w:hAnsi="Lucida Console"/>
-          <w:sz w:val="16"/>
-          <w:szCs w:val="16"/>
-        </w:rPr>
-        <w:t xml:space="preserve">    assertEquals("Cédula inválida", exception.getMessage());</w:t>
-      </w:r>
-    </w:p>
-    <w:p>
-      <w:pPr>
-        <w:rPr>
-          <w:rFonts w:ascii="Lucida Console" w:hAnsi="Lucida Console"/>
-          <w:sz w:val="16"/>
-          <w:szCs w:val="16"/>
-        </w:rPr>
-      </w:pPr>
-      <w:r>
-        <w:rPr>
-          <w:rFonts w:ascii="Lucida Console" w:hAnsi="Lucida Console"/>
-          <w:sz w:val="16"/>
-          <w:szCs w:val="16"/>
-        </w:rPr>
-        <w:t xml:space="preserve">  }</w:t>
-      </w:r>
-    </w:p>
-    <w:p>
-      <w:pPr>
-        <w:rPr>
-          <w:rFonts w:ascii="Lucida Console" w:hAnsi="Lucida Console"/>
-          <w:sz w:val="16"/>
-          <w:szCs w:val="16"/>
-        </w:rPr>
-      </w:pPr>
-    </w:p>
-    <w:p>
-      <w:pPr>
-        <w:rPr>
-          <w:rFonts w:ascii="Lucida Console" w:hAnsi="Lucida Console"/>
-          <w:sz w:val="16"/>
-          <w:szCs w:val="16"/>
-        </w:rPr>
-      </w:pPr>
-      <w:r>
-        <w:rPr>
-          <w:rFonts w:ascii="Lucida Console" w:hAnsi="Lucida Console"/>
-          <w:sz w:val="16"/>
-          <w:szCs w:val="16"/>
-        </w:rPr>
-        <w:t xml:space="preserve">  // ==========================================</w:t>
-      </w:r>
-    </w:p>
-    <w:p>
-      <w:pPr>
-        <w:rPr>
-          <w:rFonts w:ascii="Lucida Console" w:hAnsi="Lucida Console"/>
-          <w:sz w:val="16"/>
-          <w:szCs w:val="16"/>
-        </w:rPr>
-      </w:pPr>
-      <w:r>
-        <w:rPr>
-          <w:rFonts w:ascii="Lucida Console" w:hAnsi="Lucida Console"/>
-          <w:sz w:val="16"/>
-          <w:szCs w:val="16"/>
-        </w:rPr>
-        <w:t xml:space="preserve">  // PRUEBAS PARA: guardar / Validación Mascotas</w:t>
-      </w:r>
-    </w:p>
-    <w:p>
-      <w:pPr>
-        <w:rPr>
-          <w:rFonts w:ascii="Lucida Console" w:hAnsi="Lucida Console"/>
-          <w:sz w:val="16"/>
-          <w:szCs w:val="16"/>
-        </w:rPr>
-      </w:pPr>
-      <w:r>
-        <w:rPr>
-          <w:rFonts w:ascii="Lucida Console" w:hAnsi="Lucida Console"/>
-          <w:sz w:val="16"/>
-          <w:szCs w:val="16"/>
-        </w:rPr>
-        <w:t xml:space="preserve">  // ==========================================</w:t>
-      </w:r>
-    </w:p>
-    <w:p>
-      <w:pPr>
-        <w:rPr>
-          <w:rFonts w:ascii="Lucida Console" w:hAnsi="Lucida Console"/>
-          <w:sz w:val="16"/>
-          <w:szCs w:val="16"/>
-        </w:rPr>
-      </w:pPr>
-      <w:r>
-        <w:rPr>
-          <w:rFonts w:ascii="Lucida Console" w:hAnsi="Lucida Console"/>
-          <w:sz w:val="16"/>
-          <w:szCs w:val="16"/>
-        </w:rPr>
-        <w:t xml:space="preserve">  @Test</w:t>
-      </w:r>
-    </w:p>
-    <w:p>
-      <w:pPr>
-        <w:rPr>
-          <w:rFonts w:ascii="Lucida Console" w:hAnsi="Lucida Console"/>
-          <w:sz w:val="16"/>
-          <w:szCs w:val="16"/>
-        </w:rPr>
-      </w:pPr>
-      <w:r>
-        <w:rPr>
-          <w:rFonts w:ascii="Lucida Console" w:hAnsi="Lucida Console"/>
-          <w:sz w:val="16"/>
-          <w:szCs w:val="16"/>
-        </w:rPr>
-        <w:t xml:space="preserve">  public void testGuardar_ErrorListaMascotasVacia() {</w:t>
-      </w:r>
-    </w:p>
-    <w:p>
-      <w:pPr>
-        <w:rPr>
-          <w:rFonts w:ascii="Lucida Console" w:hAnsi="Lucida Console"/>
-          <w:sz w:val="16"/>
-          <w:szCs w:val="16"/>
-          <w:lang w:val="en-US"/>
-        </w:rPr>
-      </w:pPr>
-      <w:r>
-        <w:rPr>
-          <w:rFonts w:ascii="Lucida Console" w:hAnsi="Lucida Console"/>
-          <w:sz w:val="16"/>
-          <w:szCs w:val="16"/>
-        </w:rPr>
-        <w:t xml:space="preserve">    </w:t>
-      </w:r>
-      <w:r>
-        <w:rPr>
-          <w:rFonts w:ascii="Lucida Console" w:hAnsi="Lucida Console"/>
-          <w:sz w:val="16"/>
-          <w:szCs w:val="16"/>
-          <w:lang w:val="en-US"/>
-        </w:rPr>
-        <w:t>List&lt;ModeloMascota&gt; listaVacia = new ArrayList&lt;&gt;();</w:t>
-      </w:r>
-    </w:p>
-    <w:p>
-      <w:pPr>
-        <w:rPr>
-          <w:rFonts w:ascii="Lucida Console" w:hAnsi="Lucida Console"/>
-          <w:sz w:val="16"/>
-          <w:szCs w:val="16"/>
-          <w:lang w:val="en-US"/>
-        </w:rPr>
-      </w:pPr>
-    </w:p>
-    <w:p>
-      <w:pPr>
-        <w:rPr>
-          <w:rFonts w:ascii="Lucida Console" w:hAnsi="Lucida Console"/>
-          <w:sz w:val="16"/>
-          <w:szCs w:val="16"/>
-          <w:lang w:val="en-US"/>
-        </w:rPr>
-      </w:pPr>
-      <w:r>
-        <w:rPr>
-          <w:rFonts w:ascii="Lucida Console" w:hAnsi="Lucida Console"/>
-          <w:sz w:val="16"/>
-          <w:szCs w:val="16"/>
-          <w:lang w:val="en-US"/>
-        </w:rPr>
-        <w:t xml:space="preserve">    Exception exception = assertThrows(Exception.class, () -&gt; {</w:t>
-      </w:r>
-    </w:p>
-    <w:p>
-      <w:pPr>
-        <w:rPr>
-          <w:rFonts w:ascii="Lucida Console" w:hAnsi="Lucida Console"/>
-          <w:sz w:val="16"/>
-          <w:szCs w:val="16"/>
-        </w:rPr>
-      </w:pPr>
-      <w:r>
-        <w:rPr>
-          <w:rFonts w:ascii="Lucida Console" w:hAnsi="Lucida Console"/>
-          <w:sz w:val="16"/>
-          <w:szCs w:val="16"/>
-          <w:lang w:val="en-US"/>
-        </w:rPr>
-        <w:t xml:space="preserve">      </w:t>
-      </w:r>
-      <w:r>
-        <w:rPr>
-          <w:rFonts w:ascii="Lucida Console" w:hAnsi="Lucida Console"/>
-          <w:sz w:val="16"/>
-          <w:szCs w:val="16"/>
-        </w:rPr>
-        <w:t>controlador.guardar(clienteValido, listaVacia);</w:t>
-      </w:r>
-    </w:p>
-    <w:p>
-      <w:pPr>
-        <w:rPr>
-          <w:rFonts w:ascii="Lucida Console" w:hAnsi="Lucida Console"/>
-          <w:sz w:val="16"/>
-          <w:szCs w:val="16"/>
-        </w:rPr>
-      </w:pPr>
-      <w:r>
-        <w:rPr>
-          <w:rFonts w:ascii="Lucida Console" w:hAnsi="Lucida Console"/>
-          <w:sz w:val="16"/>
-          <w:szCs w:val="16"/>
-        </w:rPr>
-        <w:t xml:space="preserve">    });</w:t>
-      </w:r>
-    </w:p>
-    <w:p>
-      <w:pPr>
-        <w:rPr>
-          <w:rFonts w:ascii="Lucida Console" w:hAnsi="Lucida Console"/>
-          <w:sz w:val="16"/>
-          <w:szCs w:val="16"/>
-        </w:rPr>
-      </w:pPr>
-    </w:p>
-    <w:p>
-      <w:pPr>
-        <w:rPr>
-          <w:rFonts w:ascii="Lucida Console" w:hAnsi="Lucida Console"/>
-          <w:sz w:val="16"/>
-          <w:szCs w:val="16"/>
-        </w:rPr>
-      </w:pPr>
-      <w:r>
-        <w:rPr>
-          <w:rFonts w:ascii="Lucida Console" w:hAnsi="Lucida Console"/>
-          <w:sz w:val="16"/>
-          <w:szCs w:val="16"/>
-        </w:rPr>
-        <w:t xml:space="preserve">    assertEquals("Debe ingresar al menos una mascota", exception.getMessage());</w:t>
       </w:r>
     </w:p>
     <w:p>
@@ -5821,24 +6131,114 @@
           <w:sz w:val="16"/>
           <w:szCs w:val="16"/>
         </w:rPr>
-        <w:t xml:space="preserve">  public void testGuardar_ErrorNombreMascotaInvalido() {</w:t>
-      </w:r>
-    </w:p>
-    <w:p>
-      <w:pPr>
-        <w:rPr>
-          <w:rFonts w:ascii="Lucida Console" w:hAnsi="Lucida Console"/>
-          <w:sz w:val="16"/>
-          <w:szCs w:val="16"/>
-        </w:rPr>
-      </w:pPr>
-      <w:r>
-        <w:rPr>
-          <w:rFonts w:ascii="Lucida Console" w:hAnsi="Lucida Console"/>
-          <w:sz w:val="16"/>
-          <w:szCs w:val="16"/>
-        </w:rPr>
-        <w:t xml:space="preserve">    listaMascotasValida.get(0).setNombre(""); // Nombre vacío viola regla de negocio</w:t>
+        <w:t xml:space="preserve">  </w:t>
+      </w:r>
+      <w:proofErr w:type="spellStart"/>
+      <w:r>
+        <w:rPr>
+          <w:rFonts w:ascii="Lucida Console" w:hAnsi="Lucida Console"/>
+          <w:sz w:val="16"/>
+          <w:szCs w:val="16"/>
+        </w:rPr>
+        <w:t>public</w:t>
+      </w:r>
+      <w:proofErr w:type="spellEnd"/>
+      <w:r>
+        <w:rPr>
+          <w:rFonts w:ascii="Lucida Console" w:hAnsi="Lucida Console"/>
+          <w:sz w:val="16"/>
+          <w:szCs w:val="16"/>
+        </w:rPr>
+        <w:t xml:space="preserve"> </w:t>
+      </w:r>
+      <w:proofErr w:type="spellStart"/>
+      <w:r>
+        <w:rPr>
+          <w:rFonts w:ascii="Lucida Console" w:hAnsi="Lucida Console"/>
+          <w:sz w:val="16"/>
+          <w:szCs w:val="16"/>
+        </w:rPr>
+        <w:t>void</w:t>
+      </w:r>
+      <w:proofErr w:type="spellEnd"/>
+      <w:r>
+        <w:rPr>
+          <w:rFonts w:ascii="Lucida Console" w:hAnsi="Lucida Console"/>
+          <w:sz w:val="16"/>
+          <w:szCs w:val="16"/>
+        </w:rPr>
+        <w:t xml:space="preserve"> </w:t>
+      </w:r>
+      <w:proofErr w:type="spellStart"/>
+      <w:r>
+        <w:rPr>
+          <w:rFonts w:ascii="Lucida Console" w:hAnsi="Lucida Console"/>
+          <w:sz w:val="16"/>
+          <w:szCs w:val="16"/>
+        </w:rPr>
+        <w:t>testValidarCliente_</w:t>
+      </w:r>
+      <w:proofErr w:type="gramStart"/>
+      <w:r>
+        <w:rPr>
+          <w:rFonts w:ascii="Lucida Console" w:hAnsi="Lucida Console"/>
+          <w:sz w:val="16"/>
+          <w:szCs w:val="16"/>
+        </w:rPr>
+        <w:t>ErrorCedula</w:t>
+      </w:r>
+      <w:proofErr w:type="spellEnd"/>
+      <w:r>
+        <w:rPr>
+          <w:rFonts w:ascii="Lucida Console" w:hAnsi="Lucida Console"/>
+          <w:sz w:val="16"/>
+          <w:szCs w:val="16"/>
+        </w:rPr>
+        <w:t>(</w:t>
+      </w:r>
+      <w:proofErr w:type="gramEnd"/>
+      <w:r>
+        <w:rPr>
+          <w:rFonts w:ascii="Lucida Console" w:hAnsi="Lucida Console"/>
+          <w:sz w:val="16"/>
+          <w:szCs w:val="16"/>
+        </w:rPr>
+        <w:t>) {</w:t>
+      </w:r>
+    </w:p>
+    <w:p>
+      <w:pPr>
+        <w:rPr>
+          <w:rFonts w:ascii="Lucida Console" w:hAnsi="Lucida Console"/>
+          <w:sz w:val="16"/>
+          <w:szCs w:val="16"/>
+        </w:rPr>
+      </w:pPr>
+      <w:r>
+        <w:rPr>
+          <w:rFonts w:ascii="Lucida Console" w:hAnsi="Lucida Console"/>
+          <w:sz w:val="16"/>
+          <w:szCs w:val="16"/>
+        </w:rPr>
+        <w:t xml:space="preserve">    </w:t>
+      </w:r>
+      <w:proofErr w:type="spellStart"/>
+      <w:r>
+        <w:rPr>
+          <w:rFonts w:ascii="Lucida Console" w:hAnsi="Lucida Console"/>
+          <w:sz w:val="16"/>
+          <w:szCs w:val="16"/>
+        </w:rPr>
+        <w:t>clienteValido.setCedula</w:t>
+      </w:r>
+      <w:proofErr w:type="spellEnd"/>
+      <w:r>
+        <w:rPr>
+          <w:rFonts w:ascii="Lucida Console" w:hAnsi="Lucida Console"/>
+          <w:sz w:val="16"/>
+          <w:szCs w:val="16"/>
+        </w:rPr>
+        <w:t>("095623-ABC"); // Cédula inválida</w:t>
       </w:r>
     </w:p>
     <w:p>
@@ -5874,17 +6274,9 @@
           <w:szCs w:val="16"/>
           <w:lang w:val="en-US"/>
         </w:rPr>
-        <w:t>Exception exception = assertThrows(Exception.class, () -&gt; {</w:t>
-      </w:r>
-    </w:p>
-    <w:p>
-      <w:pPr>
-        <w:rPr>
-          <w:rFonts w:ascii="Lucida Console" w:hAnsi="Lucida Console"/>
-          <w:sz w:val="16"/>
-          <w:szCs w:val="16"/>
-        </w:rPr>
-      </w:pPr>
+        <w:t xml:space="preserve">Exception </w:t>
+      </w:r>
+      <w:proofErr w:type="spellStart"/>
       <w:r>
         <w:rPr>
           <w:rFonts w:ascii="Lucida Console" w:hAnsi="Lucida Console"/>
@@ -5892,15 +6284,133 @@
           <w:szCs w:val="16"/>
           <w:lang w:val="en-US"/>
         </w:rPr>
+        <w:t>exception</w:t>
+      </w:r>
+      <w:proofErr w:type="spellEnd"/>
+      <w:r>
+        <w:rPr>
+          <w:rFonts w:ascii="Lucida Console" w:hAnsi="Lucida Console"/>
+          <w:sz w:val="16"/>
+          <w:szCs w:val="16"/>
+          <w:lang w:val="en-US"/>
+        </w:rPr>
+        <w:t xml:space="preserve"> = </w:t>
+      </w:r>
+      <w:proofErr w:type="spellStart"/>
+      <w:proofErr w:type="gramStart"/>
+      <w:r>
+        <w:rPr>
+          <w:rFonts w:ascii="Lucida Console" w:hAnsi="Lucida Console"/>
+          <w:sz w:val="16"/>
+          <w:szCs w:val="16"/>
+          <w:lang w:val="en-US"/>
+        </w:rPr>
+        <w:t>assertThrows</w:t>
+      </w:r>
+      <w:proofErr w:type="spellEnd"/>
+      <w:r>
+        <w:rPr>
+          <w:rFonts w:ascii="Lucida Console" w:hAnsi="Lucida Console"/>
+          <w:sz w:val="16"/>
+          <w:szCs w:val="16"/>
+          <w:lang w:val="en-US"/>
+        </w:rPr>
+        <w:t>(</w:t>
+      </w:r>
+      <w:proofErr w:type="spellStart"/>
+      <w:proofErr w:type="gramEnd"/>
+      <w:r>
+        <w:rPr>
+          <w:rFonts w:ascii="Lucida Console" w:hAnsi="Lucida Console"/>
+          <w:sz w:val="16"/>
+          <w:szCs w:val="16"/>
+          <w:lang w:val="en-US"/>
+        </w:rPr>
+        <w:t>Exception.class</w:t>
+      </w:r>
+      <w:proofErr w:type="spellEnd"/>
+      <w:r>
+        <w:rPr>
+          <w:rFonts w:ascii="Lucida Console" w:hAnsi="Lucida Console"/>
+          <w:sz w:val="16"/>
+          <w:szCs w:val="16"/>
+          <w:lang w:val="en-US"/>
+        </w:rPr>
+        <w:t>, () -&gt; {</w:t>
+      </w:r>
+    </w:p>
+    <w:p>
+      <w:pPr>
+        <w:rPr>
+          <w:rFonts w:ascii="Lucida Console" w:hAnsi="Lucida Console"/>
+          <w:sz w:val="16"/>
+          <w:szCs w:val="16"/>
+        </w:rPr>
+      </w:pPr>
+      <w:r>
+        <w:rPr>
+          <w:rFonts w:ascii="Lucida Console" w:hAnsi="Lucida Console"/>
+          <w:sz w:val="16"/>
+          <w:szCs w:val="16"/>
+          <w:lang w:val="en-US"/>
+        </w:rPr>
         <w:t xml:space="preserve">      </w:t>
       </w:r>
-      <w:r>
-        <w:rPr>
-          <w:rFonts w:ascii="Lucida Console" w:hAnsi="Lucida Console"/>
-          <w:sz w:val="16"/>
-          <w:szCs w:val="16"/>
-        </w:rPr>
-        <w:t>controlador.guardar(clienteValido, listaMascotasValida);</w:t>
+      <w:proofErr w:type="spellStart"/>
+      <w:proofErr w:type="gramStart"/>
+      <w:r>
+        <w:rPr>
+          <w:rFonts w:ascii="Lucida Console" w:hAnsi="Lucida Console"/>
+          <w:sz w:val="16"/>
+          <w:szCs w:val="16"/>
+        </w:rPr>
+        <w:t>controlador.guardar</w:t>
+      </w:r>
+      <w:proofErr w:type="spellEnd"/>
+      <w:proofErr w:type="gramEnd"/>
+      <w:r>
+        <w:rPr>
+          <w:rFonts w:ascii="Lucida Console" w:hAnsi="Lucida Console"/>
+          <w:sz w:val="16"/>
+          <w:szCs w:val="16"/>
+        </w:rPr>
+        <w:t>(</w:t>
+      </w:r>
+      <w:proofErr w:type="spellStart"/>
+      <w:r>
+        <w:rPr>
+          <w:rFonts w:ascii="Lucida Console" w:hAnsi="Lucida Console"/>
+          <w:sz w:val="16"/>
+          <w:szCs w:val="16"/>
+        </w:rPr>
+        <w:t>clienteValido</w:t>
+      </w:r>
+      <w:proofErr w:type="spellEnd"/>
+      <w:r>
+        <w:rPr>
+          <w:rFonts w:ascii="Lucida Console" w:hAnsi="Lucida Console"/>
+          <w:sz w:val="16"/>
+          <w:szCs w:val="16"/>
+        </w:rPr>
+        <w:t xml:space="preserve">, </w:t>
+      </w:r>
+      <w:proofErr w:type="spellStart"/>
+      <w:r>
+        <w:rPr>
+          <w:rFonts w:ascii="Lucida Console" w:hAnsi="Lucida Console"/>
+          <w:sz w:val="16"/>
+          <w:szCs w:val="16"/>
+        </w:rPr>
+        <w:t>listaMascotasValida</w:t>
+      </w:r>
+      <w:proofErr w:type="spellEnd"/>
+      <w:r>
+        <w:rPr>
+          <w:rFonts w:ascii="Lucida Console" w:hAnsi="Lucida Console"/>
+          <w:sz w:val="16"/>
+          <w:szCs w:val="16"/>
+        </w:rPr>
+        <w:t>);</w:t>
       </w:r>
     </w:p>
     <w:p>
@@ -5943,7 +6453,55 @@
           <w:sz w:val="16"/>
           <w:szCs w:val="16"/>
         </w:rPr>
-        <w:t xml:space="preserve">    assertEquals("Nombre de mascota requerido", exception.getMessage());</w:t>
+        <w:t xml:space="preserve">    </w:t>
+      </w:r>
+      <w:proofErr w:type="spellStart"/>
+      <w:proofErr w:type="gramStart"/>
+      <w:r>
+        <w:rPr>
+          <w:rFonts w:ascii="Lucida Console" w:hAnsi="Lucida Console"/>
+          <w:sz w:val="16"/>
+          <w:szCs w:val="16"/>
+        </w:rPr>
+        <w:t>assertEquals</w:t>
+      </w:r>
+      <w:proofErr w:type="spellEnd"/>
+      <w:r>
+        <w:rPr>
+          <w:rFonts w:ascii="Lucida Console" w:hAnsi="Lucida Console"/>
+          <w:sz w:val="16"/>
+          <w:szCs w:val="16"/>
+        </w:rPr>
+        <w:t>(</w:t>
+      </w:r>
+      <w:proofErr w:type="gramEnd"/>
+      <w:r>
+        <w:rPr>
+          <w:rFonts w:ascii="Lucida Console" w:hAnsi="Lucida Console"/>
+          <w:sz w:val="16"/>
+          <w:szCs w:val="16"/>
+        </w:rPr>
+        <w:t xml:space="preserve">"Cédula inválida", </w:t>
+      </w:r>
+      <w:proofErr w:type="spellStart"/>
+      <w:proofErr w:type="gramStart"/>
+      <w:r>
+        <w:rPr>
+          <w:rFonts w:ascii="Lucida Console" w:hAnsi="Lucida Console"/>
+          <w:sz w:val="16"/>
+          <w:szCs w:val="16"/>
+        </w:rPr>
+        <w:t>exception.getMessage</w:t>
+      </w:r>
+      <w:proofErr w:type="spellEnd"/>
+      <w:proofErr w:type="gramEnd"/>
+      <w:r>
+        <w:rPr>
+          <w:rFonts w:ascii="Lucida Console" w:hAnsi="Lucida Console"/>
+          <w:sz w:val="16"/>
+          <w:szCs w:val="16"/>
+        </w:rPr>
+        <w:t>());</w:t>
       </w:r>
     </w:p>
     <w:p>
@@ -5971,6 +6529,990 @@
           <w:szCs w:val="16"/>
         </w:rPr>
       </w:pPr>
+    </w:p>
+    <w:p>
+      <w:pPr>
+        <w:rPr>
+          <w:rFonts w:ascii="Lucida Console" w:hAnsi="Lucida Console"/>
+          <w:sz w:val="16"/>
+          <w:szCs w:val="16"/>
+        </w:rPr>
+      </w:pPr>
+      <w:r>
+        <w:rPr>
+          <w:rFonts w:ascii="Lucida Console" w:hAnsi="Lucida Console"/>
+          <w:sz w:val="16"/>
+          <w:szCs w:val="16"/>
+        </w:rPr>
+        <w:t xml:space="preserve">  // ==========================================</w:t>
+      </w:r>
+    </w:p>
+    <w:p>
+      <w:pPr>
+        <w:rPr>
+          <w:rFonts w:ascii="Lucida Console" w:hAnsi="Lucida Console"/>
+          <w:sz w:val="16"/>
+          <w:szCs w:val="16"/>
+        </w:rPr>
+      </w:pPr>
+      <w:r>
+        <w:rPr>
+          <w:rFonts w:ascii="Lucida Console" w:hAnsi="Lucida Console"/>
+          <w:sz w:val="16"/>
+          <w:szCs w:val="16"/>
+        </w:rPr>
+        <w:t xml:space="preserve">  // PRUEBAS PARA: guardar / Validación Mascotas</w:t>
+      </w:r>
+    </w:p>
+    <w:p>
+      <w:pPr>
+        <w:rPr>
+          <w:rFonts w:ascii="Lucida Console" w:hAnsi="Lucida Console"/>
+          <w:sz w:val="16"/>
+          <w:szCs w:val="16"/>
+        </w:rPr>
+      </w:pPr>
+      <w:r>
+        <w:rPr>
+          <w:rFonts w:ascii="Lucida Console" w:hAnsi="Lucida Console"/>
+          <w:sz w:val="16"/>
+          <w:szCs w:val="16"/>
+        </w:rPr>
+        <w:t xml:space="preserve">  // ==========================================</w:t>
+      </w:r>
+    </w:p>
+    <w:p>
+      <w:pPr>
+        <w:rPr>
+          <w:rFonts w:ascii="Lucida Console" w:hAnsi="Lucida Console"/>
+          <w:sz w:val="16"/>
+          <w:szCs w:val="16"/>
+        </w:rPr>
+      </w:pPr>
+      <w:r>
+        <w:rPr>
+          <w:rFonts w:ascii="Lucida Console" w:hAnsi="Lucida Console"/>
+          <w:sz w:val="16"/>
+          <w:szCs w:val="16"/>
+        </w:rPr>
+        <w:t xml:space="preserve">  @Test</w:t>
+      </w:r>
+    </w:p>
+    <w:p>
+      <w:pPr>
+        <w:rPr>
+          <w:rFonts w:ascii="Lucida Console" w:hAnsi="Lucida Console"/>
+          <w:sz w:val="16"/>
+          <w:szCs w:val="16"/>
+        </w:rPr>
+      </w:pPr>
+      <w:r>
+        <w:rPr>
+          <w:rFonts w:ascii="Lucida Console" w:hAnsi="Lucida Console"/>
+          <w:sz w:val="16"/>
+          <w:szCs w:val="16"/>
+        </w:rPr>
+        <w:t xml:space="preserve">  </w:t>
+      </w:r>
+      <w:proofErr w:type="spellStart"/>
+      <w:r>
+        <w:rPr>
+          <w:rFonts w:ascii="Lucida Console" w:hAnsi="Lucida Console"/>
+          <w:sz w:val="16"/>
+          <w:szCs w:val="16"/>
+        </w:rPr>
+        <w:t>public</w:t>
+      </w:r>
+      <w:proofErr w:type="spellEnd"/>
+      <w:r>
+        <w:rPr>
+          <w:rFonts w:ascii="Lucida Console" w:hAnsi="Lucida Console"/>
+          <w:sz w:val="16"/>
+          <w:szCs w:val="16"/>
+        </w:rPr>
+        <w:t xml:space="preserve"> </w:t>
+      </w:r>
+      <w:proofErr w:type="spellStart"/>
+      <w:r>
+        <w:rPr>
+          <w:rFonts w:ascii="Lucida Console" w:hAnsi="Lucida Console"/>
+          <w:sz w:val="16"/>
+          <w:szCs w:val="16"/>
+        </w:rPr>
+        <w:t>void</w:t>
+      </w:r>
+      <w:proofErr w:type="spellEnd"/>
+      <w:r>
+        <w:rPr>
+          <w:rFonts w:ascii="Lucida Console" w:hAnsi="Lucida Console"/>
+          <w:sz w:val="16"/>
+          <w:szCs w:val="16"/>
+        </w:rPr>
+        <w:t xml:space="preserve"> </w:t>
+      </w:r>
+      <w:proofErr w:type="spellStart"/>
+      <w:r>
+        <w:rPr>
+          <w:rFonts w:ascii="Lucida Console" w:hAnsi="Lucida Console"/>
+          <w:sz w:val="16"/>
+          <w:szCs w:val="16"/>
+        </w:rPr>
+        <w:t>testGuardar_</w:t>
+      </w:r>
+      <w:proofErr w:type="gramStart"/>
+      <w:r>
+        <w:rPr>
+          <w:rFonts w:ascii="Lucida Console" w:hAnsi="Lucida Console"/>
+          <w:sz w:val="16"/>
+          <w:szCs w:val="16"/>
+        </w:rPr>
+        <w:t>ErrorListaMascotasVacia</w:t>
+      </w:r>
+      <w:proofErr w:type="spellEnd"/>
+      <w:r>
+        <w:rPr>
+          <w:rFonts w:ascii="Lucida Console" w:hAnsi="Lucida Console"/>
+          <w:sz w:val="16"/>
+          <w:szCs w:val="16"/>
+        </w:rPr>
+        <w:t>(</w:t>
+      </w:r>
+      <w:proofErr w:type="gramEnd"/>
+      <w:r>
+        <w:rPr>
+          <w:rFonts w:ascii="Lucida Console" w:hAnsi="Lucida Console"/>
+          <w:sz w:val="16"/>
+          <w:szCs w:val="16"/>
+        </w:rPr>
+        <w:t>) {</w:t>
+      </w:r>
+    </w:p>
+    <w:p>
+      <w:pPr>
+        <w:rPr>
+          <w:rFonts w:ascii="Lucida Console" w:hAnsi="Lucida Console"/>
+          <w:sz w:val="16"/>
+          <w:szCs w:val="16"/>
+          <w:lang w:val="en-US"/>
+        </w:rPr>
+      </w:pPr>
+      <w:r>
+        <w:rPr>
+          <w:rFonts w:ascii="Lucida Console" w:hAnsi="Lucida Console"/>
+          <w:sz w:val="16"/>
+          <w:szCs w:val="16"/>
+        </w:rPr>
+        <w:t xml:space="preserve">    </w:t>
+      </w:r>
+      <w:r>
+        <w:rPr>
+          <w:rFonts w:ascii="Lucida Console" w:hAnsi="Lucida Console"/>
+          <w:sz w:val="16"/>
+          <w:szCs w:val="16"/>
+          <w:lang w:val="en-US"/>
+        </w:rPr>
+        <w:t>List&lt;</w:t>
+      </w:r>
+      <w:proofErr w:type="spellStart"/>
+      <w:r>
+        <w:rPr>
+          <w:rFonts w:ascii="Lucida Console" w:hAnsi="Lucida Console"/>
+          <w:sz w:val="16"/>
+          <w:szCs w:val="16"/>
+          <w:lang w:val="en-US"/>
+        </w:rPr>
+        <w:t>ModeloMascota</w:t>
+      </w:r>
+      <w:proofErr w:type="spellEnd"/>
+      <w:r>
+        <w:rPr>
+          <w:rFonts w:ascii="Lucida Console" w:hAnsi="Lucida Console"/>
+          <w:sz w:val="16"/>
+          <w:szCs w:val="16"/>
+          <w:lang w:val="en-US"/>
+        </w:rPr>
+        <w:t xml:space="preserve">&gt; </w:t>
+      </w:r>
+      <w:proofErr w:type="spellStart"/>
+      <w:r>
+        <w:rPr>
+          <w:rFonts w:ascii="Lucida Console" w:hAnsi="Lucida Console"/>
+          <w:sz w:val="16"/>
+          <w:szCs w:val="16"/>
+          <w:lang w:val="en-US"/>
+        </w:rPr>
+        <w:t>listaVacia</w:t>
+      </w:r>
+      <w:proofErr w:type="spellEnd"/>
+      <w:r>
+        <w:rPr>
+          <w:rFonts w:ascii="Lucida Console" w:hAnsi="Lucida Console"/>
+          <w:sz w:val="16"/>
+          <w:szCs w:val="16"/>
+          <w:lang w:val="en-US"/>
+        </w:rPr>
+        <w:t xml:space="preserve"> = new ArrayList&lt;</w:t>
+      </w:r>
+      <w:proofErr w:type="gramStart"/>
+      <w:r>
+        <w:rPr>
+          <w:rFonts w:ascii="Lucida Console" w:hAnsi="Lucida Console"/>
+          <w:sz w:val="16"/>
+          <w:szCs w:val="16"/>
+          <w:lang w:val="en-US"/>
+        </w:rPr>
+        <w:t>&gt;(</w:t>
+      </w:r>
+      <w:proofErr w:type="gramEnd"/>
+      <w:r>
+        <w:rPr>
+          <w:rFonts w:ascii="Lucida Console" w:hAnsi="Lucida Console"/>
+          <w:sz w:val="16"/>
+          <w:szCs w:val="16"/>
+          <w:lang w:val="en-US"/>
+        </w:rPr>
+        <w:t>);</w:t>
+      </w:r>
+    </w:p>
+    <w:p>
+      <w:pPr>
+        <w:rPr>
+          <w:rFonts w:ascii="Lucida Console" w:hAnsi="Lucida Console"/>
+          <w:sz w:val="16"/>
+          <w:szCs w:val="16"/>
+          <w:lang w:val="en-US"/>
+        </w:rPr>
+      </w:pPr>
+    </w:p>
+    <w:p>
+      <w:pPr>
+        <w:rPr>
+          <w:rFonts w:ascii="Lucida Console" w:hAnsi="Lucida Console"/>
+          <w:sz w:val="16"/>
+          <w:szCs w:val="16"/>
+          <w:lang w:val="en-US"/>
+        </w:rPr>
+      </w:pPr>
+      <w:r>
+        <w:rPr>
+          <w:rFonts w:ascii="Lucida Console" w:hAnsi="Lucida Console"/>
+          <w:sz w:val="16"/>
+          <w:szCs w:val="16"/>
+          <w:lang w:val="en-US"/>
+        </w:rPr>
+        <w:t xml:space="preserve">    Exception </w:t>
+      </w:r>
+      <w:proofErr w:type="spellStart"/>
+      <w:r>
+        <w:rPr>
+          <w:rFonts w:ascii="Lucida Console" w:hAnsi="Lucida Console"/>
+          <w:sz w:val="16"/>
+          <w:szCs w:val="16"/>
+          <w:lang w:val="en-US"/>
+        </w:rPr>
+        <w:t>exception</w:t>
+      </w:r>
+      <w:proofErr w:type="spellEnd"/>
+      <w:r>
+        <w:rPr>
+          <w:rFonts w:ascii="Lucida Console" w:hAnsi="Lucida Console"/>
+          <w:sz w:val="16"/>
+          <w:szCs w:val="16"/>
+          <w:lang w:val="en-US"/>
+        </w:rPr>
+        <w:t xml:space="preserve"> = </w:t>
+      </w:r>
+      <w:proofErr w:type="spellStart"/>
+      <w:proofErr w:type="gramStart"/>
+      <w:r>
+        <w:rPr>
+          <w:rFonts w:ascii="Lucida Console" w:hAnsi="Lucida Console"/>
+          <w:sz w:val="16"/>
+          <w:szCs w:val="16"/>
+          <w:lang w:val="en-US"/>
+        </w:rPr>
+        <w:t>assertThrows</w:t>
+      </w:r>
+      <w:proofErr w:type="spellEnd"/>
+      <w:r>
+        <w:rPr>
+          <w:rFonts w:ascii="Lucida Console" w:hAnsi="Lucida Console"/>
+          <w:sz w:val="16"/>
+          <w:szCs w:val="16"/>
+          <w:lang w:val="en-US"/>
+        </w:rPr>
+        <w:t>(</w:t>
+      </w:r>
+      <w:proofErr w:type="spellStart"/>
+      <w:proofErr w:type="gramEnd"/>
+      <w:r>
+        <w:rPr>
+          <w:rFonts w:ascii="Lucida Console" w:hAnsi="Lucida Console"/>
+          <w:sz w:val="16"/>
+          <w:szCs w:val="16"/>
+          <w:lang w:val="en-US"/>
+        </w:rPr>
+        <w:t>Exception.class</w:t>
+      </w:r>
+      <w:proofErr w:type="spellEnd"/>
+      <w:r>
+        <w:rPr>
+          <w:rFonts w:ascii="Lucida Console" w:hAnsi="Lucida Console"/>
+          <w:sz w:val="16"/>
+          <w:szCs w:val="16"/>
+          <w:lang w:val="en-US"/>
+        </w:rPr>
+        <w:t>, () -&gt; {</w:t>
+      </w:r>
+    </w:p>
+    <w:p>
+      <w:pPr>
+        <w:rPr>
+          <w:rFonts w:ascii="Lucida Console" w:hAnsi="Lucida Console"/>
+          <w:sz w:val="16"/>
+          <w:szCs w:val="16"/>
+        </w:rPr>
+      </w:pPr>
+      <w:r>
+        <w:rPr>
+          <w:rFonts w:ascii="Lucida Console" w:hAnsi="Lucida Console"/>
+          <w:sz w:val="16"/>
+          <w:szCs w:val="16"/>
+          <w:lang w:val="en-US"/>
+        </w:rPr>
+        <w:t xml:space="preserve">      </w:t>
+      </w:r>
+      <w:proofErr w:type="spellStart"/>
+      <w:proofErr w:type="gramStart"/>
+      <w:r>
+        <w:rPr>
+          <w:rFonts w:ascii="Lucida Console" w:hAnsi="Lucida Console"/>
+          <w:sz w:val="16"/>
+          <w:szCs w:val="16"/>
+        </w:rPr>
+        <w:t>controlador.guardar</w:t>
+      </w:r>
+      <w:proofErr w:type="spellEnd"/>
+      <w:proofErr w:type="gramEnd"/>
+      <w:r>
+        <w:rPr>
+          <w:rFonts w:ascii="Lucida Console" w:hAnsi="Lucida Console"/>
+          <w:sz w:val="16"/>
+          <w:szCs w:val="16"/>
+        </w:rPr>
+        <w:t>(</w:t>
+      </w:r>
+      <w:proofErr w:type="spellStart"/>
+      <w:r>
+        <w:rPr>
+          <w:rFonts w:ascii="Lucida Console" w:hAnsi="Lucida Console"/>
+          <w:sz w:val="16"/>
+          <w:szCs w:val="16"/>
+        </w:rPr>
+        <w:t>clienteValido</w:t>
+      </w:r>
+      <w:proofErr w:type="spellEnd"/>
+      <w:r>
+        <w:rPr>
+          <w:rFonts w:ascii="Lucida Console" w:hAnsi="Lucida Console"/>
+          <w:sz w:val="16"/>
+          <w:szCs w:val="16"/>
+        </w:rPr>
+        <w:t xml:space="preserve">, </w:t>
+      </w:r>
+      <w:proofErr w:type="spellStart"/>
+      <w:r>
+        <w:rPr>
+          <w:rFonts w:ascii="Lucida Console" w:hAnsi="Lucida Console"/>
+          <w:sz w:val="16"/>
+          <w:szCs w:val="16"/>
+        </w:rPr>
+        <w:t>listaVacia</w:t>
+      </w:r>
+      <w:proofErr w:type="spellEnd"/>
+      <w:r>
+        <w:rPr>
+          <w:rFonts w:ascii="Lucida Console" w:hAnsi="Lucida Console"/>
+          <w:sz w:val="16"/>
+          <w:szCs w:val="16"/>
+        </w:rPr>
+        <w:t>);</w:t>
+      </w:r>
+    </w:p>
+    <w:p>
+      <w:pPr>
+        <w:rPr>
+          <w:rFonts w:ascii="Lucida Console" w:hAnsi="Lucida Console"/>
+          <w:sz w:val="16"/>
+          <w:szCs w:val="16"/>
+        </w:rPr>
+      </w:pPr>
+      <w:r>
+        <w:rPr>
+          <w:rFonts w:ascii="Lucida Console" w:hAnsi="Lucida Console"/>
+          <w:sz w:val="16"/>
+          <w:szCs w:val="16"/>
+        </w:rPr>
+        <w:t xml:space="preserve">    });</w:t>
+      </w:r>
+    </w:p>
+    <w:p>
+      <w:pPr>
+        <w:rPr>
+          <w:rFonts w:ascii="Lucida Console" w:hAnsi="Lucida Console"/>
+          <w:sz w:val="16"/>
+          <w:szCs w:val="16"/>
+        </w:rPr>
+      </w:pPr>
+    </w:p>
+    <w:p>
+      <w:pPr>
+        <w:rPr>
+          <w:rFonts w:ascii="Lucida Console" w:hAnsi="Lucida Console"/>
+          <w:sz w:val="16"/>
+          <w:szCs w:val="16"/>
+        </w:rPr>
+      </w:pPr>
+      <w:r>
+        <w:rPr>
+          <w:rFonts w:ascii="Lucida Console" w:hAnsi="Lucida Console"/>
+          <w:sz w:val="16"/>
+          <w:szCs w:val="16"/>
+        </w:rPr>
+        <w:t xml:space="preserve">    </w:t>
+      </w:r>
+      <w:proofErr w:type="spellStart"/>
+      <w:proofErr w:type="gramStart"/>
+      <w:r>
+        <w:rPr>
+          <w:rFonts w:ascii="Lucida Console" w:hAnsi="Lucida Console"/>
+          <w:sz w:val="16"/>
+          <w:szCs w:val="16"/>
+        </w:rPr>
+        <w:t>assertEquals</w:t>
+      </w:r>
+      <w:proofErr w:type="spellEnd"/>
+      <w:r>
+        <w:rPr>
+          <w:rFonts w:ascii="Lucida Console" w:hAnsi="Lucida Console"/>
+          <w:sz w:val="16"/>
+          <w:szCs w:val="16"/>
+        </w:rPr>
+        <w:t>(</w:t>
+      </w:r>
+      <w:proofErr w:type="gramEnd"/>
+      <w:r>
+        <w:rPr>
+          <w:rFonts w:ascii="Lucida Console" w:hAnsi="Lucida Console"/>
+          <w:sz w:val="16"/>
+          <w:szCs w:val="16"/>
+        </w:rPr>
+        <w:t xml:space="preserve">"Debe ingresar al menos una mascota", </w:t>
+      </w:r>
+      <w:proofErr w:type="spellStart"/>
+      <w:proofErr w:type="gramStart"/>
+      <w:r>
+        <w:rPr>
+          <w:rFonts w:ascii="Lucida Console" w:hAnsi="Lucida Console"/>
+          <w:sz w:val="16"/>
+          <w:szCs w:val="16"/>
+        </w:rPr>
+        <w:t>exception.getMessage</w:t>
+      </w:r>
+      <w:proofErr w:type="spellEnd"/>
+      <w:proofErr w:type="gramEnd"/>
+      <w:r>
+        <w:rPr>
+          <w:rFonts w:ascii="Lucida Console" w:hAnsi="Lucida Console"/>
+          <w:sz w:val="16"/>
+          <w:szCs w:val="16"/>
+        </w:rPr>
+        <w:t>());</w:t>
+      </w:r>
+    </w:p>
+    <w:p>
+      <w:pPr>
+        <w:rPr>
+          <w:rFonts w:ascii="Lucida Console" w:hAnsi="Lucida Console"/>
+          <w:sz w:val="16"/>
+          <w:szCs w:val="16"/>
+        </w:rPr>
+      </w:pPr>
+      <w:r>
+        <w:rPr>
+          <w:rFonts w:ascii="Lucida Console" w:hAnsi="Lucida Console"/>
+          <w:sz w:val="16"/>
+          <w:szCs w:val="16"/>
+        </w:rPr>
+        <w:t xml:space="preserve">  }</w:t>
+      </w:r>
+    </w:p>
+    <w:p>
+      <w:pPr>
+        <w:rPr>
+          <w:rFonts w:ascii="Lucida Console" w:hAnsi="Lucida Console"/>
+          <w:sz w:val="16"/>
+          <w:szCs w:val="16"/>
+        </w:rPr>
+      </w:pPr>
+    </w:p>
+    <w:p>
+      <w:pPr>
+        <w:rPr>
+          <w:rFonts w:ascii="Lucida Console" w:hAnsi="Lucida Console"/>
+          <w:sz w:val="16"/>
+          <w:szCs w:val="16"/>
+        </w:rPr>
+      </w:pPr>
+      <w:r>
+        <w:rPr>
+          <w:rFonts w:ascii="Lucida Console" w:hAnsi="Lucida Console"/>
+          <w:sz w:val="16"/>
+          <w:szCs w:val="16"/>
+        </w:rPr>
+        <w:t xml:space="preserve">  @Test</w:t>
+      </w:r>
+    </w:p>
+    <w:p>
+      <w:pPr>
+        <w:rPr>
+          <w:rFonts w:ascii="Lucida Console" w:hAnsi="Lucida Console"/>
+          <w:sz w:val="16"/>
+          <w:szCs w:val="16"/>
+        </w:rPr>
+      </w:pPr>
+      <w:r>
+        <w:rPr>
+          <w:rFonts w:ascii="Lucida Console" w:hAnsi="Lucida Console"/>
+          <w:sz w:val="16"/>
+          <w:szCs w:val="16"/>
+        </w:rPr>
+        <w:t xml:space="preserve">  </w:t>
+      </w:r>
+      <w:proofErr w:type="spellStart"/>
+      <w:r>
+        <w:rPr>
+          <w:rFonts w:ascii="Lucida Console" w:hAnsi="Lucida Console"/>
+          <w:sz w:val="16"/>
+          <w:szCs w:val="16"/>
+        </w:rPr>
+        <w:t>public</w:t>
+      </w:r>
+      <w:proofErr w:type="spellEnd"/>
+      <w:r>
+        <w:rPr>
+          <w:rFonts w:ascii="Lucida Console" w:hAnsi="Lucida Console"/>
+          <w:sz w:val="16"/>
+          <w:szCs w:val="16"/>
+        </w:rPr>
+        <w:t xml:space="preserve"> </w:t>
+      </w:r>
+      <w:proofErr w:type="spellStart"/>
+      <w:r>
+        <w:rPr>
+          <w:rFonts w:ascii="Lucida Console" w:hAnsi="Lucida Console"/>
+          <w:sz w:val="16"/>
+          <w:szCs w:val="16"/>
+        </w:rPr>
+        <w:t>void</w:t>
+      </w:r>
+      <w:proofErr w:type="spellEnd"/>
+      <w:r>
+        <w:rPr>
+          <w:rFonts w:ascii="Lucida Console" w:hAnsi="Lucida Console"/>
+          <w:sz w:val="16"/>
+          <w:szCs w:val="16"/>
+        </w:rPr>
+        <w:t xml:space="preserve"> </w:t>
+      </w:r>
+      <w:proofErr w:type="spellStart"/>
+      <w:r>
+        <w:rPr>
+          <w:rFonts w:ascii="Lucida Console" w:hAnsi="Lucida Console"/>
+          <w:sz w:val="16"/>
+          <w:szCs w:val="16"/>
+        </w:rPr>
+        <w:t>testGuardar_</w:t>
+      </w:r>
+      <w:proofErr w:type="gramStart"/>
+      <w:r>
+        <w:rPr>
+          <w:rFonts w:ascii="Lucida Console" w:hAnsi="Lucida Console"/>
+          <w:sz w:val="16"/>
+          <w:szCs w:val="16"/>
+        </w:rPr>
+        <w:t>ErrorNombreMascotaInvalido</w:t>
+      </w:r>
+      <w:proofErr w:type="spellEnd"/>
+      <w:r>
+        <w:rPr>
+          <w:rFonts w:ascii="Lucida Console" w:hAnsi="Lucida Console"/>
+          <w:sz w:val="16"/>
+          <w:szCs w:val="16"/>
+        </w:rPr>
+        <w:t>(</w:t>
+      </w:r>
+      <w:proofErr w:type="gramEnd"/>
+      <w:r>
+        <w:rPr>
+          <w:rFonts w:ascii="Lucida Console" w:hAnsi="Lucida Console"/>
+          <w:sz w:val="16"/>
+          <w:szCs w:val="16"/>
+        </w:rPr>
+        <w:t>) {</w:t>
+      </w:r>
+    </w:p>
+    <w:p>
+      <w:pPr>
+        <w:rPr>
+          <w:rFonts w:ascii="Lucida Console" w:hAnsi="Lucida Console"/>
+          <w:sz w:val="16"/>
+          <w:szCs w:val="16"/>
+        </w:rPr>
+      </w:pPr>
+      <w:r>
+        <w:rPr>
+          <w:rFonts w:ascii="Lucida Console" w:hAnsi="Lucida Console"/>
+          <w:sz w:val="16"/>
+          <w:szCs w:val="16"/>
+        </w:rPr>
+        <w:t xml:space="preserve">    </w:t>
+      </w:r>
+      <w:proofErr w:type="spellStart"/>
+      <w:r>
+        <w:rPr>
+          <w:rFonts w:ascii="Lucida Console" w:hAnsi="Lucida Console"/>
+          <w:sz w:val="16"/>
+          <w:szCs w:val="16"/>
+        </w:rPr>
+        <w:t>listaMascotasValida.get</w:t>
+      </w:r>
+      <w:proofErr w:type="spellEnd"/>
+      <w:r>
+        <w:rPr>
+          <w:rFonts w:ascii="Lucida Console" w:hAnsi="Lucida Console"/>
+          <w:sz w:val="16"/>
+          <w:szCs w:val="16"/>
+        </w:rPr>
+        <w:t>(0</w:t>
+      </w:r>
+      <w:proofErr w:type="gramStart"/>
+      <w:r>
+        <w:rPr>
+          <w:rFonts w:ascii="Lucida Console" w:hAnsi="Lucida Console"/>
+          <w:sz w:val="16"/>
+          <w:szCs w:val="16"/>
+        </w:rPr>
+        <w:t>).</w:t>
+      </w:r>
+      <w:proofErr w:type="spellStart"/>
+      <w:r>
+        <w:rPr>
+          <w:rFonts w:ascii="Lucida Console" w:hAnsi="Lucida Console"/>
+          <w:sz w:val="16"/>
+          <w:szCs w:val="16"/>
+        </w:rPr>
+        <w:t>setNombre</w:t>
+      </w:r>
+      <w:proofErr w:type="spellEnd"/>
+      <w:proofErr w:type="gramEnd"/>
+      <w:r>
+        <w:rPr>
+          <w:rFonts w:ascii="Lucida Console" w:hAnsi="Lucida Console"/>
+          <w:sz w:val="16"/>
+          <w:szCs w:val="16"/>
+        </w:rPr>
+        <w:t>(""); // Nombre vacío viola regla de negocio</w:t>
+      </w:r>
+    </w:p>
+    <w:p>
+      <w:pPr>
+        <w:rPr>
+          <w:rFonts w:ascii="Lucida Console" w:hAnsi="Lucida Console"/>
+          <w:sz w:val="16"/>
+          <w:szCs w:val="16"/>
+        </w:rPr>
+      </w:pPr>
+    </w:p>
+    <w:p>
+      <w:pPr>
+        <w:rPr>
+          <w:rFonts w:ascii="Lucida Console" w:hAnsi="Lucida Console"/>
+          <w:sz w:val="16"/>
+          <w:szCs w:val="16"/>
+          <w:lang w:val="en-US"/>
+        </w:rPr>
+      </w:pPr>
+      <w:r>
+        <w:rPr>
+          <w:rFonts w:ascii="Lucida Console" w:hAnsi="Lucida Console"/>
+          <w:sz w:val="16"/>
+          <w:szCs w:val="16"/>
+        </w:rPr>
+        <w:t xml:space="preserve">    </w:t>
+      </w:r>
+      <w:r>
+        <w:rPr>
+          <w:rFonts w:ascii="Lucida Console" w:hAnsi="Lucida Console"/>
+          <w:sz w:val="16"/>
+          <w:szCs w:val="16"/>
+          <w:lang w:val="en-US"/>
+        </w:rPr>
+        <w:t xml:space="preserve">Exception </w:t>
+      </w:r>
+      <w:proofErr w:type="spellStart"/>
+      <w:r>
+        <w:rPr>
+          <w:rFonts w:ascii="Lucida Console" w:hAnsi="Lucida Console"/>
+          <w:sz w:val="16"/>
+          <w:szCs w:val="16"/>
+          <w:lang w:val="en-US"/>
+        </w:rPr>
+        <w:t>exception</w:t>
+      </w:r>
+      <w:proofErr w:type="spellEnd"/>
+      <w:r>
+        <w:rPr>
+          <w:rFonts w:ascii="Lucida Console" w:hAnsi="Lucida Console"/>
+          <w:sz w:val="16"/>
+          <w:szCs w:val="16"/>
+          <w:lang w:val="en-US"/>
+        </w:rPr>
+        <w:t xml:space="preserve"> = </w:t>
+      </w:r>
+      <w:proofErr w:type="spellStart"/>
+      <w:proofErr w:type="gramStart"/>
+      <w:r>
+        <w:rPr>
+          <w:rFonts w:ascii="Lucida Console" w:hAnsi="Lucida Console"/>
+          <w:sz w:val="16"/>
+          <w:szCs w:val="16"/>
+          <w:lang w:val="en-US"/>
+        </w:rPr>
+        <w:t>assertThrows</w:t>
+      </w:r>
+      <w:proofErr w:type="spellEnd"/>
+      <w:r>
+        <w:rPr>
+          <w:rFonts w:ascii="Lucida Console" w:hAnsi="Lucida Console"/>
+          <w:sz w:val="16"/>
+          <w:szCs w:val="16"/>
+          <w:lang w:val="en-US"/>
+        </w:rPr>
+        <w:t>(</w:t>
+      </w:r>
+      <w:proofErr w:type="spellStart"/>
+      <w:proofErr w:type="gramEnd"/>
+      <w:r>
+        <w:rPr>
+          <w:rFonts w:ascii="Lucida Console" w:hAnsi="Lucida Console"/>
+          <w:sz w:val="16"/>
+          <w:szCs w:val="16"/>
+          <w:lang w:val="en-US"/>
+        </w:rPr>
+        <w:t>Exception.class</w:t>
+      </w:r>
+      <w:proofErr w:type="spellEnd"/>
+      <w:r>
+        <w:rPr>
+          <w:rFonts w:ascii="Lucida Console" w:hAnsi="Lucida Console"/>
+          <w:sz w:val="16"/>
+          <w:szCs w:val="16"/>
+          <w:lang w:val="en-US"/>
+        </w:rPr>
+        <w:t>, () -&gt; {</w:t>
+      </w:r>
+    </w:p>
+    <w:p>
+      <w:pPr>
+        <w:rPr>
+          <w:rFonts w:ascii="Lucida Console" w:hAnsi="Lucida Console"/>
+          <w:sz w:val="16"/>
+          <w:szCs w:val="16"/>
+        </w:rPr>
+      </w:pPr>
+      <w:r>
+        <w:rPr>
+          <w:rFonts w:ascii="Lucida Console" w:hAnsi="Lucida Console"/>
+          <w:sz w:val="16"/>
+          <w:szCs w:val="16"/>
+          <w:lang w:val="en-US"/>
+        </w:rPr>
+        <w:t xml:space="preserve">      </w:t>
+      </w:r>
+      <w:proofErr w:type="spellStart"/>
+      <w:proofErr w:type="gramStart"/>
+      <w:r>
+        <w:rPr>
+          <w:rFonts w:ascii="Lucida Console" w:hAnsi="Lucida Console"/>
+          <w:sz w:val="16"/>
+          <w:szCs w:val="16"/>
+        </w:rPr>
+        <w:t>controlador.guardar</w:t>
+      </w:r>
+      <w:proofErr w:type="spellEnd"/>
+      <w:proofErr w:type="gramEnd"/>
+      <w:r>
+        <w:rPr>
+          <w:rFonts w:ascii="Lucida Console" w:hAnsi="Lucida Console"/>
+          <w:sz w:val="16"/>
+          <w:szCs w:val="16"/>
+        </w:rPr>
+        <w:t>(</w:t>
+      </w:r>
+      <w:proofErr w:type="spellStart"/>
+      <w:r>
+        <w:rPr>
+          <w:rFonts w:ascii="Lucida Console" w:hAnsi="Lucida Console"/>
+          <w:sz w:val="16"/>
+          <w:szCs w:val="16"/>
+        </w:rPr>
+        <w:t>clienteValido</w:t>
+      </w:r>
+      <w:proofErr w:type="spellEnd"/>
+      <w:r>
+        <w:rPr>
+          <w:rFonts w:ascii="Lucida Console" w:hAnsi="Lucida Console"/>
+          <w:sz w:val="16"/>
+          <w:szCs w:val="16"/>
+        </w:rPr>
+        <w:t xml:space="preserve">, </w:t>
+      </w:r>
+      <w:proofErr w:type="spellStart"/>
+      <w:r>
+        <w:rPr>
+          <w:rFonts w:ascii="Lucida Console" w:hAnsi="Lucida Console"/>
+          <w:sz w:val="16"/>
+          <w:szCs w:val="16"/>
+        </w:rPr>
+        <w:t>listaMascotasValida</w:t>
+      </w:r>
+      <w:proofErr w:type="spellEnd"/>
+      <w:r>
+        <w:rPr>
+          <w:rFonts w:ascii="Lucida Console" w:hAnsi="Lucida Console"/>
+          <w:sz w:val="16"/>
+          <w:szCs w:val="16"/>
+        </w:rPr>
+        <w:t>);</w:t>
+      </w:r>
+    </w:p>
+    <w:p>
+      <w:pPr>
+        <w:rPr>
+          <w:rFonts w:ascii="Lucida Console" w:hAnsi="Lucida Console"/>
+          <w:sz w:val="16"/>
+          <w:szCs w:val="16"/>
+        </w:rPr>
+      </w:pPr>
+      <w:r>
+        <w:rPr>
+          <w:rFonts w:ascii="Lucida Console" w:hAnsi="Lucida Console"/>
+          <w:sz w:val="16"/>
+          <w:szCs w:val="16"/>
+        </w:rPr>
+        <w:t xml:space="preserve">    });</w:t>
+      </w:r>
+    </w:p>
+    <w:p>
+      <w:pPr>
+        <w:rPr>
+          <w:rFonts w:ascii="Lucida Console" w:hAnsi="Lucida Console"/>
+          <w:sz w:val="16"/>
+          <w:szCs w:val="16"/>
+        </w:rPr>
+      </w:pPr>
+    </w:p>
+    <w:p>
+      <w:pPr>
+        <w:rPr>
+          <w:rFonts w:ascii="Lucida Console" w:hAnsi="Lucida Console"/>
+          <w:sz w:val="16"/>
+          <w:szCs w:val="16"/>
+        </w:rPr>
+      </w:pPr>
+      <w:r>
+        <w:rPr>
+          <w:rFonts w:ascii="Lucida Console" w:hAnsi="Lucida Console"/>
+          <w:sz w:val="16"/>
+          <w:szCs w:val="16"/>
+        </w:rPr>
+        <w:t xml:space="preserve">    </w:t>
+      </w:r>
+      <w:proofErr w:type="spellStart"/>
+      <w:proofErr w:type="gramStart"/>
+      <w:r>
+        <w:rPr>
+          <w:rFonts w:ascii="Lucida Console" w:hAnsi="Lucida Console"/>
+          <w:sz w:val="16"/>
+          <w:szCs w:val="16"/>
+        </w:rPr>
+        <w:t>assertEquals</w:t>
+      </w:r>
+      <w:proofErr w:type="spellEnd"/>
+      <w:r>
+        <w:rPr>
+          <w:rFonts w:ascii="Lucida Console" w:hAnsi="Lucida Console"/>
+          <w:sz w:val="16"/>
+          <w:szCs w:val="16"/>
+        </w:rPr>
+        <w:t>(</w:t>
+      </w:r>
+      <w:proofErr w:type="gramEnd"/>
+      <w:r>
+        <w:rPr>
+          <w:rFonts w:ascii="Lucida Console" w:hAnsi="Lucida Console"/>
+          <w:sz w:val="16"/>
+          <w:szCs w:val="16"/>
+        </w:rPr>
+        <w:t xml:space="preserve">"Nombre de mascota requerido", </w:t>
+      </w:r>
+      <w:proofErr w:type="spellStart"/>
+      <w:proofErr w:type="gramStart"/>
+      <w:r>
+        <w:rPr>
+          <w:rFonts w:ascii="Lucida Console" w:hAnsi="Lucida Console"/>
+          <w:sz w:val="16"/>
+          <w:szCs w:val="16"/>
+        </w:rPr>
+        <w:t>exception.getMessage</w:t>
+      </w:r>
+      <w:proofErr w:type="spellEnd"/>
+      <w:proofErr w:type="gramEnd"/>
+      <w:r>
+        <w:rPr>
+          <w:rFonts w:ascii="Lucida Console" w:hAnsi="Lucida Console"/>
+          <w:sz w:val="16"/>
+          <w:szCs w:val="16"/>
+        </w:rPr>
+        <w:t>());</w:t>
+      </w:r>
+    </w:p>
+    <w:p>
+      <w:pPr>
+        <w:rPr>
+          <w:rFonts w:ascii="Lucida Console" w:hAnsi="Lucida Console"/>
+          <w:sz w:val="16"/>
+          <w:szCs w:val="16"/>
+        </w:rPr>
+      </w:pPr>
+      <w:r>
+        <w:rPr>
+          <w:rFonts w:ascii="Lucida Console" w:hAnsi="Lucida Console"/>
+          <w:sz w:val="16"/>
+          <w:szCs w:val="16"/>
+        </w:rPr>
+        <w:t xml:space="preserve">  }</w:t>
+      </w:r>
+    </w:p>
+    <w:p>
+      <w:pPr>
+        <w:rPr>
+          <w:rFonts w:ascii="Lucida Console" w:hAnsi="Lucida Console"/>
+          <w:sz w:val="16"/>
+          <w:szCs w:val="16"/>
+        </w:rPr>
+      </w:pPr>
       <w:r>
         <w:rPr>
           <w:rFonts w:ascii="Lucida Console" w:hAnsi="Lucida Console"/>
@@ -6004,6 +7546,7 @@
           <w:sz w:val="16"/>
           <w:szCs w:val="16"/>
         </w:rPr>
+        <w:lastRenderedPageBreak/>
         <w:drawing>
           <wp:inline distT="0" distB="0" distL="0" distR="0" wp14:anchorId="639174B6" wp14:editId="63AA8FB3">
             <wp:extent cx="5599430" cy="3169920"/>
@@ -6060,9 +7603,8 @@
         <w:rPr>
           <w:noProof/>
         </w:rPr>
-        <w:lastRenderedPageBreak/>
         <w:drawing>
-          <wp:inline distT="0" distB="0" distL="0" distR="0" wp14:anchorId="424E1226" wp14:editId="5EA7BA7F">
+          <wp:inline distT="0" distB="0" distL="0" distR="0" wp14:anchorId="424E1226" wp14:editId="30AB6766">
             <wp:extent cx="5599430" cy="3156585"/>
             <wp:effectExtent l="0" t="0" r="1270" b="5715"/>
             <wp:docPr id="1861628542" name="Imagen 12"/>
@@ -6144,10 +7686,18 @@
         <w:t xml:space="preserve"> La validación actual </w:t>
       </w:r>
       <w:r>
-        <w:t xml:space="preserve">para números telefónicos </w:t>
-      </w:r>
-      <w:r>
-        <w:t xml:space="preserve"> solo comprueba que contenga números. </w:t>
+        <w:t xml:space="preserve">para números </w:t>
+      </w:r>
+      <w:proofErr w:type="gramStart"/>
+      <w:r>
+        <w:t xml:space="preserve">telefónicos </w:t>
+      </w:r>
+      <w:r>
+        <w:t xml:space="preserve"> solo</w:t>
+      </w:r>
+      <w:proofErr w:type="gramEnd"/>
+      <w:r>
+        <w:t xml:space="preserve"> comprueba que contenga números. </w:t>
       </w:r>
       <w:r>
         <w:t xml:space="preserve">Se aconseja el </w:t>
@@ -6168,6 +7718,7 @@
           <w:b/>
           <w:bCs/>
         </w:rPr>
+        <w:lastRenderedPageBreak/>
         <w:t>Control Estricto de Conexiones:</w:t>
       </w:r>
       <w:r>
@@ -6177,7 +7728,31 @@
         <w:t xml:space="preserve">Se observa la implementación correcta del </w:t>
       </w:r>
       <w:r>
-        <w:t>cierre de conexiones relacionales dentro del bloque finally. Esto evita el desbordamiento de conexiones (Connection Leak) en el servidor de la base de datos.</w:t>
+        <w:t xml:space="preserve">cierre de conexiones relacionales dentro del bloque </w:t>
+      </w:r>
+      <w:proofErr w:type="spellStart"/>
+      <w:r>
+        <w:t>finally</w:t>
+      </w:r>
+      <w:proofErr w:type="spellEnd"/>
+      <w:r>
+        <w:t>. Esto evita el desbordamiento de conexiones (</w:t>
+      </w:r>
+      <w:proofErr w:type="spellStart"/>
+      <w:r>
+        <w:t>Connection</w:t>
+      </w:r>
+      <w:proofErr w:type="spellEnd"/>
+      <w:r>
+        <w:t xml:space="preserve"> </w:t>
+      </w:r>
+      <w:proofErr w:type="spellStart"/>
+      <w:r>
+        <w:t>Leak</w:t>
+      </w:r>
+      <w:proofErr w:type="spellEnd"/>
+      <w:r>
+        <w:t>) en el servidor de la base de datos.</w:t>
       </w:r>
     </w:p>
     <w:p>
@@ -6201,7 +7776,15 @@
         <w:t xml:space="preserve"> (activos)</w:t>
       </w:r>
       <w:r>
-        <w:t xml:space="preserve">. Sin embargo, en el método buscarPorNombreMascota, no </w:t>
+        <w:t xml:space="preserve">. Sin embargo, en el método </w:t>
+      </w:r>
+      <w:proofErr w:type="spellStart"/>
+      <w:r>
+        <w:t>buscarPorNombreMascota</w:t>
+      </w:r>
+      <w:proofErr w:type="spellEnd"/>
+      <w:r>
+        <w:t xml:space="preserve">, no </w:t>
       </w:r>
       <w:r>
         <w:t xml:space="preserve">se </w:t>
@@ -6226,6 +7809,16 @@
       </w:r>
     </w:p>
     <w:p/>
+    <w:p>
+      <w:r>
+        <w:t>Video de demostración:</w:t>
+      </w:r>
+    </w:p>
+    <w:p>
+      <w:r>
+        <w:t>https://github.com/mmjacho/SistemaDeGestionVeterinaria/blob/master/Docs/video_Cliente_Mascotas.mp4</w:t>
+      </w:r>
+    </w:p>
     <w:sectPr>
       <w:pgSz w:w="12240" w:h="15840"/>
       <w:pgMar w:top="1417" w:right="1701" w:bottom="1417" w:left="1701" w:header="708" w:footer="708" w:gutter="0"/>
@@ -9539,6 +11132,7 @@
   <w:style w:type="character" w:default="1" w:styleId="Fuentedeprrafopredeter">
     <w:name w:val="Default Paragraph Font"/>
     <w:uiPriority w:val="1"/>
+    <w:semiHidden/>
     <w:unhideWhenUsed/>
   </w:style>
   <w:style w:type="table" w:default="1" w:styleId="Tablanormal">
